--- a/Documentation.docx
+++ b/Documentation.docx
@@ -1094,43 +1094,7 @@
           <w:sz w:val="28"/>
           <w:szCs w:val="28"/>
         </w:rPr>
-        <w:t>“</w:t>
-      </w:r>
-      <w:r>
-        <w:rPr>
-          <w:b/>
-          <w:bCs/>
-          <w:sz w:val="28"/>
-          <w:szCs w:val="28"/>
-        </w:rPr>
-        <w:t>loan</w:t>
-      </w:r>
-      <w:r>
-        <w:rPr>
-          <w:b/>
-          <w:bCs/>
-          <w:sz w:val="28"/>
-          <w:szCs w:val="28"/>
-        </w:rPr>
-        <w:t>_data</w:t>
-      </w:r>
-      <w:r>
-        <w:rPr>
-          <w:b/>
-          <w:bCs/>
-          <w:sz w:val="28"/>
-          <w:szCs w:val="28"/>
-        </w:rPr>
-        <w:t>.csv</w:t>
-      </w:r>
-      <w:r>
-        <w:rPr>
-          <w:b/>
-          <w:bCs/>
-          <w:sz w:val="28"/>
-          <w:szCs w:val="28"/>
-        </w:rPr>
-        <w:t>”</w:t>
+        <w:t>“loan_data.csv”</w:t>
       </w:r>
     </w:p>
     <w:p>
@@ -1143,167 +1107,226 @@
         <w:pStyle w:val="ListParagraph"/>
         <w:numPr>
           <w:ilvl w:val="0"/>
-          <w:numId w:val="4"/>
+          <w:numId w:val="5"/>
         </w:numPr>
-      </w:pPr>
+        <w:suppressAutoHyphens/>
+        <w:spacing w:line="276" w:lineRule="auto"/>
+      </w:pPr>
+      <w:proofErr w:type="spellStart"/>
       <w:r>
         <w:t>person_age</w:t>
       </w:r>
+      <w:proofErr w:type="spellEnd"/>
     </w:p>
     <w:p>
       <w:pPr>
         <w:pStyle w:val="ListParagraph"/>
         <w:numPr>
           <w:ilvl w:val="0"/>
-          <w:numId w:val="4"/>
+          <w:numId w:val="5"/>
         </w:numPr>
-      </w:pPr>
+        <w:suppressAutoHyphens/>
+        <w:spacing w:line="276" w:lineRule="auto"/>
+      </w:pPr>
+      <w:proofErr w:type="spellStart"/>
       <w:r>
         <w:t>person_gender</w:t>
       </w:r>
+      <w:proofErr w:type="spellEnd"/>
     </w:p>
     <w:p>
       <w:pPr>
         <w:pStyle w:val="ListParagraph"/>
         <w:numPr>
           <w:ilvl w:val="0"/>
-          <w:numId w:val="4"/>
+          <w:numId w:val="5"/>
         </w:numPr>
-      </w:pPr>
+        <w:suppressAutoHyphens/>
+        <w:spacing w:line="276" w:lineRule="auto"/>
+      </w:pPr>
+      <w:proofErr w:type="spellStart"/>
       <w:r>
         <w:t>person_education</w:t>
       </w:r>
+      <w:proofErr w:type="spellEnd"/>
     </w:p>
     <w:p>
       <w:pPr>
         <w:pStyle w:val="ListParagraph"/>
         <w:numPr>
           <w:ilvl w:val="0"/>
-          <w:numId w:val="4"/>
+          <w:numId w:val="5"/>
         </w:numPr>
-      </w:pPr>
+        <w:suppressAutoHyphens/>
+        <w:spacing w:line="276" w:lineRule="auto"/>
+      </w:pPr>
+      <w:proofErr w:type="spellStart"/>
       <w:r>
         <w:t>person_income</w:t>
       </w:r>
+      <w:proofErr w:type="spellEnd"/>
     </w:p>
     <w:p>
       <w:pPr>
         <w:pStyle w:val="ListParagraph"/>
         <w:numPr>
           <w:ilvl w:val="0"/>
-          <w:numId w:val="4"/>
+          <w:numId w:val="5"/>
         </w:numPr>
-      </w:pPr>
+        <w:suppressAutoHyphens/>
+        <w:spacing w:line="276" w:lineRule="auto"/>
+      </w:pPr>
+      <w:proofErr w:type="spellStart"/>
       <w:r>
         <w:t>person_emp_exp</w:t>
       </w:r>
+      <w:proofErr w:type="spellEnd"/>
     </w:p>
     <w:p>
       <w:pPr>
         <w:pStyle w:val="ListParagraph"/>
         <w:numPr>
           <w:ilvl w:val="0"/>
-          <w:numId w:val="4"/>
+          <w:numId w:val="5"/>
         </w:numPr>
-      </w:pPr>
+        <w:suppressAutoHyphens/>
+        <w:spacing w:line="276" w:lineRule="auto"/>
+      </w:pPr>
+      <w:proofErr w:type="spellStart"/>
       <w:r>
         <w:t>person_home_ownership</w:t>
       </w:r>
+      <w:proofErr w:type="spellEnd"/>
     </w:p>
     <w:p>
       <w:pPr>
         <w:pStyle w:val="ListParagraph"/>
         <w:numPr>
           <w:ilvl w:val="0"/>
-          <w:numId w:val="4"/>
+          <w:numId w:val="5"/>
         </w:numPr>
-      </w:pPr>
+        <w:suppressAutoHyphens/>
+        <w:spacing w:line="276" w:lineRule="auto"/>
+      </w:pPr>
+      <w:proofErr w:type="spellStart"/>
       <w:r>
         <w:t>loan_amnt</w:t>
       </w:r>
+      <w:proofErr w:type="spellEnd"/>
     </w:p>
     <w:p>
       <w:pPr>
         <w:pStyle w:val="ListParagraph"/>
         <w:numPr>
           <w:ilvl w:val="0"/>
-          <w:numId w:val="4"/>
+          <w:numId w:val="5"/>
         </w:numPr>
-      </w:pPr>
+        <w:suppressAutoHyphens/>
+        <w:spacing w:line="276" w:lineRule="auto"/>
+      </w:pPr>
+      <w:proofErr w:type="spellStart"/>
       <w:r>
         <w:t>loan_intent</w:t>
       </w:r>
+      <w:proofErr w:type="spellEnd"/>
     </w:p>
     <w:p>
       <w:pPr>
         <w:pStyle w:val="ListParagraph"/>
         <w:numPr>
           <w:ilvl w:val="0"/>
-          <w:numId w:val="4"/>
+          <w:numId w:val="5"/>
         </w:numPr>
-      </w:pPr>
+        <w:suppressAutoHyphens/>
+        <w:spacing w:line="276" w:lineRule="auto"/>
+      </w:pPr>
+      <w:proofErr w:type="spellStart"/>
       <w:r>
         <w:t>loan_int_rate</w:t>
       </w:r>
+      <w:proofErr w:type="spellEnd"/>
     </w:p>
     <w:p>
       <w:pPr>
         <w:pStyle w:val="ListParagraph"/>
         <w:numPr>
           <w:ilvl w:val="0"/>
-          <w:numId w:val="4"/>
+          <w:numId w:val="5"/>
         </w:numPr>
-      </w:pPr>
+        <w:suppressAutoHyphens/>
+        <w:spacing w:line="276" w:lineRule="auto"/>
+      </w:pPr>
+      <w:proofErr w:type="spellStart"/>
       <w:r>
         <w:t>loan_percent_income</w:t>
       </w:r>
+      <w:proofErr w:type="spellEnd"/>
     </w:p>
     <w:p>
       <w:pPr>
         <w:pStyle w:val="ListParagraph"/>
         <w:numPr>
           <w:ilvl w:val="0"/>
-          <w:numId w:val="4"/>
+          <w:numId w:val="5"/>
         </w:numPr>
-      </w:pPr>
+        <w:suppressAutoHyphens/>
+        <w:spacing w:line="276" w:lineRule="auto"/>
+      </w:pPr>
+      <w:proofErr w:type="spellStart"/>
       <w:r>
         <w:t>cb_person_cred_hist_length</w:t>
       </w:r>
+      <w:proofErr w:type="spellEnd"/>
     </w:p>
     <w:p>
       <w:pPr>
         <w:pStyle w:val="ListParagraph"/>
         <w:numPr>
           <w:ilvl w:val="0"/>
-          <w:numId w:val="4"/>
+          <w:numId w:val="5"/>
         </w:numPr>
-      </w:pPr>
+        <w:suppressAutoHyphens/>
+        <w:spacing w:line="276" w:lineRule="auto"/>
+      </w:pPr>
+      <w:proofErr w:type="spellStart"/>
       <w:r>
         <w:t>credit_score</w:t>
       </w:r>
+      <w:proofErr w:type="spellEnd"/>
     </w:p>
     <w:p>
       <w:pPr>
         <w:pStyle w:val="ListParagraph"/>
         <w:numPr>
           <w:ilvl w:val="0"/>
-          <w:numId w:val="4"/>
+          <w:numId w:val="5"/>
         </w:numPr>
-      </w:pPr>
+        <w:suppressAutoHyphens/>
+        <w:spacing w:line="276" w:lineRule="auto"/>
+      </w:pPr>
+      <w:proofErr w:type="spellStart"/>
       <w:r>
         <w:t>previous_loan_defaults_on_file</w:t>
       </w:r>
+      <w:proofErr w:type="spellEnd"/>
     </w:p>
     <w:p>
       <w:pPr>
         <w:pStyle w:val="ListParagraph"/>
         <w:numPr>
           <w:ilvl w:val="0"/>
-          <w:numId w:val="4"/>
+          <w:numId w:val="5"/>
         </w:numPr>
-      </w:pPr>
-      <w:r>
-        <w:t xml:space="preserve">loan_status </w:t>
+        <w:suppressAutoHyphens/>
+        <w:spacing w:line="276" w:lineRule="auto"/>
+      </w:pPr>
+      <w:proofErr w:type="spellStart"/>
+      <w:r>
+        <w:t>loan_status</w:t>
+      </w:r>
+      <w:proofErr w:type="spellEnd"/>
+      <w:r>
+        <w:t xml:space="preserve"> </w:t>
       </w:r>
     </w:p>
     <w:p>
@@ -1325,95 +1348,239 @@
           <w:sz w:val="40"/>
           <w:szCs w:val="40"/>
         </w:rPr>
-        <w:t>Statistical Operations on Loan Dataset</w:t>
-      </w:r>
-      <w:r>
+        <w:t>Statistical Operations on Loan Dataset:</w:t>
+      </w:r>
+    </w:p>
+    <w:p>
+      <w:pPr>
+        <w:rPr>
+          <w:b/>
+          <w:bCs/>
+          <w:sz w:val="28"/>
+          <w:szCs w:val="28"/>
+        </w:rPr>
+      </w:pPr>
+      <w:r>
+        <w:rPr>
+          <w:b/>
+          <w:bCs/>
+          <w:sz w:val="28"/>
+          <w:szCs w:val="28"/>
+        </w:rPr>
+        <w:t>1. Mean</w:t>
+      </w:r>
+    </w:p>
+    <w:p>
+      <w:pPr>
+        <w:rPr>
+          <w:sz w:val="28"/>
+          <w:szCs w:val="28"/>
+        </w:rPr>
+      </w:pPr>
+      <w:r>
+        <w:rPr>
+          <w:sz w:val="28"/>
+          <w:szCs w:val="28"/>
+        </w:rPr>
+        <w:t>The mean represents the average loan amount. It is calculated by summing all values and dividing by the total number of observations.</w:t>
+      </w:r>
+    </w:p>
+    <w:p>
+      <w:pPr>
+        <w:rPr>
+          <w:b/>
+          <w:bCs/>
+          <w:sz w:val="28"/>
+          <w:szCs w:val="28"/>
+        </w:rPr>
+      </w:pPr>
+      <w:r>
+        <w:rPr>
+          <w:b/>
+          <w:bCs/>
+          <w:sz w:val="28"/>
+          <w:szCs w:val="28"/>
+        </w:rPr>
+        <w:t>2. Median</w:t>
+      </w:r>
+    </w:p>
+    <w:p>
+      <w:pPr>
+        <w:rPr>
+          <w:sz w:val="28"/>
+          <w:szCs w:val="28"/>
+        </w:rPr>
+      </w:pPr>
+      <w:r>
+        <w:rPr>
+          <w:sz w:val="28"/>
+          <w:szCs w:val="28"/>
+        </w:rPr>
+        <w:t>The median represents the middle value of the dataset when it is arranged in ascending order. It helps to understand the central tendency of the data.</w:t>
+      </w:r>
+    </w:p>
+    <w:p>
+      <w:pPr>
+        <w:rPr>
+          <w:b/>
+          <w:bCs/>
+          <w:sz w:val="28"/>
+          <w:szCs w:val="28"/>
+        </w:rPr>
+      </w:pPr>
+      <w:r>
+        <w:rPr>
+          <w:b/>
+          <w:bCs/>
+          <w:sz w:val="28"/>
+          <w:szCs w:val="28"/>
+        </w:rPr>
+        <w:t>3. Mode</w:t>
+      </w:r>
+    </w:p>
+    <w:p>
+      <w:pPr>
+        <w:rPr>
+          <w:sz w:val="28"/>
+          <w:szCs w:val="28"/>
+        </w:rPr>
+      </w:pPr>
+      <w:r>
+        <w:rPr>
+          <w:sz w:val="28"/>
+          <w:szCs w:val="28"/>
+        </w:rPr>
+        <w:t>The mode represents the most frequently occurring value in the dataset. Since R does not have a built-in mode function, a custom function was used to calculate it.</w:t>
+      </w:r>
+    </w:p>
+    <w:p>
+      <w:pPr>
+        <w:rPr>
+          <w:b/>
+          <w:bCs/>
+          <w:sz w:val="28"/>
+          <w:szCs w:val="28"/>
+        </w:rPr>
+      </w:pPr>
+      <w:r>
+        <w:rPr>
+          <w:b/>
+          <w:bCs/>
+          <w:sz w:val="28"/>
+          <w:szCs w:val="28"/>
+        </w:rPr>
+        <w:lastRenderedPageBreak/>
+        <w:t>4. Variance</w:t>
+      </w:r>
+    </w:p>
+    <w:p>
+      <w:pPr>
+        <w:rPr>
+          <w:sz w:val="28"/>
+          <w:szCs w:val="28"/>
+        </w:rPr>
+      </w:pPr>
+      <w:r>
+        <w:rPr>
+          <w:sz w:val="28"/>
+          <w:szCs w:val="28"/>
+        </w:rPr>
+        <w:t>Variance measures how far the data values are spread from the mean. A higher variance indicates more spread in the data.</w:t>
+      </w:r>
+    </w:p>
+    <w:p>
+      <w:pPr>
+        <w:rPr>
+          <w:b/>
+          <w:bCs/>
+          <w:sz w:val="28"/>
+          <w:szCs w:val="28"/>
+        </w:rPr>
+      </w:pPr>
+      <w:r>
+        <w:rPr>
+          <w:b/>
+          <w:bCs/>
+          <w:sz w:val="28"/>
+          <w:szCs w:val="28"/>
+        </w:rPr>
+        <w:t>5. Standard Deviation</w:t>
+      </w:r>
+    </w:p>
+    <w:p>
+      <w:pPr>
+        <w:rPr>
+          <w:sz w:val="28"/>
+          <w:szCs w:val="28"/>
+        </w:rPr>
+      </w:pPr>
+      <w:r>
+        <w:rPr>
+          <w:sz w:val="28"/>
+          <w:szCs w:val="28"/>
+        </w:rPr>
+        <w:t>Standard deviation shows the amount of variation in the dataset. It is the square root of variance and helps to understand data dispersion.</w:t>
+      </w:r>
+    </w:p>
+    <w:p>
+      <w:pPr>
         <w:rPr>
           <w:b/>
           <w:bCs/>
           <w:sz w:val="40"/>
           <w:szCs w:val="40"/>
         </w:rPr>
-        <w:t>:</w:t>
-      </w:r>
-    </w:p>
-    <w:p>
-      <w:pPr>
+      </w:pPr>
+      <w:r>
         <w:rPr>
           <w:b/>
           <w:bCs/>
-          <w:sz w:val="28"/>
-          <w:szCs w:val="28"/>
-        </w:rPr>
-      </w:pPr>
-      <w:r>
+          <w:i/>
+          <w:iCs/>
+          <w:sz w:val="40"/>
+          <w:szCs w:val="40"/>
+        </w:rPr>
+        <w:t>Statistical Analysis Results:</w:t>
+      </w:r>
+    </w:p>
+    <w:p>
+      <w:pPr>
         <w:rPr>
           <w:b/>
           <w:bCs/>
-          <w:sz w:val="28"/>
-          <w:szCs w:val="28"/>
-        </w:rPr>
-        <w:t>1. Mean</w:t>
-      </w:r>
-    </w:p>
-    <w:p>
-      <w:pPr>
-        <w:rPr>
-          <w:sz w:val="28"/>
-          <w:szCs w:val="28"/>
-        </w:rPr>
-      </w:pPr>
-      <w:r>
-        <w:rPr>
-          <w:sz w:val="28"/>
-          <w:szCs w:val="28"/>
-        </w:rPr>
-        <w:t>The mean represents the average loan amount. It is calculated by summing all values and dividing by the total number of observations.</w:t>
-      </w:r>
-    </w:p>
-    <w:p>
-      <w:pPr>
+          <w:sz w:val="36"/>
+          <w:szCs w:val="36"/>
+        </w:rPr>
+      </w:pPr>
+      <w:r>
         <w:rPr>
           <w:b/>
           <w:bCs/>
-          <w:sz w:val="28"/>
-          <w:szCs w:val="28"/>
-        </w:rPr>
-      </w:pPr>
-      <w:r>
+          <w:sz w:val="36"/>
+          <w:szCs w:val="36"/>
+        </w:rPr>
+        <w:t>Numerical Columns Analysis:</w:t>
+      </w:r>
+    </w:p>
+    <w:p>
+      <w:pPr>
         <w:rPr>
           <w:b/>
           <w:bCs/>
           <w:sz w:val="28"/>
           <w:szCs w:val="28"/>
         </w:rPr>
-        <w:t>2. Median</w:t>
-      </w:r>
-    </w:p>
-    <w:p>
-      <w:pPr>
-        <w:rPr>
-          <w:sz w:val="28"/>
-          <w:szCs w:val="28"/>
-        </w:rPr>
-      </w:pPr>
-      <w:r>
-        <w:rPr>
-          <w:sz w:val="28"/>
-          <w:szCs w:val="28"/>
-        </w:rPr>
-        <w:t>The median represents the middle value of the dataset when it is arranged in ascending order. It helps to understand the central tendency of the data.</w:t>
-      </w:r>
-    </w:p>
-    <w:p>
-      <w:pPr>
+      </w:pPr>
+      <w:r>
         <w:rPr>
           <w:b/>
           <w:bCs/>
           <w:sz w:val="28"/>
           <w:szCs w:val="28"/>
         </w:rPr>
-      </w:pPr>
+        <w:t xml:space="preserve">1. </w:t>
+      </w:r>
+      <w:proofErr w:type="spellStart"/>
       <w:r>
         <w:rPr>
           <w:b/>
@@ -1421,22 +1588,113 @@
           <w:sz w:val="28"/>
           <w:szCs w:val="28"/>
         </w:rPr>
-        <w:t>3. Mode</w:t>
-      </w:r>
-    </w:p>
-    <w:p>
-      <w:pPr>
-        <w:rPr>
-          <w:sz w:val="28"/>
-          <w:szCs w:val="28"/>
-        </w:rPr>
-      </w:pPr>
-      <w:r>
-        <w:rPr>
-          <w:sz w:val="28"/>
-          <w:szCs w:val="28"/>
-        </w:rPr>
-        <w:t>The mode represents the most frequently occurring value in the dataset. Since R does not have a built-in mode function, a custom function was used to calculate it.</w:t>
+        <w:t>person_age</w:t>
+      </w:r>
+      <w:proofErr w:type="spellEnd"/>
+    </w:p>
+    <w:p>
+      <w:pPr>
+        <w:numPr>
+          <w:ilvl w:val="0"/>
+          <w:numId w:val="6"/>
+        </w:numPr>
+        <w:suppressAutoHyphens/>
+        <w:spacing w:line="276" w:lineRule="auto"/>
+        <w:rPr>
+          <w:sz w:val="28"/>
+          <w:szCs w:val="28"/>
+        </w:rPr>
+      </w:pPr>
+      <w:r>
+        <w:rPr>
+          <w:sz w:val="28"/>
+          <w:szCs w:val="28"/>
+        </w:rPr>
+        <w:t xml:space="preserve">Mean = 2.776 </w:t>
+      </w:r>
+    </w:p>
+    <w:p>
+      <w:pPr>
+        <w:numPr>
+          <w:ilvl w:val="0"/>
+          <w:numId w:val="6"/>
+        </w:numPr>
+        <w:suppressAutoHyphens/>
+        <w:spacing w:line="276" w:lineRule="auto"/>
+        <w:rPr>
+          <w:sz w:val="28"/>
+          <w:szCs w:val="28"/>
+        </w:rPr>
+      </w:pPr>
+      <w:r>
+        <w:rPr>
+          <w:sz w:val="28"/>
+          <w:szCs w:val="28"/>
+        </w:rPr>
+        <w:t>Median = 26</w:t>
+      </w:r>
+    </w:p>
+    <w:p>
+      <w:pPr>
+        <w:numPr>
+          <w:ilvl w:val="0"/>
+          <w:numId w:val="6"/>
+        </w:numPr>
+        <w:suppressAutoHyphens/>
+        <w:spacing w:line="276" w:lineRule="auto"/>
+        <w:rPr>
+          <w:sz w:val="28"/>
+          <w:szCs w:val="28"/>
+        </w:rPr>
+      </w:pPr>
+      <w:r>
+        <w:rPr>
+          <w:sz w:val="28"/>
+          <w:szCs w:val="28"/>
+        </w:rPr>
+        <w:t xml:space="preserve">Mode = 23 </w:t>
+      </w:r>
+    </w:p>
+    <w:p>
+      <w:pPr>
+        <w:numPr>
+          <w:ilvl w:val="0"/>
+          <w:numId w:val="6"/>
+        </w:numPr>
+        <w:suppressAutoHyphens/>
+        <w:spacing w:line="276" w:lineRule="auto"/>
+        <w:rPr>
+          <w:sz w:val="28"/>
+          <w:szCs w:val="28"/>
+        </w:rPr>
+      </w:pPr>
+      <w:r>
+        <w:rPr>
+          <w:sz w:val="28"/>
+          <w:szCs w:val="28"/>
+        </w:rPr>
+        <w:t xml:space="preserve">Variance = 3.654333e+01 </w:t>
+      </w:r>
+    </w:p>
+    <w:p>
+      <w:pPr>
+        <w:numPr>
+          <w:ilvl w:val="0"/>
+          <w:numId w:val="6"/>
+        </w:numPr>
+        <w:suppressAutoHyphens/>
+        <w:spacing w:line="276" w:lineRule="auto"/>
+        <w:rPr>
+          <w:sz w:val="28"/>
+          <w:szCs w:val="28"/>
+        </w:rPr>
+      </w:pPr>
+      <w:r>
+        <w:rPr>
+          <w:sz w:val="28"/>
+          <w:szCs w:val="28"/>
+        </w:rPr>
+        <w:t>Standard Deviation = 6.045108e+00</w:t>
       </w:r>
     </w:p>
     <w:p>
@@ -1455,57 +1713,1290 @@
           <w:sz w:val="28"/>
           <w:szCs w:val="28"/>
         </w:rPr>
-        <w:lastRenderedPageBreak/>
-        <w:t>4. Variance</w:t>
-      </w:r>
-    </w:p>
-    <w:p>
-      <w:pPr>
-        <w:rPr>
-          <w:sz w:val="28"/>
-          <w:szCs w:val="28"/>
-        </w:rPr>
-      </w:pPr>
-      <w:r>
-        <w:rPr>
-          <w:sz w:val="28"/>
-          <w:szCs w:val="28"/>
-        </w:rPr>
-        <w:t>Variance measures how far the data values are spread from the mean. A higher variance indicates more spread in the data.</w:t>
-      </w:r>
-    </w:p>
-    <w:p>
-      <w:pPr>
+        <w:t xml:space="preserve">2. </w:t>
+      </w:r>
+      <w:proofErr w:type="spellStart"/>
+      <w:r>
         <w:rPr>
           <w:b/>
           <w:bCs/>
           <w:sz w:val="28"/>
           <w:szCs w:val="28"/>
         </w:rPr>
-      </w:pPr>
-      <w:r>
+        <w:t>person_income</w:t>
+      </w:r>
+      <w:proofErr w:type="spellEnd"/>
+    </w:p>
+    <w:p>
+      <w:pPr>
+        <w:numPr>
+          <w:ilvl w:val="0"/>
+          <w:numId w:val="7"/>
+        </w:numPr>
+        <w:suppressAutoHyphens/>
+        <w:spacing w:line="276" w:lineRule="auto"/>
+        <w:rPr>
+          <w:sz w:val="28"/>
+          <w:szCs w:val="28"/>
+        </w:rPr>
+      </w:pPr>
+      <w:r>
+        <w:rPr>
+          <w:sz w:val="28"/>
+          <w:szCs w:val="28"/>
+        </w:rPr>
+        <w:t xml:space="preserve">Mean = 8.031905 </w:t>
+      </w:r>
+    </w:p>
+    <w:p>
+      <w:pPr>
+        <w:numPr>
+          <w:ilvl w:val="0"/>
+          <w:numId w:val="7"/>
+        </w:numPr>
+        <w:suppressAutoHyphens/>
+        <w:spacing w:line="276" w:lineRule="auto"/>
+        <w:rPr>
+          <w:sz w:val="28"/>
+          <w:szCs w:val="28"/>
+        </w:rPr>
+      </w:pPr>
+      <w:r>
+        <w:rPr>
+          <w:sz w:val="28"/>
+          <w:szCs w:val="28"/>
+        </w:rPr>
+        <w:t xml:space="preserve">Median = 67048 </w:t>
+      </w:r>
+    </w:p>
+    <w:p>
+      <w:pPr>
+        <w:numPr>
+          <w:ilvl w:val="0"/>
+          <w:numId w:val="7"/>
+        </w:numPr>
+        <w:suppressAutoHyphens/>
+        <w:spacing w:line="276" w:lineRule="auto"/>
+        <w:rPr>
+          <w:sz w:val="28"/>
+          <w:szCs w:val="28"/>
+        </w:rPr>
+      </w:pPr>
+      <w:r>
+        <w:rPr>
+          <w:sz w:val="28"/>
+          <w:szCs w:val="28"/>
+        </w:rPr>
+        <w:t xml:space="preserve">Mode = 8000 </w:t>
+      </w:r>
+    </w:p>
+    <w:p>
+      <w:pPr>
+        <w:numPr>
+          <w:ilvl w:val="0"/>
+          <w:numId w:val="7"/>
+        </w:numPr>
+        <w:suppressAutoHyphens/>
+        <w:spacing w:line="276" w:lineRule="auto"/>
+        <w:rPr>
+          <w:sz w:val="28"/>
+          <w:szCs w:val="28"/>
+        </w:rPr>
+      </w:pPr>
+      <w:r>
+        <w:rPr>
+          <w:sz w:val="28"/>
+          <w:szCs w:val="28"/>
+        </w:rPr>
+        <w:t xml:space="preserve">Variance = 6.467778e+09 </w:t>
+      </w:r>
+    </w:p>
+    <w:p>
+      <w:pPr>
+        <w:numPr>
+          <w:ilvl w:val="0"/>
+          <w:numId w:val="7"/>
+        </w:numPr>
+        <w:suppressAutoHyphens/>
+        <w:spacing w:line="276" w:lineRule="auto"/>
+        <w:rPr>
+          <w:sz w:val="28"/>
+          <w:szCs w:val="28"/>
+        </w:rPr>
+      </w:pPr>
+      <w:r>
+        <w:rPr>
+          <w:sz w:val="28"/>
+          <w:szCs w:val="28"/>
+        </w:rPr>
+        <w:t>Standard Deviation = 8.042250e+04</w:t>
+      </w:r>
+    </w:p>
+    <w:p>
+      <w:pPr>
         <w:rPr>
           <w:b/>
           <w:bCs/>
           <w:sz w:val="28"/>
           <w:szCs w:val="28"/>
         </w:rPr>
-        <w:t>5. Standard Deviation</w:t>
-      </w:r>
-    </w:p>
-    <w:p>
-      <w:pPr>
-        <w:rPr>
-          <w:sz w:val="28"/>
-          <w:szCs w:val="28"/>
-        </w:rPr>
-      </w:pPr>
-      <w:r>
-        <w:rPr>
-          <w:sz w:val="28"/>
-          <w:szCs w:val="28"/>
-        </w:rPr>
-        <w:t>Standard deviation shows the amount of variation in the dataset. It is the square root of variance and helps to understand data dispersion.</w:t>
+      </w:pPr>
+      <w:r>
+        <w:rPr>
+          <w:b/>
+          <w:bCs/>
+          <w:sz w:val="28"/>
+          <w:szCs w:val="28"/>
+        </w:rPr>
+        <w:t xml:space="preserve">3. </w:t>
+      </w:r>
+      <w:proofErr w:type="spellStart"/>
+      <w:r>
+        <w:rPr>
+          <w:b/>
+          <w:bCs/>
+          <w:sz w:val="28"/>
+          <w:szCs w:val="28"/>
+        </w:rPr>
+        <w:t>person_emp_exp</w:t>
+      </w:r>
+      <w:proofErr w:type="spellEnd"/>
+    </w:p>
+    <w:p>
+      <w:pPr>
+        <w:numPr>
+          <w:ilvl w:val="0"/>
+          <w:numId w:val="8"/>
+        </w:numPr>
+        <w:suppressAutoHyphens/>
+        <w:spacing w:line="276" w:lineRule="auto"/>
+        <w:rPr>
+          <w:sz w:val="28"/>
+          <w:szCs w:val="28"/>
+        </w:rPr>
+      </w:pPr>
+      <w:r>
+        <w:rPr>
+          <w:sz w:val="28"/>
+          <w:szCs w:val="28"/>
+        </w:rPr>
+        <w:t xml:space="preserve">Mean = 5.41 </w:t>
+      </w:r>
+    </w:p>
+    <w:p>
+      <w:pPr>
+        <w:numPr>
+          <w:ilvl w:val="0"/>
+          <w:numId w:val="8"/>
+        </w:numPr>
+        <w:suppressAutoHyphens/>
+        <w:spacing w:line="276" w:lineRule="auto"/>
+        <w:rPr>
+          <w:sz w:val="28"/>
+          <w:szCs w:val="28"/>
+        </w:rPr>
+      </w:pPr>
+      <w:r>
+        <w:rPr>
+          <w:sz w:val="28"/>
+          <w:szCs w:val="28"/>
+        </w:rPr>
+        <w:t xml:space="preserve">Median = 4 </w:t>
+      </w:r>
+    </w:p>
+    <w:p>
+      <w:pPr>
+        <w:numPr>
+          <w:ilvl w:val="0"/>
+          <w:numId w:val="8"/>
+        </w:numPr>
+        <w:suppressAutoHyphens/>
+        <w:spacing w:line="276" w:lineRule="auto"/>
+        <w:rPr>
+          <w:sz w:val="28"/>
+          <w:szCs w:val="28"/>
+        </w:rPr>
+      </w:pPr>
+      <w:r>
+        <w:rPr>
+          <w:sz w:val="28"/>
+          <w:szCs w:val="28"/>
+        </w:rPr>
+        <w:lastRenderedPageBreak/>
+        <w:t xml:space="preserve">Mode = 0 </w:t>
+      </w:r>
+    </w:p>
+    <w:p>
+      <w:pPr>
+        <w:numPr>
+          <w:ilvl w:val="0"/>
+          <w:numId w:val="8"/>
+        </w:numPr>
+        <w:suppressAutoHyphens/>
+        <w:spacing w:line="276" w:lineRule="auto"/>
+        <w:rPr>
+          <w:sz w:val="28"/>
+          <w:szCs w:val="28"/>
+        </w:rPr>
+      </w:pPr>
+      <w:r>
+        <w:rPr>
+          <w:sz w:val="28"/>
+          <w:szCs w:val="28"/>
+        </w:rPr>
+        <w:t xml:space="preserve">Variance = 3.676642e+01 </w:t>
+      </w:r>
+    </w:p>
+    <w:p>
+      <w:pPr>
+        <w:numPr>
+          <w:ilvl w:val="0"/>
+          <w:numId w:val="8"/>
+        </w:numPr>
+        <w:suppressAutoHyphens/>
+        <w:spacing w:line="276" w:lineRule="auto"/>
+        <w:rPr>
+          <w:sz w:val="28"/>
+          <w:szCs w:val="28"/>
+        </w:rPr>
+      </w:pPr>
+      <w:r>
+        <w:rPr>
+          <w:sz w:val="28"/>
+          <w:szCs w:val="28"/>
+        </w:rPr>
+        <w:t xml:space="preserve">Standard Deviation = 6.063532e+00 </w:t>
+      </w:r>
+    </w:p>
+    <w:p>
+      <w:pPr>
+        <w:rPr>
+          <w:b/>
+          <w:bCs/>
+          <w:sz w:val="28"/>
+          <w:szCs w:val="28"/>
+        </w:rPr>
+      </w:pPr>
+      <w:r>
+        <w:rPr>
+          <w:b/>
+          <w:bCs/>
+          <w:sz w:val="28"/>
+          <w:szCs w:val="28"/>
+        </w:rPr>
+        <w:t xml:space="preserve">4. </w:t>
+      </w:r>
+      <w:proofErr w:type="spellStart"/>
+      <w:r>
+        <w:rPr>
+          <w:b/>
+          <w:bCs/>
+          <w:sz w:val="28"/>
+          <w:szCs w:val="28"/>
+        </w:rPr>
+        <w:t>loan_amnt</w:t>
+      </w:r>
+      <w:proofErr w:type="spellEnd"/>
+    </w:p>
+    <w:p>
+      <w:pPr>
+        <w:numPr>
+          <w:ilvl w:val="0"/>
+          <w:numId w:val="9"/>
+        </w:numPr>
+        <w:suppressAutoHyphens/>
+        <w:spacing w:line="276" w:lineRule="auto"/>
+        <w:rPr>
+          <w:sz w:val="28"/>
+          <w:szCs w:val="28"/>
+        </w:rPr>
+      </w:pPr>
+      <w:r>
+        <w:rPr>
+          <w:sz w:val="28"/>
+          <w:szCs w:val="28"/>
+        </w:rPr>
+        <w:t xml:space="preserve">Mean = 9.583158e+01 </w:t>
+      </w:r>
+    </w:p>
+    <w:p>
+      <w:pPr>
+        <w:numPr>
+          <w:ilvl w:val="0"/>
+          <w:numId w:val="9"/>
+        </w:numPr>
+        <w:suppressAutoHyphens/>
+        <w:spacing w:line="276" w:lineRule="auto"/>
+        <w:rPr>
+          <w:sz w:val="28"/>
+          <w:szCs w:val="28"/>
+        </w:rPr>
+      </w:pPr>
+      <w:r>
+        <w:rPr>
+          <w:sz w:val="28"/>
+          <w:szCs w:val="28"/>
+        </w:rPr>
+        <w:t xml:space="preserve">Median = 8000 </w:t>
+      </w:r>
+    </w:p>
+    <w:p>
+      <w:pPr>
+        <w:numPr>
+          <w:ilvl w:val="0"/>
+          <w:numId w:val="9"/>
+        </w:numPr>
+        <w:suppressAutoHyphens/>
+        <w:spacing w:line="276" w:lineRule="auto"/>
+        <w:rPr>
+          <w:sz w:val="28"/>
+          <w:szCs w:val="28"/>
+        </w:rPr>
+      </w:pPr>
+      <w:r>
+        <w:rPr>
+          <w:sz w:val="28"/>
+          <w:szCs w:val="28"/>
+        </w:rPr>
+        <w:t xml:space="preserve">Mode = 10000 </w:t>
+      </w:r>
+    </w:p>
+    <w:p>
+      <w:pPr>
+        <w:numPr>
+          <w:ilvl w:val="0"/>
+          <w:numId w:val="9"/>
+        </w:numPr>
+        <w:suppressAutoHyphens/>
+        <w:spacing w:line="276" w:lineRule="auto"/>
+        <w:rPr>
+          <w:sz w:val="28"/>
+          <w:szCs w:val="28"/>
+        </w:rPr>
+      </w:pPr>
+      <w:r>
+        <w:rPr>
+          <w:sz w:val="28"/>
+          <w:szCs w:val="28"/>
+        </w:rPr>
+        <w:t xml:space="preserve">Variance = 3.987779e+07 </w:t>
+      </w:r>
+    </w:p>
+    <w:p>
+      <w:pPr>
+        <w:numPr>
+          <w:ilvl w:val="0"/>
+          <w:numId w:val="9"/>
+        </w:numPr>
+        <w:suppressAutoHyphens/>
+        <w:spacing w:line="276" w:lineRule="auto"/>
+        <w:rPr>
+          <w:sz w:val="28"/>
+          <w:szCs w:val="28"/>
+        </w:rPr>
+      </w:pPr>
+      <w:r>
+        <w:rPr>
+          <w:sz w:val="28"/>
+          <w:szCs w:val="28"/>
+        </w:rPr>
+        <w:t>Standard Deviation = 6.314887e+03</w:t>
+      </w:r>
+    </w:p>
+    <w:p>
+      <w:pPr>
+        <w:rPr>
+          <w:b/>
+          <w:bCs/>
+          <w:sz w:val="28"/>
+          <w:szCs w:val="28"/>
+        </w:rPr>
+      </w:pPr>
+      <w:r>
+        <w:rPr>
+          <w:b/>
+          <w:bCs/>
+          <w:sz w:val="28"/>
+          <w:szCs w:val="28"/>
+        </w:rPr>
+        <w:t xml:space="preserve">5. </w:t>
+      </w:r>
+      <w:proofErr w:type="spellStart"/>
+      <w:r>
+        <w:rPr>
+          <w:b/>
+          <w:bCs/>
+          <w:sz w:val="28"/>
+          <w:szCs w:val="28"/>
+        </w:rPr>
+        <w:t>loan_int_rate</w:t>
+      </w:r>
+      <w:proofErr w:type="spellEnd"/>
+    </w:p>
+    <w:p>
+      <w:pPr>
+        <w:numPr>
+          <w:ilvl w:val="0"/>
+          <w:numId w:val="10"/>
+        </w:numPr>
+        <w:suppressAutoHyphens/>
+        <w:spacing w:line="276" w:lineRule="auto"/>
+        <w:rPr>
+          <w:sz w:val="28"/>
+          <w:szCs w:val="28"/>
+        </w:rPr>
+      </w:pPr>
+      <w:r>
+        <w:rPr>
+          <w:sz w:val="28"/>
+          <w:szCs w:val="28"/>
+        </w:rPr>
+        <w:t xml:space="preserve">Mean = 1.100661e+01 </w:t>
+      </w:r>
+    </w:p>
+    <w:p>
+      <w:pPr>
+        <w:numPr>
+          <w:ilvl w:val="0"/>
+          <w:numId w:val="10"/>
+        </w:numPr>
+        <w:suppressAutoHyphens/>
+        <w:spacing w:line="276" w:lineRule="auto"/>
+        <w:rPr>
+          <w:sz w:val="28"/>
+          <w:szCs w:val="28"/>
+        </w:rPr>
+      </w:pPr>
+      <w:r>
+        <w:rPr>
+          <w:sz w:val="28"/>
+          <w:szCs w:val="28"/>
+        </w:rPr>
+        <w:t xml:space="preserve">Median = 11.01 </w:t>
+      </w:r>
+    </w:p>
+    <w:p>
+      <w:pPr>
+        <w:numPr>
+          <w:ilvl w:val="0"/>
+          <w:numId w:val="10"/>
+        </w:numPr>
+        <w:suppressAutoHyphens/>
+        <w:spacing w:line="276" w:lineRule="auto"/>
+        <w:rPr>
+          <w:sz w:val="28"/>
+          <w:szCs w:val="28"/>
+        </w:rPr>
+      </w:pPr>
+      <w:r>
+        <w:rPr>
+          <w:sz w:val="28"/>
+          <w:szCs w:val="28"/>
+        </w:rPr>
+        <w:t xml:space="preserve">Mode = 11.01 </w:t>
+      </w:r>
+    </w:p>
+    <w:p>
+      <w:pPr>
+        <w:numPr>
+          <w:ilvl w:val="0"/>
+          <w:numId w:val="10"/>
+        </w:numPr>
+        <w:suppressAutoHyphens/>
+        <w:spacing w:line="276" w:lineRule="auto"/>
+        <w:rPr>
+          <w:sz w:val="28"/>
+          <w:szCs w:val="28"/>
+        </w:rPr>
+      </w:pPr>
+      <w:r>
+        <w:rPr>
+          <w:sz w:val="28"/>
+          <w:szCs w:val="28"/>
+        </w:rPr>
+        <w:t>Variance = 8.87 3299e+03</w:t>
+      </w:r>
+    </w:p>
+    <w:p>
+      <w:pPr>
+        <w:numPr>
+          <w:ilvl w:val="0"/>
+          <w:numId w:val="10"/>
+        </w:numPr>
+        <w:suppressAutoHyphens/>
+        <w:spacing w:line="276" w:lineRule="auto"/>
+        <w:rPr>
+          <w:sz w:val="28"/>
+          <w:szCs w:val="28"/>
+        </w:rPr>
+      </w:pPr>
+      <w:r>
+        <w:rPr>
+          <w:sz w:val="28"/>
+          <w:szCs w:val="28"/>
+        </w:rPr>
+        <w:t>Standard Deviation = 2.97 8808e+00</w:t>
+      </w:r>
+    </w:p>
+    <w:p>
+      <w:pPr>
+        <w:rPr>
+          <w:b/>
+          <w:bCs/>
+          <w:sz w:val="28"/>
+          <w:szCs w:val="28"/>
+        </w:rPr>
+      </w:pPr>
+      <w:r>
+        <w:rPr>
+          <w:b/>
+          <w:bCs/>
+          <w:sz w:val="28"/>
+          <w:szCs w:val="28"/>
+        </w:rPr>
+        <w:t xml:space="preserve">6. </w:t>
+      </w:r>
+      <w:proofErr w:type="spellStart"/>
+      <w:r>
+        <w:rPr>
+          <w:b/>
+          <w:bCs/>
+          <w:sz w:val="28"/>
+          <w:szCs w:val="28"/>
+        </w:rPr>
+        <w:t>loan_percent_income</w:t>
+      </w:r>
+      <w:proofErr w:type="spellEnd"/>
+    </w:p>
+    <w:p>
+      <w:pPr>
+        <w:numPr>
+          <w:ilvl w:val="0"/>
+          <w:numId w:val="11"/>
+        </w:numPr>
+        <w:suppressAutoHyphens/>
+        <w:spacing w:line="276" w:lineRule="auto"/>
+        <w:rPr>
+          <w:sz w:val="28"/>
+          <w:szCs w:val="28"/>
+        </w:rPr>
+      </w:pPr>
+      <w:r>
+        <w:rPr>
+          <w:sz w:val="28"/>
+          <w:szCs w:val="28"/>
+        </w:rPr>
+        <w:t xml:space="preserve">Mean = 1.397249e-01 </w:t>
+      </w:r>
+    </w:p>
+    <w:p>
+      <w:pPr>
+        <w:numPr>
+          <w:ilvl w:val="0"/>
+          <w:numId w:val="11"/>
+        </w:numPr>
+        <w:suppressAutoHyphens/>
+        <w:spacing w:line="276" w:lineRule="auto"/>
+        <w:rPr>
+          <w:sz w:val="28"/>
+          <w:szCs w:val="28"/>
+        </w:rPr>
+      </w:pPr>
+      <w:r>
+        <w:rPr>
+          <w:sz w:val="28"/>
+          <w:szCs w:val="28"/>
+        </w:rPr>
+        <w:t xml:space="preserve">Median = 0.12 </w:t>
+      </w:r>
+    </w:p>
+    <w:p>
+      <w:pPr>
+        <w:numPr>
+          <w:ilvl w:val="0"/>
+          <w:numId w:val="11"/>
+        </w:numPr>
+        <w:suppressAutoHyphens/>
+        <w:spacing w:line="276" w:lineRule="auto"/>
+        <w:rPr>
+          <w:sz w:val="28"/>
+          <w:szCs w:val="28"/>
+        </w:rPr>
+      </w:pPr>
+      <w:r>
+        <w:rPr>
+          <w:sz w:val="28"/>
+          <w:szCs w:val="28"/>
+        </w:rPr>
+        <w:t xml:space="preserve">Mode = 0.08 </w:t>
+      </w:r>
+    </w:p>
+    <w:p>
+      <w:pPr>
+        <w:numPr>
+          <w:ilvl w:val="0"/>
+          <w:numId w:val="11"/>
+        </w:numPr>
+        <w:suppressAutoHyphens/>
+        <w:spacing w:line="276" w:lineRule="auto"/>
+        <w:rPr>
+          <w:sz w:val="28"/>
+          <w:szCs w:val="28"/>
+        </w:rPr>
+      </w:pPr>
+      <w:r>
+        <w:rPr>
+          <w:sz w:val="28"/>
+          <w:szCs w:val="28"/>
+        </w:rPr>
+        <w:t xml:space="preserve">Variance = 7.605987e-03 </w:t>
+      </w:r>
+    </w:p>
+    <w:p>
+      <w:pPr>
+        <w:numPr>
+          <w:ilvl w:val="0"/>
+          <w:numId w:val="11"/>
+        </w:numPr>
+        <w:suppressAutoHyphens/>
+        <w:spacing w:line="276" w:lineRule="auto"/>
+        <w:rPr>
+          <w:sz w:val="28"/>
+          <w:szCs w:val="28"/>
+        </w:rPr>
+      </w:pPr>
+      <w:r>
+        <w:rPr>
+          <w:sz w:val="28"/>
+          <w:szCs w:val="28"/>
+        </w:rPr>
+        <w:t>Standard Deviation = 8.7212331e-02</w:t>
+      </w:r>
+    </w:p>
+    <w:p>
+      <w:pPr>
+        <w:rPr>
+          <w:b/>
+          <w:bCs/>
+          <w:sz w:val="28"/>
+          <w:szCs w:val="28"/>
+        </w:rPr>
+      </w:pPr>
+      <w:r>
+        <w:rPr>
+          <w:b/>
+          <w:bCs/>
+          <w:sz w:val="28"/>
+          <w:szCs w:val="28"/>
+        </w:rPr>
+        <w:t xml:space="preserve">7. </w:t>
+      </w:r>
+      <w:proofErr w:type="spellStart"/>
+      <w:r>
+        <w:rPr>
+          <w:b/>
+          <w:bCs/>
+          <w:sz w:val="28"/>
+          <w:szCs w:val="28"/>
+        </w:rPr>
+        <w:t>cb_person_cred_hist_length</w:t>
+      </w:r>
+      <w:proofErr w:type="spellEnd"/>
+    </w:p>
+    <w:p>
+      <w:pPr>
+        <w:numPr>
+          <w:ilvl w:val="0"/>
+          <w:numId w:val="12"/>
+        </w:numPr>
+        <w:suppressAutoHyphens/>
+        <w:spacing w:line="276" w:lineRule="auto"/>
+        <w:rPr>
+          <w:sz w:val="28"/>
+          <w:szCs w:val="28"/>
+        </w:rPr>
+      </w:pPr>
+      <w:r>
+        <w:rPr>
+          <w:sz w:val="28"/>
+          <w:szCs w:val="28"/>
+        </w:rPr>
+        <w:t>Mean = 5.867489e+00</w:t>
+      </w:r>
+    </w:p>
+    <w:p>
+      <w:pPr>
+        <w:numPr>
+          <w:ilvl w:val="0"/>
+          <w:numId w:val="12"/>
+        </w:numPr>
+        <w:suppressAutoHyphens/>
+        <w:spacing w:line="276" w:lineRule="auto"/>
+        <w:rPr>
+          <w:sz w:val="28"/>
+          <w:szCs w:val="28"/>
+        </w:rPr>
+      </w:pPr>
+      <w:r>
+        <w:rPr>
+          <w:sz w:val="28"/>
+          <w:szCs w:val="28"/>
+        </w:rPr>
+        <w:lastRenderedPageBreak/>
+        <w:t xml:space="preserve">Median = 4 </w:t>
+      </w:r>
+    </w:p>
+    <w:p>
+      <w:pPr>
+        <w:numPr>
+          <w:ilvl w:val="0"/>
+          <w:numId w:val="12"/>
+        </w:numPr>
+        <w:suppressAutoHyphens/>
+        <w:spacing w:line="276" w:lineRule="auto"/>
+        <w:rPr>
+          <w:sz w:val="28"/>
+          <w:szCs w:val="28"/>
+        </w:rPr>
+      </w:pPr>
+      <w:r>
+        <w:rPr>
+          <w:sz w:val="28"/>
+          <w:szCs w:val="28"/>
+        </w:rPr>
+        <w:t xml:space="preserve">Mode = 4 </w:t>
+      </w:r>
+    </w:p>
+    <w:p>
+      <w:pPr>
+        <w:numPr>
+          <w:ilvl w:val="0"/>
+          <w:numId w:val="12"/>
+        </w:numPr>
+        <w:suppressAutoHyphens/>
+        <w:spacing w:line="276" w:lineRule="auto"/>
+        <w:rPr>
+          <w:sz w:val="28"/>
+          <w:szCs w:val="28"/>
+        </w:rPr>
+      </w:pPr>
+      <w:r>
+        <w:rPr>
+          <w:sz w:val="28"/>
+          <w:szCs w:val="28"/>
+        </w:rPr>
+        <w:t xml:space="preserve">Variance = 1.505209e+01 </w:t>
+      </w:r>
+    </w:p>
+    <w:p>
+      <w:pPr>
+        <w:numPr>
+          <w:ilvl w:val="0"/>
+          <w:numId w:val="12"/>
+        </w:numPr>
+        <w:suppressAutoHyphens/>
+        <w:spacing w:line="276" w:lineRule="auto"/>
+        <w:rPr>
+          <w:sz w:val="28"/>
+          <w:szCs w:val="28"/>
+        </w:rPr>
+      </w:pPr>
+      <w:r>
+        <w:rPr>
+          <w:sz w:val="28"/>
+          <w:szCs w:val="28"/>
+        </w:rPr>
+        <w:t>Standard Deviation = 3.879702e+00</w:t>
+      </w:r>
+    </w:p>
+    <w:p>
+      <w:pPr>
+        <w:rPr>
+          <w:b/>
+          <w:bCs/>
+          <w:sz w:val="28"/>
+          <w:szCs w:val="28"/>
+        </w:rPr>
+      </w:pPr>
+      <w:r>
+        <w:rPr>
+          <w:b/>
+          <w:bCs/>
+          <w:sz w:val="28"/>
+          <w:szCs w:val="28"/>
+        </w:rPr>
+        <w:t xml:space="preserve">8. </w:t>
+      </w:r>
+      <w:proofErr w:type="spellStart"/>
+      <w:r>
+        <w:rPr>
+          <w:b/>
+          <w:bCs/>
+          <w:sz w:val="28"/>
+          <w:szCs w:val="28"/>
+        </w:rPr>
+        <w:t>credit_score</w:t>
+      </w:r>
+      <w:proofErr w:type="spellEnd"/>
+    </w:p>
+    <w:p>
+      <w:pPr>
+        <w:numPr>
+          <w:ilvl w:val="0"/>
+          <w:numId w:val="13"/>
+        </w:numPr>
+        <w:suppressAutoHyphens/>
+        <w:spacing w:line="276" w:lineRule="auto"/>
+        <w:rPr>
+          <w:sz w:val="28"/>
+          <w:szCs w:val="28"/>
+        </w:rPr>
+      </w:pPr>
+      <w:r>
+        <w:rPr>
+          <w:sz w:val="28"/>
+          <w:szCs w:val="28"/>
+        </w:rPr>
+        <w:t xml:space="preserve">Mean = 6.326088e+02 </w:t>
+      </w:r>
+    </w:p>
+    <w:p>
+      <w:pPr>
+        <w:numPr>
+          <w:ilvl w:val="0"/>
+          <w:numId w:val="13"/>
+        </w:numPr>
+        <w:suppressAutoHyphens/>
+        <w:spacing w:line="276" w:lineRule="auto"/>
+        <w:rPr>
+          <w:sz w:val="28"/>
+          <w:szCs w:val="28"/>
+        </w:rPr>
+      </w:pPr>
+      <w:r>
+        <w:rPr>
+          <w:sz w:val="28"/>
+          <w:szCs w:val="28"/>
+        </w:rPr>
+        <w:t xml:space="preserve">Median = 640 </w:t>
+      </w:r>
+    </w:p>
+    <w:p>
+      <w:pPr>
+        <w:numPr>
+          <w:ilvl w:val="0"/>
+          <w:numId w:val="13"/>
+        </w:numPr>
+        <w:suppressAutoHyphens/>
+        <w:spacing w:line="276" w:lineRule="auto"/>
+        <w:rPr>
+          <w:sz w:val="28"/>
+          <w:szCs w:val="28"/>
+        </w:rPr>
+      </w:pPr>
+      <w:r>
+        <w:rPr>
+          <w:sz w:val="28"/>
+          <w:szCs w:val="28"/>
+        </w:rPr>
+        <w:t xml:space="preserve">Mode = 658 </w:t>
+      </w:r>
+    </w:p>
+    <w:p>
+      <w:pPr>
+        <w:numPr>
+          <w:ilvl w:val="0"/>
+          <w:numId w:val="13"/>
+        </w:numPr>
+        <w:suppressAutoHyphens/>
+        <w:spacing w:line="276" w:lineRule="auto"/>
+        <w:rPr>
+          <w:sz w:val="28"/>
+          <w:szCs w:val="28"/>
+        </w:rPr>
+      </w:pPr>
+      <w:r>
+        <w:rPr>
+          <w:sz w:val="28"/>
+          <w:szCs w:val="28"/>
+        </w:rPr>
+        <w:t xml:space="preserve">Variance = 2.543776e+03 </w:t>
+      </w:r>
+    </w:p>
+    <w:p>
+      <w:pPr>
+        <w:numPr>
+          <w:ilvl w:val="0"/>
+          <w:numId w:val="13"/>
+        </w:numPr>
+        <w:suppressAutoHyphens/>
+        <w:spacing w:line="276" w:lineRule="auto"/>
+        <w:rPr>
+          <w:sz w:val="28"/>
+          <w:szCs w:val="28"/>
+        </w:rPr>
+      </w:pPr>
+      <w:r>
+        <w:rPr>
+          <w:sz w:val="28"/>
+          <w:szCs w:val="28"/>
+        </w:rPr>
+        <w:t>Standard Deviation = 5.043587e+01</w:t>
+      </w:r>
+    </w:p>
+    <w:p>
+      <w:pPr>
+        <w:rPr>
+          <w:b/>
+          <w:bCs/>
+          <w:sz w:val="28"/>
+          <w:szCs w:val="28"/>
+        </w:rPr>
+      </w:pPr>
+      <w:r>
+        <w:rPr>
+          <w:b/>
+          <w:bCs/>
+          <w:sz w:val="28"/>
+          <w:szCs w:val="28"/>
+        </w:rPr>
+        <w:t>Categorical Columns Mode</w:t>
+      </w:r>
+    </w:p>
+    <w:p>
+      <w:pPr>
+        <w:rPr>
+          <w:b/>
+          <w:bCs/>
+          <w:sz w:val="28"/>
+          <w:szCs w:val="28"/>
+        </w:rPr>
+      </w:pPr>
+      <w:proofErr w:type="spellStart"/>
+      <w:r>
+        <w:rPr>
+          <w:b/>
+          <w:bCs/>
+          <w:sz w:val="28"/>
+          <w:szCs w:val="28"/>
+        </w:rPr>
+        <w:t>person_gender</w:t>
+      </w:r>
+      <w:proofErr w:type="spellEnd"/>
+    </w:p>
+    <w:p>
+      <w:pPr>
+        <w:numPr>
+          <w:ilvl w:val="0"/>
+          <w:numId w:val="14"/>
+        </w:numPr>
+        <w:suppressAutoHyphens/>
+        <w:spacing w:line="276" w:lineRule="auto"/>
+        <w:rPr>
+          <w:sz w:val="28"/>
+          <w:szCs w:val="28"/>
+        </w:rPr>
+      </w:pPr>
+      <w:r>
+        <w:rPr>
+          <w:sz w:val="28"/>
+          <w:szCs w:val="28"/>
+        </w:rPr>
+        <w:t xml:space="preserve">Mode = male </w:t>
+      </w:r>
+    </w:p>
+    <w:p>
+      <w:pPr>
+        <w:rPr>
+          <w:b/>
+          <w:bCs/>
+          <w:sz w:val="28"/>
+          <w:szCs w:val="28"/>
+        </w:rPr>
+      </w:pPr>
+      <w:proofErr w:type="spellStart"/>
+      <w:r>
+        <w:rPr>
+          <w:b/>
+          <w:bCs/>
+          <w:sz w:val="28"/>
+          <w:szCs w:val="28"/>
+        </w:rPr>
+        <w:t>person_education</w:t>
+      </w:r>
+      <w:proofErr w:type="spellEnd"/>
+    </w:p>
+    <w:p>
+      <w:pPr>
+        <w:numPr>
+          <w:ilvl w:val="0"/>
+          <w:numId w:val="15"/>
+        </w:numPr>
+        <w:suppressAutoHyphens/>
+        <w:spacing w:line="276" w:lineRule="auto"/>
+        <w:rPr>
+          <w:sz w:val="28"/>
+          <w:szCs w:val="28"/>
+        </w:rPr>
+      </w:pPr>
+      <w:r>
+        <w:rPr>
+          <w:sz w:val="28"/>
+          <w:szCs w:val="28"/>
+        </w:rPr>
+        <w:t xml:space="preserve">Mode = Bachelor </w:t>
+      </w:r>
+    </w:p>
+    <w:p>
+      <w:pPr>
+        <w:rPr>
+          <w:b/>
+          <w:bCs/>
+          <w:sz w:val="28"/>
+          <w:szCs w:val="28"/>
+        </w:rPr>
+      </w:pPr>
+      <w:proofErr w:type="spellStart"/>
+      <w:r>
+        <w:rPr>
+          <w:b/>
+          <w:bCs/>
+          <w:sz w:val="28"/>
+          <w:szCs w:val="28"/>
+        </w:rPr>
+        <w:t>person_home_ownership</w:t>
+      </w:r>
+      <w:proofErr w:type="spellEnd"/>
+    </w:p>
+    <w:p>
+      <w:pPr>
+        <w:numPr>
+          <w:ilvl w:val="0"/>
+          <w:numId w:val="16"/>
+        </w:numPr>
+        <w:suppressAutoHyphens/>
+        <w:spacing w:line="276" w:lineRule="auto"/>
+        <w:rPr>
+          <w:sz w:val="28"/>
+          <w:szCs w:val="28"/>
+        </w:rPr>
+      </w:pPr>
+      <w:r>
+        <w:rPr>
+          <w:sz w:val="28"/>
+          <w:szCs w:val="28"/>
+        </w:rPr>
+        <w:t xml:space="preserve">Mode = RENT </w:t>
+      </w:r>
+    </w:p>
+    <w:p>
+      <w:pPr>
+        <w:rPr>
+          <w:b/>
+          <w:bCs/>
+          <w:sz w:val="28"/>
+          <w:szCs w:val="28"/>
+        </w:rPr>
+      </w:pPr>
+      <w:proofErr w:type="spellStart"/>
+      <w:r>
+        <w:rPr>
+          <w:b/>
+          <w:bCs/>
+          <w:sz w:val="28"/>
+          <w:szCs w:val="28"/>
+        </w:rPr>
+        <w:t>loan_intent</w:t>
+      </w:r>
+      <w:proofErr w:type="spellEnd"/>
+    </w:p>
+    <w:p>
+      <w:pPr>
+        <w:numPr>
+          <w:ilvl w:val="0"/>
+          <w:numId w:val="17"/>
+        </w:numPr>
+        <w:suppressAutoHyphens/>
+        <w:spacing w:line="276" w:lineRule="auto"/>
+        <w:rPr>
+          <w:sz w:val="28"/>
+          <w:szCs w:val="28"/>
+        </w:rPr>
+      </w:pPr>
+      <w:r>
+        <w:rPr>
+          <w:sz w:val="28"/>
+          <w:szCs w:val="28"/>
+        </w:rPr>
+        <w:t xml:space="preserve">Mode = EDUCATION </w:t>
+      </w:r>
+    </w:p>
+    <w:p>
+      <w:pPr>
+        <w:rPr>
+          <w:b/>
+          <w:bCs/>
+          <w:sz w:val="28"/>
+          <w:szCs w:val="28"/>
+        </w:rPr>
+      </w:pPr>
+      <w:proofErr w:type="spellStart"/>
+      <w:r>
+        <w:rPr>
+          <w:b/>
+          <w:bCs/>
+          <w:sz w:val="28"/>
+          <w:szCs w:val="28"/>
+        </w:rPr>
+        <w:t>previous_loan_defaults_on_file</w:t>
+      </w:r>
+      <w:proofErr w:type="spellEnd"/>
+    </w:p>
+    <w:p>
+      <w:pPr>
+        <w:numPr>
+          <w:ilvl w:val="0"/>
+          <w:numId w:val="18"/>
+        </w:numPr>
+        <w:suppressAutoHyphens/>
+        <w:spacing w:line="276" w:lineRule="auto"/>
+        <w:rPr>
+          <w:sz w:val="28"/>
+          <w:szCs w:val="28"/>
+        </w:rPr>
+      </w:pPr>
+      <w:r>
+        <w:rPr>
+          <w:sz w:val="28"/>
+          <w:szCs w:val="28"/>
+        </w:rPr>
+        <w:t xml:space="preserve">Mode = Yes </w:t>
+      </w:r>
+    </w:p>
+    <w:p>
+      <w:pPr>
+        <w:rPr>
+          <w:b/>
+          <w:bCs/>
+          <w:sz w:val="28"/>
+          <w:szCs w:val="28"/>
+        </w:rPr>
+      </w:pPr>
+      <w:proofErr w:type="spellStart"/>
+      <w:r>
+        <w:rPr>
+          <w:b/>
+          <w:bCs/>
+          <w:sz w:val="28"/>
+          <w:szCs w:val="28"/>
+        </w:rPr>
+        <w:t>loan_status</w:t>
+      </w:r>
+      <w:proofErr w:type="spellEnd"/>
+    </w:p>
+    <w:p>
+      <w:pPr>
+        <w:numPr>
+          <w:ilvl w:val="0"/>
+          <w:numId w:val="19"/>
+        </w:numPr>
+        <w:suppressAutoHyphens/>
+        <w:spacing w:line="276" w:lineRule="auto"/>
+        <w:rPr>
+          <w:sz w:val="28"/>
+          <w:szCs w:val="28"/>
+        </w:rPr>
+      </w:pPr>
+      <w:r>
+        <w:rPr>
+          <w:sz w:val="28"/>
+          <w:szCs w:val="28"/>
+        </w:rPr>
+        <w:t xml:space="preserve">Mode = 0 </w:t>
+      </w:r>
+    </w:p>
+    <w:p>
+      <w:pPr>
+        <w:rPr>
+          <w:b/>
+          <w:bCs/>
+          <w:sz w:val="28"/>
+          <w:szCs w:val="28"/>
+        </w:rPr>
+      </w:pPr>
+      <w:r>
+        <w:rPr>
+          <w:b/>
+          <w:bCs/>
+          <w:sz w:val="28"/>
+          <w:szCs w:val="28"/>
+        </w:rPr>
+        <w:lastRenderedPageBreak/>
+        <w:t>6-Outliers</w:t>
+      </w:r>
+    </w:p>
+    <w:p>
+      <w:pPr>
+        <w:rPr>
+          <w:sz w:val="28"/>
+          <w:szCs w:val="28"/>
+        </w:rPr>
+      </w:pPr>
+      <w:r>
+        <w:rPr>
+          <w:sz w:val="28"/>
+          <w:szCs w:val="28"/>
+        </w:rPr>
+        <w:t>Outliers are those values that are different from the dataset means the values that are in outliers are too much high or low than the most of the data in the dataset</w:t>
+      </w:r>
+    </w:p>
+    <w:p>
+      <w:pPr>
+        <w:rPr>
+          <w:sz w:val="28"/>
+          <w:szCs w:val="28"/>
+        </w:rPr>
+      </w:pPr>
+      <w:r>
+        <w:rPr>
+          <w:sz w:val="28"/>
+          <w:szCs w:val="28"/>
+        </w:rPr>
+        <w:t xml:space="preserve">When there are outliers in the data it effects the overall results and increase the average, variance and standard deviation and it led the misleading conclusions by handling them we improve the accuracy </w:t>
+      </w:r>
+    </w:p>
+    <w:p>
+      <w:pPr>
+        <w:rPr>
+          <w:b/>
+          <w:bCs/>
+          <w:sz w:val="28"/>
+          <w:szCs w:val="28"/>
+        </w:rPr>
+      </w:pPr>
+      <w:r>
+        <w:rPr>
+          <w:b/>
+          <w:bCs/>
+          <w:sz w:val="28"/>
+          <w:szCs w:val="28"/>
+        </w:rPr>
+        <w:t>7-Box-Plot</w:t>
+      </w:r>
+    </w:p>
+    <w:p>
+      <w:pPr>
+        <w:rPr>
+          <w:sz w:val="28"/>
+          <w:szCs w:val="28"/>
+        </w:rPr>
+      </w:pPr>
+      <w:r>
+        <w:rPr>
+          <w:sz w:val="28"/>
+          <w:szCs w:val="28"/>
+        </w:rPr>
+        <w:t xml:space="preserve">A Box Plot is a visual graph used to represent the distribution and spread of data. It helps to identify the median quartiles and outliers in the dataset. </w:t>
       </w:r>
     </w:p>
     <w:p/>
@@ -1523,6 +3014,602 @@
 <file path=word/numbering.xml><?xml version="1.0" encoding="utf-8"?>
 <w:numbering xmlns:wpc="http://schemas.microsoft.com/office/word/2010/wordprocessingCanvas" xmlns:cx="http://schemas.microsoft.com/office/drawing/2014/chartex" xmlns:cx1="http://schemas.microsoft.com/office/drawing/2015/9/8/chartex" xmlns:cx2="http://schemas.microsoft.com/office/drawing/2015/10/21/chartex" xmlns:cx3="http://schemas.microsoft.com/office/drawing/2016/5/9/chartex" xmlns:cx4="http://schemas.microsoft.com/office/drawing/2016/5/10/chartex" xmlns:cx5="http://schemas.microsoft.com/office/drawing/2016/5/11/chartex" xmlns:cx6="http://schemas.microsoft.com/office/drawing/2016/5/12/chartex" xmlns:cx7="http://schemas.microsoft.com/office/drawing/2016/5/13/chartex" xmlns:cx8="http://schemas.microsoft.com/office/drawing/2016/5/14/chartex" xmlns:mc="http://schemas.openxmlformats.org/markup-compatibility/2006" xmlns:aink="http://schemas.microsoft.com/office/drawing/2016/ink" xmlns:am3d="http://schemas.microsoft.com/office/drawing/2017/model3d" xmlns:o="urn:schemas-microsoft-com:office:office" xmlns:oel="http://schemas.microsoft.com/office/2019/extlst" xmlns:r="http://schemas.openxmlformats.org/officeDocument/2006/relationships" xmlns:m="http://schemas.openxmlformats.org/officeDocument/2006/math" xmlns:v="urn:schemas-microsoft-com:vml" xmlns:wp14="http://schemas.microsoft.com/office/word/2010/wordprocessingDrawing" xmlns:wp="http://schemas.openxmlformats.org/drawingml/2006/wordprocessingDrawing" xmlns:w10="urn:schemas-microsoft-com:office:word" xmlns:w="http://schemas.openxmlformats.org/wordprocessingml/2006/main" xmlns:w14="http://schemas.microsoft.com/office/word/2010/wordml" xmlns:w15="http://schemas.microsoft.com/office/word/2012/wordml" xmlns:w16cex="http://schemas.microsoft.com/office/word/2018/wordml/cex" xmlns:w16cid="http://schemas.microsoft.com/office/word/2016/wordml/cid" xmlns:w16="http://schemas.microsoft.com/office/word/2018/wordml" xmlns:w16du="http://schemas.microsoft.com/office/word/2023/wordml/word16du" xmlns:w16sdtdh="http://schemas.microsoft.com/office/word/2020/wordml/sdtdatahash" xmlns:w16sdtfl="http://schemas.microsoft.com/office/word/2024/wordml/sdtformatlock" xmlns:w16se="http://schemas.microsoft.com/office/word/2015/wordml/symex" xmlns:wpg="http://schemas.microsoft.com/office/word/2010/wordprocessingGroup" xmlns:wpi="http://schemas.microsoft.com/office/word/2010/wordprocessingInk" xmlns:wne="http://schemas.microsoft.com/office/word/2006/wordml" xmlns:wps="http://schemas.microsoft.com/office/word/2010/wordprocessingShape" mc:Ignorable="w14 w15 w16se w16cid w16 w16cex w16sdtdh w16sdtfl w16du wp14">
   <w:abstractNum w:abstractNumId="0" w15:restartNumberingAfterBreak="0">
+    <w:nsid w:val="073F29FD"/>
+    <w:multiLevelType w:val="multilevel"/>
+    <w:tmpl w:val="2B06DFA8"/>
+    <w:lvl w:ilvl="0">
+      <w:start w:val="1"/>
+      <w:numFmt w:val="bullet"/>
+      <w:lvlText w:val=""/>
+      <w:lvlJc w:val="left"/>
+      <w:pPr>
+        <w:tabs>
+          <w:tab w:val="num" w:pos="720"/>
+        </w:tabs>
+        <w:ind w:left="720" w:hanging="360"/>
+      </w:pPr>
+      <w:rPr>
+        <w:rFonts w:ascii="Symbol" w:hAnsi="Symbol" w:hint="default"/>
+        <w:sz w:val="20"/>
+      </w:rPr>
+    </w:lvl>
+    <w:lvl w:ilvl="1">
+      <w:start w:val="1"/>
+      <w:numFmt w:val="bullet"/>
+      <w:lvlText w:val="o"/>
+      <w:lvlJc w:val="left"/>
+      <w:pPr>
+        <w:tabs>
+          <w:tab w:val="num" w:pos="1440"/>
+        </w:tabs>
+        <w:ind w:left="1440" w:hanging="360"/>
+      </w:pPr>
+      <w:rPr>
+        <w:rFonts w:ascii="Courier New" w:hAnsi="Courier New" w:cs="Times New Roman" w:hint="default"/>
+        <w:sz w:val="20"/>
+      </w:rPr>
+    </w:lvl>
+    <w:lvl w:ilvl="2">
+      <w:start w:val="1"/>
+      <w:numFmt w:val="bullet"/>
+      <w:lvlText w:val=""/>
+      <w:lvlJc w:val="left"/>
+      <w:pPr>
+        <w:tabs>
+          <w:tab w:val="num" w:pos="2160"/>
+        </w:tabs>
+        <w:ind w:left="2160" w:hanging="360"/>
+      </w:pPr>
+      <w:rPr>
+        <w:rFonts w:ascii="Wingdings" w:hAnsi="Wingdings" w:hint="default"/>
+        <w:sz w:val="20"/>
+      </w:rPr>
+    </w:lvl>
+    <w:lvl w:ilvl="3">
+      <w:start w:val="1"/>
+      <w:numFmt w:val="bullet"/>
+      <w:lvlText w:val=""/>
+      <w:lvlJc w:val="left"/>
+      <w:pPr>
+        <w:tabs>
+          <w:tab w:val="num" w:pos="2880"/>
+        </w:tabs>
+        <w:ind w:left="2880" w:hanging="360"/>
+      </w:pPr>
+      <w:rPr>
+        <w:rFonts w:ascii="Wingdings" w:hAnsi="Wingdings" w:hint="default"/>
+        <w:sz w:val="20"/>
+      </w:rPr>
+    </w:lvl>
+    <w:lvl w:ilvl="4">
+      <w:start w:val="1"/>
+      <w:numFmt w:val="bullet"/>
+      <w:lvlText w:val=""/>
+      <w:lvlJc w:val="left"/>
+      <w:pPr>
+        <w:tabs>
+          <w:tab w:val="num" w:pos="3600"/>
+        </w:tabs>
+        <w:ind w:left="3600" w:hanging="360"/>
+      </w:pPr>
+      <w:rPr>
+        <w:rFonts w:ascii="Wingdings" w:hAnsi="Wingdings" w:hint="default"/>
+        <w:sz w:val="20"/>
+      </w:rPr>
+    </w:lvl>
+    <w:lvl w:ilvl="5">
+      <w:start w:val="1"/>
+      <w:numFmt w:val="bullet"/>
+      <w:lvlText w:val=""/>
+      <w:lvlJc w:val="left"/>
+      <w:pPr>
+        <w:tabs>
+          <w:tab w:val="num" w:pos="4320"/>
+        </w:tabs>
+        <w:ind w:left="4320" w:hanging="360"/>
+      </w:pPr>
+      <w:rPr>
+        <w:rFonts w:ascii="Wingdings" w:hAnsi="Wingdings" w:hint="default"/>
+        <w:sz w:val="20"/>
+      </w:rPr>
+    </w:lvl>
+    <w:lvl w:ilvl="6">
+      <w:start w:val="1"/>
+      <w:numFmt w:val="bullet"/>
+      <w:lvlText w:val=""/>
+      <w:lvlJc w:val="left"/>
+      <w:pPr>
+        <w:tabs>
+          <w:tab w:val="num" w:pos="5040"/>
+        </w:tabs>
+        <w:ind w:left="5040" w:hanging="360"/>
+      </w:pPr>
+      <w:rPr>
+        <w:rFonts w:ascii="Wingdings" w:hAnsi="Wingdings" w:hint="default"/>
+        <w:sz w:val="20"/>
+      </w:rPr>
+    </w:lvl>
+    <w:lvl w:ilvl="7">
+      <w:start w:val="1"/>
+      <w:numFmt w:val="bullet"/>
+      <w:lvlText w:val=""/>
+      <w:lvlJc w:val="left"/>
+      <w:pPr>
+        <w:tabs>
+          <w:tab w:val="num" w:pos="5760"/>
+        </w:tabs>
+        <w:ind w:left="5760" w:hanging="360"/>
+      </w:pPr>
+      <w:rPr>
+        <w:rFonts w:ascii="Wingdings" w:hAnsi="Wingdings" w:hint="default"/>
+        <w:sz w:val="20"/>
+      </w:rPr>
+    </w:lvl>
+    <w:lvl w:ilvl="8">
+      <w:start w:val="1"/>
+      <w:numFmt w:val="bullet"/>
+      <w:lvlText w:val=""/>
+      <w:lvlJc w:val="left"/>
+      <w:pPr>
+        <w:tabs>
+          <w:tab w:val="num" w:pos="6480"/>
+        </w:tabs>
+        <w:ind w:left="6480" w:hanging="360"/>
+      </w:pPr>
+      <w:rPr>
+        <w:rFonts w:ascii="Wingdings" w:hAnsi="Wingdings" w:hint="default"/>
+        <w:sz w:val="20"/>
+      </w:rPr>
+    </w:lvl>
+  </w:abstractNum>
+  <w:abstractNum w:abstractNumId="1" w15:restartNumberingAfterBreak="0">
+    <w:nsid w:val="0D7D21CE"/>
+    <w:multiLevelType w:val="multilevel"/>
+    <w:tmpl w:val="4CC0BA8C"/>
+    <w:lvl w:ilvl="0">
+      <w:start w:val="1"/>
+      <w:numFmt w:val="bullet"/>
+      <w:lvlText w:val=""/>
+      <w:lvlJc w:val="left"/>
+      <w:pPr>
+        <w:tabs>
+          <w:tab w:val="num" w:pos="720"/>
+        </w:tabs>
+        <w:ind w:left="720" w:hanging="360"/>
+      </w:pPr>
+      <w:rPr>
+        <w:rFonts w:ascii="Symbol" w:hAnsi="Symbol" w:hint="default"/>
+        <w:sz w:val="20"/>
+      </w:rPr>
+    </w:lvl>
+    <w:lvl w:ilvl="1">
+      <w:start w:val="1"/>
+      <w:numFmt w:val="bullet"/>
+      <w:lvlText w:val="o"/>
+      <w:lvlJc w:val="left"/>
+      <w:pPr>
+        <w:tabs>
+          <w:tab w:val="num" w:pos="1440"/>
+        </w:tabs>
+        <w:ind w:left="1440" w:hanging="360"/>
+      </w:pPr>
+      <w:rPr>
+        <w:rFonts w:ascii="Courier New" w:hAnsi="Courier New" w:cs="Times New Roman" w:hint="default"/>
+        <w:sz w:val="20"/>
+      </w:rPr>
+    </w:lvl>
+    <w:lvl w:ilvl="2">
+      <w:start w:val="1"/>
+      <w:numFmt w:val="bullet"/>
+      <w:lvlText w:val=""/>
+      <w:lvlJc w:val="left"/>
+      <w:pPr>
+        <w:tabs>
+          <w:tab w:val="num" w:pos="2160"/>
+        </w:tabs>
+        <w:ind w:left="2160" w:hanging="360"/>
+      </w:pPr>
+      <w:rPr>
+        <w:rFonts w:ascii="Wingdings" w:hAnsi="Wingdings" w:hint="default"/>
+        <w:sz w:val="20"/>
+      </w:rPr>
+    </w:lvl>
+    <w:lvl w:ilvl="3">
+      <w:start w:val="1"/>
+      <w:numFmt w:val="bullet"/>
+      <w:lvlText w:val=""/>
+      <w:lvlJc w:val="left"/>
+      <w:pPr>
+        <w:tabs>
+          <w:tab w:val="num" w:pos="2880"/>
+        </w:tabs>
+        <w:ind w:left="2880" w:hanging="360"/>
+      </w:pPr>
+      <w:rPr>
+        <w:rFonts w:ascii="Wingdings" w:hAnsi="Wingdings" w:hint="default"/>
+        <w:sz w:val="20"/>
+      </w:rPr>
+    </w:lvl>
+    <w:lvl w:ilvl="4">
+      <w:start w:val="1"/>
+      <w:numFmt w:val="bullet"/>
+      <w:lvlText w:val=""/>
+      <w:lvlJc w:val="left"/>
+      <w:pPr>
+        <w:tabs>
+          <w:tab w:val="num" w:pos="3600"/>
+        </w:tabs>
+        <w:ind w:left="3600" w:hanging="360"/>
+      </w:pPr>
+      <w:rPr>
+        <w:rFonts w:ascii="Wingdings" w:hAnsi="Wingdings" w:hint="default"/>
+        <w:sz w:val="20"/>
+      </w:rPr>
+    </w:lvl>
+    <w:lvl w:ilvl="5">
+      <w:start w:val="1"/>
+      <w:numFmt w:val="bullet"/>
+      <w:lvlText w:val=""/>
+      <w:lvlJc w:val="left"/>
+      <w:pPr>
+        <w:tabs>
+          <w:tab w:val="num" w:pos="4320"/>
+        </w:tabs>
+        <w:ind w:left="4320" w:hanging="360"/>
+      </w:pPr>
+      <w:rPr>
+        <w:rFonts w:ascii="Wingdings" w:hAnsi="Wingdings" w:hint="default"/>
+        <w:sz w:val="20"/>
+      </w:rPr>
+    </w:lvl>
+    <w:lvl w:ilvl="6">
+      <w:start w:val="1"/>
+      <w:numFmt w:val="bullet"/>
+      <w:lvlText w:val=""/>
+      <w:lvlJc w:val="left"/>
+      <w:pPr>
+        <w:tabs>
+          <w:tab w:val="num" w:pos="5040"/>
+        </w:tabs>
+        <w:ind w:left="5040" w:hanging="360"/>
+      </w:pPr>
+      <w:rPr>
+        <w:rFonts w:ascii="Wingdings" w:hAnsi="Wingdings" w:hint="default"/>
+        <w:sz w:val="20"/>
+      </w:rPr>
+    </w:lvl>
+    <w:lvl w:ilvl="7">
+      <w:start w:val="1"/>
+      <w:numFmt w:val="bullet"/>
+      <w:lvlText w:val=""/>
+      <w:lvlJc w:val="left"/>
+      <w:pPr>
+        <w:tabs>
+          <w:tab w:val="num" w:pos="5760"/>
+        </w:tabs>
+        <w:ind w:left="5760" w:hanging="360"/>
+      </w:pPr>
+      <w:rPr>
+        <w:rFonts w:ascii="Wingdings" w:hAnsi="Wingdings" w:hint="default"/>
+        <w:sz w:val="20"/>
+      </w:rPr>
+    </w:lvl>
+    <w:lvl w:ilvl="8">
+      <w:start w:val="1"/>
+      <w:numFmt w:val="bullet"/>
+      <w:lvlText w:val=""/>
+      <w:lvlJc w:val="left"/>
+      <w:pPr>
+        <w:tabs>
+          <w:tab w:val="num" w:pos="6480"/>
+        </w:tabs>
+        <w:ind w:left="6480" w:hanging="360"/>
+      </w:pPr>
+      <w:rPr>
+        <w:rFonts w:ascii="Wingdings" w:hAnsi="Wingdings" w:hint="default"/>
+        <w:sz w:val="20"/>
+      </w:rPr>
+    </w:lvl>
+  </w:abstractNum>
+  <w:abstractNum w:abstractNumId="2" w15:restartNumberingAfterBreak="0">
+    <w:nsid w:val="18164B45"/>
+    <w:multiLevelType w:val="multilevel"/>
+    <w:tmpl w:val="BE4AA54C"/>
+    <w:lvl w:ilvl="0">
+      <w:start w:val="1"/>
+      <w:numFmt w:val="bullet"/>
+      <w:lvlText w:val=""/>
+      <w:lvlJc w:val="left"/>
+      <w:pPr>
+        <w:tabs>
+          <w:tab w:val="num" w:pos="720"/>
+        </w:tabs>
+        <w:ind w:left="720" w:hanging="360"/>
+      </w:pPr>
+      <w:rPr>
+        <w:rFonts w:ascii="Symbol" w:hAnsi="Symbol" w:hint="default"/>
+        <w:sz w:val="20"/>
+      </w:rPr>
+    </w:lvl>
+    <w:lvl w:ilvl="1">
+      <w:start w:val="1"/>
+      <w:numFmt w:val="bullet"/>
+      <w:lvlText w:val="o"/>
+      <w:lvlJc w:val="left"/>
+      <w:pPr>
+        <w:tabs>
+          <w:tab w:val="num" w:pos="1440"/>
+        </w:tabs>
+        <w:ind w:left="1440" w:hanging="360"/>
+      </w:pPr>
+      <w:rPr>
+        <w:rFonts w:ascii="Courier New" w:hAnsi="Courier New" w:cs="Times New Roman" w:hint="default"/>
+        <w:sz w:val="20"/>
+      </w:rPr>
+    </w:lvl>
+    <w:lvl w:ilvl="2">
+      <w:start w:val="1"/>
+      <w:numFmt w:val="bullet"/>
+      <w:lvlText w:val=""/>
+      <w:lvlJc w:val="left"/>
+      <w:pPr>
+        <w:tabs>
+          <w:tab w:val="num" w:pos="2160"/>
+        </w:tabs>
+        <w:ind w:left="2160" w:hanging="360"/>
+      </w:pPr>
+      <w:rPr>
+        <w:rFonts w:ascii="Wingdings" w:hAnsi="Wingdings" w:hint="default"/>
+        <w:sz w:val="20"/>
+      </w:rPr>
+    </w:lvl>
+    <w:lvl w:ilvl="3">
+      <w:start w:val="1"/>
+      <w:numFmt w:val="bullet"/>
+      <w:lvlText w:val=""/>
+      <w:lvlJc w:val="left"/>
+      <w:pPr>
+        <w:tabs>
+          <w:tab w:val="num" w:pos="2880"/>
+        </w:tabs>
+        <w:ind w:left="2880" w:hanging="360"/>
+      </w:pPr>
+      <w:rPr>
+        <w:rFonts w:ascii="Wingdings" w:hAnsi="Wingdings" w:hint="default"/>
+        <w:sz w:val="20"/>
+      </w:rPr>
+    </w:lvl>
+    <w:lvl w:ilvl="4">
+      <w:start w:val="1"/>
+      <w:numFmt w:val="bullet"/>
+      <w:lvlText w:val=""/>
+      <w:lvlJc w:val="left"/>
+      <w:pPr>
+        <w:tabs>
+          <w:tab w:val="num" w:pos="3600"/>
+        </w:tabs>
+        <w:ind w:left="3600" w:hanging="360"/>
+      </w:pPr>
+      <w:rPr>
+        <w:rFonts w:ascii="Wingdings" w:hAnsi="Wingdings" w:hint="default"/>
+        <w:sz w:val="20"/>
+      </w:rPr>
+    </w:lvl>
+    <w:lvl w:ilvl="5">
+      <w:start w:val="1"/>
+      <w:numFmt w:val="bullet"/>
+      <w:lvlText w:val=""/>
+      <w:lvlJc w:val="left"/>
+      <w:pPr>
+        <w:tabs>
+          <w:tab w:val="num" w:pos="4320"/>
+        </w:tabs>
+        <w:ind w:left="4320" w:hanging="360"/>
+      </w:pPr>
+      <w:rPr>
+        <w:rFonts w:ascii="Wingdings" w:hAnsi="Wingdings" w:hint="default"/>
+        <w:sz w:val="20"/>
+      </w:rPr>
+    </w:lvl>
+    <w:lvl w:ilvl="6">
+      <w:start w:val="1"/>
+      <w:numFmt w:val="bullet"/>
+      <w:lvlText w:val=""/>
+      <w:lvlJc w:val="left"/>
+      <w:pPr>
+        <w:tabs>
+          <w:tab w:val="num" w:pos="5040"/>
+        </w:tabs>
+        <w:ind w:left="5040" w:hanging="360"/>
+      </w:pPr>
+      <w:rPr>
+        <w:rFonts w:ascii="Wingdings" w:hAnsi="Wingdings" w:hint="default"/>
+        <w:sz w:val="20"/>
+      </w:rPr>
+    </w:lvl>
+    <w:lvl w:ilvl="7">
+      <w:start w:val="1"/>
+      <w:numFmt w:val="bullet"/>
+      <w:lvlText w:val=""/>
+      <w:lvlJc w:val="left"/>
+      <w:pPr>
+        <w:tabs>
+          <w:tab w:val="num" w:pos="5760"/>
+        </w:tabs>
+        <w:ind w:left="5760" w:hanging="360"/>
+      </w:pPr>
+      <w:rPr>
+        <w:rFonts w:ascii="Wingdings" w:hAnsi="Wingdings" w:hint="default"/>
+        <w:sz w:val="20"/>
+      </w:rPr>
+    </w:lvl>
+    <w:lvl w:ilvl="8">
+      <w:start w:val="1"/>
+      <w:numFmt w:val="bullet"/>
+      <w:lvlText w:val=""/>
+      <w:lvlJc w:val="left"/>
+      <w:pPr>
+        <w:tabs>
+          <w:tab w:val="num" w:pos="6480"/>
+        </w:tabs>
+        <w:ind w:left="6480" w:hanging="360"/>
+      </w:pPr>
+      <w:rPr>
+        <w:rFonts w:ascii="Wingdings" w:hAnsi="Wingdings" w:hint="default"/>
+        <w:sz w:val="20"/>
+      </w:rPr>
+    </w:lvl>
+  </w:abstractNum>
+  <w:abstractNum w:abstractNumId="3" w15:restartNumberingAfterBreak="0">
+    <w:nsid w:val="1B816191"/>
+    <w:multiLevelType w:val="multilevel"/>
+    <w:tmpl w:val="68DC4F8C"/>
+    <w:lvl w:ilvl="0">
+      <w:start w:val="1"/>
+      <w:numFmt w:val="bullet"/>
+      <w:lvlText w:val=""/>
+      <w:lvlJc w:val="left"/>
+      <w:pPr>
+        <w:tabs>
+          <w:tab w:val="num" w:pos="720"/>
+        </w:tabs>
+        <w:ind w:left="720" w:hanging="360"/>
+      </w:pPr>
+      <w:rPr>
+        <w:rFonts w:ascii="Symbol" w:hAnsi="Symbol" w:hint="default"/>
+        <w:sz w:val="20"/>
+      </w:rPr>
+    </w:lvl>
+    <w:lvl w:ilvl="1">
+      <w:start w:val="1"/>
+      <w:numFmt w:val="bullet"/>
+      <w:lvlText w:val="o"/>
+      <w:lvlJc w:val="left"/>
+      <w:pPr>
+        <w:tabs>
+          <w:tab w:val="num" w:pos="1440"/>
+        </w:tabs>
+        <w:ind w:left="1440" w:hanging="360"/>
+      </w:pPr>
+      <w:rPr>
+        <w:rFonts w:ascii="Courier New" w:hAnsi="Courier New" w:cs="Times New Roman" w:hint="default"/>
+        <w:sz w:val="20"/>
+      </w:rPr>
+    </w:lvl>
+    <w:lvl w:ilvl="2">
+      <w:start w:val="1"/>
+      <w:numFmt w:val="bullet"/>
+      <w:lvlText w:val=""/>
+      <w:lvlJc w:val="left"/>
+      <w:pPr>
+        <w:tabs>
+          <w:tab w:val="num" w:pos="2160"/>
+        </w:tabs>
+        <w:ind w:left="2160" w:hanging="360"/>
+      </w:pPr>
+      <w:rPr>
+        <w:rFonts w:ascii="Wingdings" w:hAnsi="Wingdings" w:hint="default"/>
+        <w:sz w:val="20"/>
+      </w:rPr>
+    </w:lvl>
+    <w:lvl w:ilvl="3">
+      <w:start w:val="1"/>
+      <w:numFmt w:val="bullet"/>
+      <w:lvlText w:val=""/>
+      <w:lvlJc w:val="left"/>
+      <w:pPr>
+        <w:tabs>
+          <w:tab w:val="num" w:pos="2880"/>
+        </w:tabs>
+        <w:ind w:left="2880" w:hanging="360"/>
+      </w:pPr>
+      <w:rPr>
+        <w:rFonts w:ascii="Wingdings" w:hAnsi="Wingdings" w:hint="default"/>
+        <w:sz w:val="20"/>
+      </w:rPr>
+    </w:lvl>
+    <w:lvl w:ilvl="4">
+      <w:start w:val="1"/>
+      <w:numFmt w:val="bullet"/>
+      <w:lvlText w:val=""/>
+      <w:lvlJc w:val="left"/>
+      <w:pPr>
+        <w:tabs>
+          <w:tab w:val="num" w:pos="3600"/>
+        </w:tabs>
+        <w:ind w:left="3600" w:hanging="360"/>
+      </w:pPr>
+      <w:rPr>
+        <w:rFonts w:ascii="Wingdings" w:hAnsi="Wingdings" w:hint="default"/>
+        <w:sz w:val="20"/>
+      </w:rPr>
+    </w:lvl>
+    <w:lvl w:ilvl="5">
+      <w:start w:val="1"/>
+      <w:numFmt w:val="bullet"/>
+      <w:lvlText w:val=""/>
+      <w:lvlJc w:val="left"/>
+      <w:pPr>
+        <w:tabs>
+          <w:tab w:val="num" w:pos="4320"/>
+        </w:tabs>
+        <w:ind w:left="4320" w:hanging="360"/>
+      </w:pPr>
+      <w:rPr>
+        <w:rFonts w:ascii="Wingdings" w:hAnsi="Wingdings" w:hint="default"/>
+        <w:sz w:val="20"/>
+      </w:rPr>
+    </w:lvl>
+    <w:lvl w:ilvl="6">
+      <w:start w:val="1"/>
+      <w:numFmt w:val="bullet"/>
+      <w:lvlText w:val=""/>
+      <w:lvlJc w:val="left"/>
+      <w:pPr>
+        <w:tabs>
+          <w:tab w:val="num" w:pos="5040"/>
+        </w:tabs>
+        <w:ind w:left="5040" w:hanging="360"/>
+      </w:pPr>
+      <w:rPr>
+        <w:rFonts w:ascii="Wingdings" w:hAnsi="Wingdings" w:hint="default"/>
+        <w:sz w:val="20"/>
+      </w:rPr>
+    </w:lvl>
+    <w:lvl w:ilvl="7">
+      <w:start w:val="1"/>
+      <w:numFmt w:val="bullet"/>
+      <w:lvlText w:val=""/>
+      <w:lvlJc w:val="left"/>
+      <w:pPr>
+        <w:tabs>
+          <w:tab w:val="num" w:pos="5760"/>
+        </w:tabs>
+        <w:ind w:left="5760" w:hanging="360"/>
+      </w:pPr>
+      <w:rPr>
+        <w:rFonts w:ascii="Wingdings" w:hAnsi="Wingdings" w:hint="default"/>
+        <w:sz w:val="20"/>
+      </w:rPr>
+    </w:lvl>
+    <w:lvl w:ilvl="8">
+      <w:start w:val="1"/>
+      <w:numFmt w:val="bullet"/>
+      <w:lvlText w:val=""/>
+      <w:lvlJc w:val="left"/>
+      <w:pPr>
+        <w:tabs>
+          <w:tab w:val="num" w:pos="6480"/>
+        </w:tabs>
+        <w:ind w:left="6480" w:hanging="360"/>
+      </w:pPr>
+      <w:rPr>
+        <w:rFonts w:ascii="Wingdings" w:hAnsi="Wingdings" w:hint="default"/>
+        <w:sz w:val="20"/>
+      </w:rPr>
+    </w:lvl>
+  </w:abstractNum>
+  <w:abstractNum w:abstractNumId="4" w15:restartNumberingAfterBreak="0">
     <w:nsid w:val="1DF85A2A"/>
     <w:multiLevelType w:val="multilevel"/>
     <w:tmpl w:val="AF4C830E"/>
@@ -1671,7 +3758,156 @@
       </w:rPr>
     </w:lvl>
   </w:abstractNum>
-  <w:abstractNum w:abstractNumId="1" w15:restartNumberingAfterBreak="0">
+  <w:abstractNum w:abstractNumId="5" w15:restartNumberingAfterBreak="0">
+    <w:nsid w:val="2A193790"/>
+    <w:multiLevelType w:val="multilevel"/>
+    <w:tmpl w:val="8C645520"/>
+    <w:lvl w:ilvl="0">
+      <w:start w:val="1"/>
+      <w:numFmt w:val="bullet"/>
+      <w:lvlText w:val=""/>
+      <w:lvlJc w:val="left"/>
+      <w:pPr>
+        <w:tabs>
+          <w:tab w:val="num" w:pos="720"/>
+        </w:tabs>
+        <w:ind w:left="720" w:hanging="360"/>
+      </w:pPr>
+      <w:rPr>
+        <w:rFonts w:ascii="Symbol" w:hAnsi="Symbol" w:hint="default"/>
+        <w:sz w:val="20"/>
+      </w:rPr>
+    </w:lvl>
+    <w:lvl w:ilvl="1">
+      <w:start w:val="1"/>
+      <w:numFmt w:val="bullet"/>
+      <w:lvlText w:val="o"/>
+      <w:lvlJc w:val="left"/>
+      <w:pPr>
+        <w:tabs>
+          <w:tab w:val="num" w:pos="1440"/>
+        </w:tabs>
+        <w:ind w:left="1440" w:hanging="360"/>
+      </w:pPr>
+      <w:rPr>
+        <w:rFonts w:ascii="Courier New" w:hAnsi="Courier New" w:cs="Times New Roman" w:hint="default"/>
+        <w:sz w:val="20"/>
+      </w:rPr>
+    </w:lvl>
+    <w:lvl w:ilvl="2">
+      <w:start w:val="1"/>
+      <w:numFmt w:val="bullet"/>
+      <w:lvlText w:val=""/>
+      <w:lvlJc w:val="left"/>
+      <w:pPr>
+        <w:tabs>
+          <w:tab w:val="num" w:pos="2160"/>
+        </w:tabs>
+        <w:ind w:left="2160" w:hanging="360"/>
+      </w:pPr>
+      <w:rPr>
+        <w:rFonts w:ascii="Wingdings" w:hAnsi="Wingdings" w:hint="default"/>
+        <w:sz w:val="20"/>
+      </w:rPr>
+    </w:lvl>
+    <w:lvl w:ilvl="3">
+      <w:start w:val="1"/>
+      <w:numFmt w:val="bullet"/>
+      <w:lvlText w:val=""/>
+      <w:lvlJc w:val="left"/>
+      <w:pPr>
+        <w:tabs>
+          <w:tab w:val="num" w:pos="2880"/>
+        </w:tabs>
+        <w:ind w:left="2880" w:hanging="360"/>
+      </w:pPr>
+      <w:rPr>
+        <w:rFonts w:ascii="Wingdings" w:hAnsi="Wingdings" w:hint="default"/>
+        <w:sz w:val="20"/>
+      </w:rPr>
+    </w:lvl>
+    <w:lvl w:ilvl="4">
+      <w:start w:val="1"/>
+      <w:numFmt w:val="bullet"/>
+      <w:lvlText w:val=""/>
+      <w:lvlJc w:val="left"/>
+      <w:pPr>
+        <w:tabs>
+          <w:tab w:val="num" w:pos="3600"/>
+        </w:tabs>
+        <w:ind w:left="3600" w:hanging="360"/>
+      </w:pPr>
+      <w:rPr>
+        <w:rFonts w:ascii="Wingdings" w:hAnsi="Wingdings" w:hint="default"/>
+        <w:sz w:val="20"/>
+      </w:rPr>
+    </w:lvl>
+    <w:lvl w:ilvl="5">
+      <w:start w:val="1"/>
+      <w:numFmt w:val="bullet"/>
+      <w:lvlText w:val=""/>
+      <w:lvlJc w:val="left"/>
+      <w:pPr>
+        <w:tabs>
+          <w:tab w:val="num" w:pos="4320"/>
+        </w:tabs>
+        <w:ind w:left="4320" w:hanging="360"/>
+      </w:pPr>
+      <w:rPr>
+        <w:rFonts w:ascii="Wingdings" w:hAnsi="Wingdings" w:hint="default"/>
+        <w:sz w:val="20"/>
+      </w:rPr>
+    </w:lvl>
+    <w:lvl w:ilvl="6">
+      <w:start w:val="1"/>
+      <w:numFmt w:val="bullet"/>
+      <w:lvlText w:val=""/>
+      <w:lvlJc w:val="left"/>
+      <w:pPr>
+        <w:tabs>
+          <w:tab w:val="num" w:pos="5040"/>
+        </w:tabs>
+        <w:ind w:left="5040" w:hanging="360"/>
+      </w:pPr>
+      <w:rPr>
+        <w:rFonts w:ascii="Wingdings" w:hAnsi="Wingdings" w:hint="default"/>
+        <w:sz w:val="20"/>
+      </w:rPr>
+    </w:lvl>
+    <w:lvl w:ilvl="7">
+      <w:start w:val="1"/>
+      <w:numFmt w:val="bullet"/>
+      <w:lvlText w:val=""/>
+      <w:lvlJc w:val="left"/>
+      <w:pPr>
+        <w:tabs>
+          <w:tab w:val="num" w:pos="5760"/>
+        </w:tabs>
+        <w:ind w:left="5760" w:hanging="360"/>
+      </w:pPr>
+      <w:rPr>
+        <w:rFonts w:ascii="Wingdings" w:hAnsi="Wingdings" w:hint="default"/>
+        <w:sz w:val="20"/>
+      </w:rPr>
+    </w:lvl>
+    <w:lvl w:ilvl="8">
+      <w:start w:val="1"/>
+      <w:numFmt w:val="bullet"/>
+      <w:lvlText w:val=""/>
+      <w:lvlJc w:val="left"/>
+      <w:pPr>
+        <w:tabs>
+          <w:tab w:val="num" w:pos="6480"/>
+        </w:tabs>
+        <w:ind w:left="6480" w:hanging="360"/>
+      </w:pPr>
+      <w:rPr>
+        <w:rFonts w:ascii="Wingdings" w:hAnsi="Wingdings" w:hint="default"/>
+        <w:sz w:val="20"/>
+      </w:rPr>
+    </w:lvl>
+  </w:abstractNum>
+  <w:abstractNum w:abstractNumId="6" w15:restartNumberingAfterBreak="0">
     <w:nsid w:val="4841299E"/>
     <w:multiLevelType w:val="hybridMultilevel"/>
     <w:tmpl w:val="B4C0DD04"/>
@@ -1784,7 +4020,305 @@
       </w:rPr>
     </w:lvl>
   </w:abstractNum>
-  <w:abstractNum w:abstractNumId="2" w15:restartNumberingAfterBreak="0">
+  <w:abstractNum w:abstractNumId="7" w15:restartNumberingAfterBreak="0">
+    <w:nsid w:val="4B0B2C22"/>
+    <w:multiLevelType w:val="multilevel"/>
+    <w:tmpl w:val="B964BD1C"/>
+    <w:lvl w:ilvl="0">
+      <w:start w:val="1"/>
+      <w:numFmt w:val="bullet"/>
+      <w:lvlText w:val=""/>
+      <w:lvlJc w:val="left"/>
+      <w:pPr>
+        <w:tabs>
+          <w:tab w:val="num" w:pos="720"/>
+        </w:tabs>
+        <w:ind w:left="720" w:hanging="360"/>
+      </w:pPr>
+      <w:rPr>
+        <w:rFonts w:ascii="Symbol" w:hAnsi="Symbol" w:hint="default"/>
+        <w:sz w:val="20"/>
+      </w:rPr>
+    </w:lvl>
+    <w:lvl w:ilvl="1">
+      <w:start w:val="1"/>
+      <w:numFmt w:val="bullet"/>
+      <w:lvlText w:val="o"/>
+      <w:lvlJc w:val="left"/>
+      <w:pPr>
+        <w:tabs>
+          <w:tab w:val="num" w:pos="1440"/>
+        </w:tabs>
+        <w:ind w:left="1440" w:hanging="360"/>
+      </w:pPr>
+      <w:rPr>
+        <w:rFonts w:ascii="Courier New" w:hAnsi="Courier New" w:cs="Times New Roman" w:hint="default"/>
+        <w:sz w:val="20"/>
+      </w:rPr>
+    </w:lvl>
+    <w:lvl w:ilvl="2">
+      <w:start w:val="1"/>
+      <w:numFmt w:val="bullet"/>
+      <w:lvlText w:val=""/>
+      <w:lvlJc w:val="left"/>
+      <w:pPr>
+        <w:tabs>
+          <w:tab w:val="num" w:pos="2160"/>
+        </w:tabs>
+        <w:ind w:left="2160" w:hanging="360"/>
+      </w:pPr>
+      <w:rPr>
+        <w:rFonts w:ascii="Wingdings" w:hAnsi="Wingdings" w:hint="default"/>
+        <w:sz w:val="20"/>
+      </w:rPr>
+    </w:lvl>
+    <w:lvl w:ilvl="3">
+      <w:start w:val="1"/>
+      <w:numFmt w:val="bullet"/>
+      <w:lvlText w:val=""/>
+      <w:lvlJc w:val="left"/>
+      <w:pPr>
+        <w:tabs>
+          <w:tab w:val="num" w:pos="2880"/>
+        </w:tabs>
+        <w:ind w:left="2880" w:hanging="360"/>
+      </w:pPr>
+      <w:rPr>
+        <w:rFonts w:ascii="Wingdings" w:hAnsi="Wingdings" w:hint="default"/>
+        <w:sz w:val="20"/>
+      </w:rPr>
+    </w:lvl>
+    <w:lvl w:ilvl="4">
+      <w:start w:val="1"/>
+      <w:numFmt w:val="bullet"/>
+      <w:lvlText w:val=""/>
+      <w:lvlJc w:val="left"/>
+      <w:pPr>
+        <w:tabs>
+          <w:tab w:val="num" w:pos="3600"/>
+        </w:tabs>
+        <w:ind w:left="3600" w:hanging="360"/>
+      </w:pPr>
+      <w:rPr>
+        <w:rFonts w:ascii="Wingdings" w:hAnsi="Wingdings" w:hint="default"/>
+        <w:sz w:val="20"/>
+      </w:rPr>
+    </w:lvl>
+    <w:lvl w:ilvl="5">
+      <w:start w:val="1"/>
+      <w:numFmt w:val="bullet"/>
+      <w:lvlText w:val=""/>
+      <w:lvlJc w:val="left"/>
+      <w:pPr>
+        <w:tabs>
+          <w:tab w:val="num" w:pos="4320"/>
+        </w:tabs>
+        <w:ind w:left="4320" w:hanging="360"/>
+      </w:pPr>
+      <w:rPr>
+        <w:rFonts w:ascii="Wingdings" w:hAnsi="Wingdings" w:hint="default"/>
+        <w:sz w:val="20"/>
+      </w:rPr>
+    </w:lvl>
+    <w:lvl w:ilvl="6">
+      <w:start w:val="1"/>
+      <w:numFmt w:val="bullet"/>
+      <w:lvlText w:val=""/>
+      <w:lvlJc w:val="left"/>
+      <w:pPr>
+        <w:tabs>
+          <w:tab w:val="num" w:pos="5040"/>
+        </w:tabs>
+        <w:ind w:left="5040" w:hanging="360"/>
+      </w:pPr>
+      <w:rPr>
+        <w:rFonts w:ascii="Wingdings" w:hAnsi="Wingdings" w:hint="default"/>
+        <w:sz w:val="20"/>
+      </w:rPr>
+    </w:lvl>
+    <w:lvl w:ilvl="7">
+      <w:start w:val="1"/>
+      <w:numFmt w:val="bullet"/>
+      <w:lvlText w:val=""/>
+      <w:lvlJc w:val="left"/>
+      <w:pPr>
+        <w:tabs>
+          <w:tab w:val="num" w:pos="5760"/>
+        </w:tabs>
+        <w:ind w:left="5760" w:hanging="360"/>
+      </w:pPr>
+      <w:rPr>
+        <w:rFonts w:ascii="Wingdings" w:hAnsi="Wingdings" w:hint="default"/>
+        <w:sz w:val="20"/>
+      </w:rPr>
+    </w:lvl>
+    <w:lvl w:ilvl="8">
+      <w:start w:val="1"/>
+      <w:numFmt w:val="bullet"/>
+      <w:lvlText w:val=""/>
+      <w:lvlJc w:val="left"/>
+      <w:pPr>
+        <w:tabs>
+          <w:tab w:val="num" w:pos="6480"/>
+        </w:tabs>
+        <w:ind w:left="6480" w:hanging="360"/>
+      </w:pPr>
+      <w:rPr>
+        <w:rFonts w:ascii="Wingdings" w:hAnsi="Wingdings" w:hint="default"/>
+        <w:sz w:val="20"/>
+      </w:rPr>
+    </w:lvl>
+  </w:abstractNum>
+  <w:abstractNum w:abstractNumId="8" w15:restartNumberingAfterBreak="0">
+    <w:nsid w:val="4B6D6880"/>
+    <w:multiLevelType w:val="multilevel"/>
+    <w:tmpl w:val="98AEF114"/>
+    <w:lvl w:ilvl="0">
+      <w:start w:val="1"/>
+      <w:numFmt w:val="bullet"/>
+      <w:lvlText w:val=""/>
+      <w:lvlJc w:val="left"/>
+      <w:pPr>
+        <w:tabs>
+          <w:tab w:val="num" w:pos="720"/>
+        </w:tabs>
+        <w:ind w:left="720" w:hanging="360"/>
+      </w:pPr>
+      <w:rPr>
+        <w:rFonts w:ascii="Symbol" w:hAnsi="Symbol" w:hint="default"/>
+        <w:sz w:val="20"/>
+      </w:rPr>
+    </w:lvl>
+    <w:lvl w:ilvl="1">
+      <w:start w:val="1"/>
+      <w:numFmt w:val="bullet"/>
+      <w:lvlText w:val="o"/>
+      <w:lvlJc w:val="left"/>
+      <w:pPr>
+        <w:tabs>
+          <w:tab w:val="num" w:pos="1440"/>
+        </w:tabs>
+        <w:ind w:left="1440" w:hanging="360"/>
+      </w:pPr>
+      <w:rPr>
+        <w:rFonts w:ascii="Courier New" w:hAnsi="Courier New" w:cs="Times New Roman" w:hint="default"/>
+        <w:sz w:val="20"/>
+      </w:rPr>
+    </w:lvl>
+    <w:lvl w:ilvl="2">
+      <w:start w:val="1"/>
+      <w:numFmt w:val="bullet"/>
+      <w:lvlText w:val=""/>
+      <w:lvlJc w:val="left"/>
+      <w:pPr>
+        <w:tabs>
+          <w:tab w:val="num" w:pos="2160"/>
+        </w:tabs>
+        <w:ind w:left="2160" w:hanging="360"/>
+      </w:pPr>
+      <w:rPr>
+        <w:rFonts w:ascii="Wingdings" w:hAnsi="Wingdings" w:hint="default"/>
+        <w:sz w:val="20"/>
+      </w:rPr>
+    </w:lvl>
+    <w:lvl w:ilvl="3">
+      <w:start w:val="1"/>
+      <w:numFmt w:val="bullet"/>
+      <w:lvlText w:val=""/>
+      <w:lvlJc w:val="left"/>
+      <w:pPr>
+        <w:tabs>
+          <w:tab w:val="num" w:pos="2880"/>
+        </w:tabs>
+        <w:ind w:left="2880" w:hanging="360"/>
+      </w:pPr>
+      <w:rPr>
+        <w:rFonts w:ascii="Wingdings" w:hAnsi="Wingdings" w:hint="default"/>
+        <w:sz w:val="20"/>
+      </w:rPr>
+    </w:lvl>
+    <w:lvl w:ilvl="4">
+      <w:start w:val="1"/>
+      <w:numFmt w:val="bullet"/>
+      <w:lvlText w:val=""/>
+      <w:lvlJc w:val="left"/>
+      <w:pPr>
+        <w:tabs>
+          <w:tab w:val="num" w:pos="3600"/>
+        </w:tabs>
+        <w:ind w:left="3600" w:hanging="360"/>
+      </w:pPr>
+      <w:rPr>
+        <w:rFonts w:ascii="Wingdings" w:hAnsi="Wingdings" w:hint="default"/>
+        <w:sz w:val="20"/>
+      </w:rPr>
+    </w:lvl>
+    <w:lvl w:ilvl="5">
+      <w:start w:val="1"/>
+      <w:numFmt w:val="bullet"/>
+      <w:lvlText w:val=""/>
+      <w:lvlJc w:val="left"/>
+      <w:pPr>
+        <w:tabs>
+          <w:tab w:val="num" w:pos="4320"/>
+        </w:tabs>
+        <w:ind w:left="4320" w:hanging="360"/>
+      </w:pPr>
+      <w:rPr>
+        <w:rFonts w:ascii="Wingdings" w:hAnsi="Wingdings" w:hint="default"/>
+        <w:sz w:val="20"/>
+      </w:rPr>
+    </w:lvl>
+    <w:lvl w:ilvl="6">
+      <w:start w:val="1"/>
+      <w:numFmt w:val="bullet"/>
+      <w:lvlText w:val=""/>
+      <w:lvlJc w:val="left"/>
+      <w:pPr>
+        <w:tabs>
+          <w:tab w:val="num" w:pos="5040"/>
+        </w:tabs>
+        <w:ind w:left="5040" w:hanging="360"/>
+      </w:pPr>
+      <w:rPr>
+        <w:rFonts w:ascii="Wingdings" w:hAnsi="Wingdings" w:hint="default"/>
+        <w:sz w:val="20"/>
+      </w:rPr>
+    </w:lvl>
+    <w:lvl w:ilvl="7">
+      <w:start w:val="1"/>
+      <w:numFmt w:val="bullet"/>
+      <w:lvlText w:val=""/>
+      <w:lvlJc w:val="left"/>
+      <w:pPr>
+        <w:tabs>
+          <w:tab w:val="num" w:pos="5760"/>
+        </w:tabs>
+        <w:ind w:left="5760" w:hanging="360"/>
+      </w:pPr>
+      <w:rPr>
+        <w:rFonts w:ascii="Wingdings" w:hAnsi="Wingdings" w:hint="default"/>
+        <w:sz w:val="20"/>
+      </w:rPr>
+    </w:lvl>
+    <w:lvl w:ilvl="8">
+      <w:start w:val="1"/>
+      <w:numFmt w:val="bullet"/>
+      <w:lvlText w:val=""/>
+      <w:lvlJc w:val="left"/>
+      <w:pPr>
+        <w:tabs>
+          <w:tab w:val="num" w:pos="6480"/>
+        </w:tabs>
+        <w:ind w:left="6480" w:hanging="360"/>
+      </w:pPr>
+      <w:rPr>
+        <w:rFonts w:ascii="Wingdings" w:hAnsi="Wingdings" w:hint="default"/>
+        <w:sz w:val="20"/>
+      </w:rPr>
+    </w:lvl>
+  </w:abstractNum>
+  <w:abstractNum w:abstractNumId="9" w15:restartNumberingAfterBreak="0">
     <w:nsid w:val="4C6B75F6"/>
     <w:multiLevelType w:val="hybridMultilevel"/>
     <w:tmpl w:val="7A5A3D84"/>
@@ -1873,7 +4407,752 @@
       </w:pPr>
     </w:lvl>
   </w:abstractNum>
-  <w:abstractNum w:abstractNumId="3" w15:restartNumberingAfterBreak="0">
+  <w:abstractNum w:abstractNumId="10" w15:restartNumberingAfterBreak="0">
+    <w:nsid w:val="4EAC6200"/>
+    <w:multiLevelType w:val="multilevel"/>
+    <w:tmpl w:val="C48E141C"/>
+    <w:lvl w:ilvl="0">
+      <w:start w:val="1"/>
+      <w:numFmt w:val="bullet"/>
+      <w:lvlText w:val=""/>
+      <w:lvlJc w:val="left"/>
+      <w:pPr>
+        <w:tabs>
+          <w:tab w:val="num" w:pos="720"/>
+        </w:tabs>
+        <w:ind w:left="720" w:hanging="360"/>
+      </w:pPr>
+      <w:rPr>
+        <w:rFonts w:ascii="Symbol" w:hAnsi="Symbol" w:hint="default"/>
+        <w:sz w:val="20"/>
+      </w:rPr>
+    </w:lvl>
+    <w:lvl w:ilvl="1">
+      <w:start w:val="1"/>
+      <w:numFmt w:val="bullet"/>
+      <w:lvlText w:val="o"/>
+      <w:lvlJc w:val="left"/>
+      <w:pPr>
+        <w:tabs>
+          <w:tab w:val="num" w:pos="1440"/>
+        </w:tabs>
+        <w:ind w:left="1440" w:hanging="360"/>
+      </w:pPr>
+      <w:rPr>
+        <w:rFonts w:ascii="Courier New" w:hAnsi="Courier New" w:cs="Times New Roman" w:hint="default"/>
+        <w:sz w:val="20"/>
+      </w:rPr>
+    </w:lvl>
+    <w:lvl w:ilvl="2">
+      <w:start w:val="1"/>
+      <w:numFmt w:val="bullet"/>
+      <w:lvlText w:val=""/>
+      <w:lvlJc w:val="left"/>
+      <w:pPr>
+        <w:tabs>
+          <w:tab w:val="num" w:pos="2160"/>
+        </w:tabs>
+        <w:ind w:left="2160" w:hanging="360"/>
+      </w:pPr>
+      <w:rPr>
+        <w:rFonts w:ascii="Wingdings" w:hAnsi="Wingdings" w:hint="default"/>
+        <w:sz w:val="20"/>
+      </w:rPr>
+    </w:lvl>
+    <w:lvl w:ilvl="3">
+      <w:start w:val="1"/>
+      <w:numFmt w:val="bullet"/>
+      <w:lvlText w:val=""/>
+      <w:lvlJc w:val="left"/>
+      <w:pPr>
+        <w:tabs>
+          <w:tab w:val="num" w:pos="2880"/>
+        </w:tabs>
+        <w:ind w:left="2880" w:hanging="360"/>
+      </w:pPr>
+      <w:rPr>
+        <w:rFonts w:ascii="Wingdings" w:hAnsi="Wingdings" w:hint="default"/>
+        <w:sz w:val="20"/>
+      </w:rPr>
+    </w:lvl>
+    <w:lvl w:ilvl="4">
+      <w:start w:val="1"/>
+      <w:numFmt w:val="bullet"/>
+      <w:lvlText w:val=""/>
+      <w:lvlJc w:val="left"/>
+      <w:pPr>
+        <w:tabs>
+          <w:tab w:val="num" w:pos="3600"/>
+        </w:tabs>
+        <w:ind w:left="3600" w:hanging="360"/>
+      </w:pPr>
+      <w:rPr>
+        <w:rFonts w:ascii="Wingdings" w:hAnsi="Wingdings" w:hint="default"/>
+        <w:sz w:val="20"/>
+      </w:rPr>
+    </w:lvl>
+    <w:lvl w:ilvl="5">
+      <w:start w:val="1"/>
+      <w:numFmt w:val="bullet"/>
+      <w:lvlText w:val=""/>
+      <w:lvlJc w:val="left"/>
+      <w:pPr>
+        <w:tabs>
+          <w:tab w:val="num" w:pos="4320"/>
+        </w:tabs>
+        <w:ind w:left="4320" w:hanging="360"/>
+      </w:pPr>
+      <w:rPr>
+        <w:rFonts w:ascii="Wingdings" w:hAnsi="Wingdings" w:hint="default"/>
+        <w:sz w:val="20"/>
+      </w:rPr>
+    </w:lvl>
+    <w:lvl w:ilvl="6">
+      <w:start w:val="1"/>
+      <w:numFmt w:val="bullet"/>
+      <w:lvlText w:val=""/>
+      <w:lvlJc w:val="left"/>
+      <w:pPr>
+        <w:tabs>
+          <w:tab w:val="num" w:pos="5040"/>
+        </w:tabs>
+        <w:ind w:left="5040" w:hanging="360"/>
+      </w:pPr>
+      <w:rPr>
+        <w:rFonts w:ascii="Wingdings" w:hAnsi="Wingdings" w:hint="default"/>
+        <w:sz w:val="20"/>
+      </w:rPr>
+    </w:lvl>
+    <w:lvl w:ilvl="7">
+      <w:start w:val="1"/>
+      <w:numFmt w:val="bullet"/>
+      <w:lvlText w:val=""/>
+      <w:lvlJc w:val="left"/>
+      <w:pPr>
+        <w:tabs>
+          <w:tab w:val="num" w:pos="5760"/>
+        </w:tabs>
+        <w:ind w:left="5760" w:hanging="360"/>
+      </w:pPr>
+      <w:rPr>
+        <w:rFonts w:ascii="Wingdings" w:hAnsi="Wingdings" w:hint="default"/>
+        <w:sz w:val="20"/>
+      </w:rPr>
+    </w:lvl>
+    <w:lvl w:ilvl="8">
+      <w:start w:val="1"/>
+      <w:numFmt w:val="bullet"/>
+      <w:lvlText w:val=""/>
+      <w:lvlJc w:val="left"/>
+      <w:pPr>
+        <w:tabs>
+          <w:tab w:val="num" w:pos="6480"/>
+        </w:tabs>
+        <w:ind w:left="6480" w:hanging="360"/>
+      </w:pPr>
+      <w:rPr>
+        <w:rFonts w:ascii="Wingdings" w:hAnsi="Wingdings" w:hint="default"/>
+        <w:sz w:val="20"/>
+      </w:rPr>
+    </w:lvl>
+  </w:abstractNum>
+  <w:abstractNum w:abstractNumId="11" w15:restartNumberingAfterBreak="0">
+    <w:nsid w:val="4FF53840"/>
+    <w:multiLevelType w:val="multilevel"/>
+    <w:tmpl w:val="5002B9B4"/>
+    <w:lvl w:ilvl="0">
+      <w:start w:val="1"/>
+      <w:numFmt w:val="bullet"/>
+      <w:lvlText w:val=""/>
+      <w:lvlJc w:val="left"/>
+      <w:pPr>
+        <w:tabs>
+          <w:tab w:val="num" w:pos="720"/>
+        </w:tabs>
+        <w:ind w:left="720" w:hanging="360"/>
+      </w:pPr>
+      <w:rPr>
+        <w:rFonts w:ascii="Symbol" w:hAnsi="Symbol" w:hint="default"/>
+        <w:sz w:val="20"/>
+      </w:rPr>
+    </w:lvl>
+    <w:lvl w:ilvl="1">
+      <w:start w:val="1"/>
+      <w:numFmt w:val="bullet"/>
+      <w:lvlText w:val="o"/>
+      <w:lvlJc w:val="left"/>
+      <w:pPr>
+        <w:tabs>
+          <w:tab w:val="num" w:pos="1440"/>
+        </w:tabs>
+        <w:ind w:left="1440" w:hanging="360"/>
+      </w:pPr>
+      <w:rPr>
+        <w:rFonts w:ascii="Courier New" w:hAnsi="Courier New" w:cs="Times New Roman" w:hint="default"/>
+        <w:sz w:val="20"/>
+      </w:rPr>
+    </w:lvl>
+    <w:lvl w:ilvl="2">
+      <w:start w:val="1"/>
+      <w:numFmt w:val="bullet"/>
+      <w:lvlText w:val=""/>
+      <w:lvlJc w:val="left"/>
+      <w:pPr>
+        <w:tabs>
+          <w:tab w:val="num" w:pos="2160"/>
+        </w:tabs>
+        <w:ind w:left="2160" w:hanging="360"/>
+      </w:pPr>
+      <w:rPr>
+        <w:rFonts w:ascii="Wingdings" w:hAnsi="Wingdings" w:hint="default"/>
+        <w:sz w:val="20"/>
+      </w:rPr>
+    </w:lvl>
+    <w:lvl w:ilvl="3">
+      <w:start w:val="1"/>
+      <w:numFmt w:val="bullet"/>
+      <w:lvlText w:val=""/>
+      <w:lvlJc w:val="left"/>
+      <w:pPr>
+        <w:tabs>
+          <w:tab w:val="num" w:pos="2880"/>
+        </w:tabs>
+        <w:ind w:left="2880" w:hanging="360"/>
+      </w:pPr>
+      <w:rPr>
+        <w:rFonts w:ascii="Wingdings" w:hAnsi="Wingdings" w:hint="default"/>
+        <w:sz w:val="20"/>
+      </w:rPr>
+    </w:lvl>
+    <w:lvl w:ilvl="4">
+      <w:start w:val="1"/>
+      <w:numFmt w:val="bullet"/>
+      <w:lvlText w:val=""/>
+      <w:lvlJc w:val="left"/>
+      <w:pPr>
+        <w:tabs>
+          <w:tab w:val="num" w:pos="3600"/>
+        </w:tabs>
+        <w:ind w:left="3600" w:hanging="360"/>
+      </w:pPr>
+      <w:rPr>
+        <w:rFonts w:ascii="Wingdings" w:hAnsi="Wingdings" w:hint="default"/>
+        <w:sz w:val="20"/>
+      </w:rPr>
+    </w:lvl>
+    <w:lvl w:ilvl="5">
+      <w:start w:val="1"/>
+      <w:numFmt w:val="bullet"/>
+      <w:lvlText w:val=""/>
+      <w:lvlJc w:val="left"/>
+      <w:pPr>
+        <w:tabs>
+          <w:tab w:val="num" w:pos="4320"/>
+        </w:tabs>
+        <w:ind w:left="4320" w:hanging="360"/>
+      </w:pPr>
+      <w:rPr>
+        <w:rFonts w:ascii="Wingdings" w:hAnsi="Wingdings" w:hint="default"/>
+        <w:sz w:val="20"/>
+      </w:rPr>
+    </w:lvl>
+    <w:lvl w:ilvl="6">
+      <w:start w:val="1"/>
+      <w:numFmt w:val="bullet"/>
+      <w:lvlText w:val=""/>
+      <w:lvlJc w:val="left"/>
+      <w:pPr>
+        <w:tabs>
+          <w:tab w:val="num" w:pos="5040"/>
+        </w:tabs>
+        <w:ind w:left="5040" w:hanging="360"/>
+      </w:pPr>
+      <w:rPr>
+        <w:rFonts w:ascii="Wingdings" w:hAnsi="Wingdings" w:hint="default"/>
+        <w:sz w:val="20"/>
+      </w:rPr>
+    </w:lvl>
+    <w:lvl w:ilvl="7">
+      <w:start w:val="1"/>
+      <w:numFmt w:val="bullet"/>
+      <w:lvlText w:val=""/>
+      <w:lvlJc w:val="left"/>
+      <w:pPr>
+        <w:tabs>
+          <w:tab w:val="num" w:pos="5760"/>
+        </w:tabs>
+        <w:ind w:left="5760" w:hanging="360"/>
+      </w:pPr>
+      <w:rPr>
+        <w:rFonts w:ascii="Wingdings" w:hAnsi="Wingdings" w:hint="default"/>
+        <w:sz w:val="20"/>
+      </w:rPr>
+    </w:lvl>
+    <w:lvl w:ilvl="8">
+      <w:start w:val="1"/>
+      <w:numFmt w:val="bullet"/>
+      <w:lvlText w:val=""/>
+      <w:lvlJc w:val="left"/>
+      <w:pPr>
+        <w:tabs>
+          <w:tab w:val="num" w:pos="6480"/>
+        </w:tabs>
+        <w:ind w:left="6480" w:hanging="360"/>
+      </w:pPr>
+      <w:rPr>
+        <w:rFonts w:ascii="Wingdings" w:hAnsi="Wingdings" w:hint="default"/>
+        <w:sz w:val="20"/>
+      </w:rPr>
+    </w:lvl>
+  </w:abstractNum>
+  <w:abstractNum w:abstractNumId="12" w15:restartNumberingAfterBreak="0">
+    <w:nsid w:val="50121A7B"/>
+    <w:multiLevelType w:val="multilevel"/>
+    <w:tmpl w:val="0F207F84"/>
+    <w:lvl w:ilvl="0">
+      <w:start w:val="1"/>
+      <w:numFmt w:val="bullet"/>
+      <w:lvlText w:val=""/>
+      <w:lvlJc w:val="left"/>
+      <w:pPr>
+        <w:tabs>
+          <w:tab w:val="num" w:pos="720"/>
+        </w:tabs>
+        <w:ind w:left="720" w:hanging="360"/>
+      </w:pPr>
+      <w:rPr>
+        <w:rFonts w:ascii="Symbol" w:hAnsi="Symbol" w:hint="default"/>
+        <w:sz w:val="20"/>
+      </w:rPr>
+    </w:lvl>
+    <w:lvl w:ilvl="1">
+      <w:start w:val="1"/>
+      <w:numFmt w:val="bullet"/>
+      <w:lvlText w:val="o"/>
+      <w:lvlJc w:val="left"/>
+      <w:pPr>
+        <w:tabs>
+          <w:tab w:val="num" w:pos="1440"/>
+        </w:tabs>
+        <w:ind w:left="1440" w:hanging="360"/>
+      </w:pPr>
+      <w:rPr>
+        <w:rFonts w:ascii="Courier New" w:hAnsi="Courier New" w:cs="Times New Roman" w:hint="default"/>
+        <w:sz w:val="20"/>
+      </w:rPr>
+    </w:lvl>
+    <w:lvl w:ilvl="2">
+      <w:start w:val="1"/>
+      <w:numFmt w:val="bullet"/>
+      <w:lvlText w:val=""/>
+      <w:lvlJc w:val="left"/>
+      <w:pPr>
+        <w:tabs>
+          <w:tab w:val="num" w:pos="2160"/>
+        </w:tabs>
+        <w:ind w:left="2160" w:hanging="360"/>
+      </w:pPr>
+      <w:rPr>
+        <w:rFonts w:ascii="Wingdings" w:hAnsi="Wingdings" w:hint="default"/>
+        <w:sz w:val="20"/>
+      </w:rPr>
+    </w:lvl>
+    <w:lvl w:ilvl="3">
+      <w:start w:val="1"/>
+      <w:numFmt w:val="bullet"/>
+      <w:lvlText w:val=""/>
+      <w:lvlJc w:val="left"/>
+      <w:pPr>
+        <w:tabs>
+          <w:tab w:val="num" w:pos="2880"/>
+        </w:tabs>
+        <w:ind w:left="2880" w:hanging="360"/>
+      </w:pPr>
+      <w:rPr>
+        <w:rFonts w:ascii="Wingdings" w:hAnsi="Wingdings" w:hint="default"/>
+        <w:sz w:val="20"/>
+      </w:rPr>
+    </w:lvl>
+    <w:lvl w:ilvl="4">
+      <w:start w:val="1"/>
+      <w:numFmt w:val="bullet"/>
+      <w:lvlText w:val=""/>
+      <w:lvlJc w:val="left"/>
+      <w:pPr>
+        <w:tabs>
+          <w:tab w:val="num" w:pos="3600"/>
+        </w:tabs>
+        <w:ind w:left="3600" w:hanging="360"/>
+      </w:pPr>
+      <w:rPr>
+        <w:rFonts w:ascii="Wingdings" w:hAnsi="Wingdings" w:hint="default"/>
+        <w:sz w:val="20"/>
+      </w:rPr>
+    </w:lvl>
+    <w:lvl w:ilvl="5">
+      <w:start w:val="1"/>
+      <w:numFmt w:val="bullet"/>
+      <w:lvlText w:val=""/>
+      <w:lvlJc w:val="left"/>
+      <w:pPr>
+        <w:tabs>
+          <w:tab w:val="num" w:pos="4320"/>
+        </w:tabs>
+        <w:ind w:left="4320" w:hanging="360"/>
+      </w:pPr>
+      <w:rPr>
+        <w:rFonts w:ascii="Wingdings" w:hAnsi="Wingdings" w:hint="default"/>
+        <w:sz w:val="20"/>
+      </w:rPr>
+    </w:lvl>
+    <w:lvl w:ilvl="6">
+      <w:start w:val="1"/>
+      <w:numFmt w:val="bullet"/>
+      <w:lvlText w:val=""/>
+      <w:lvlJc w:val="left"/>
+      <w:pPr>
+        <w:tabs>
+          <w:tab w:val="num" w:pos="5040"/>
+        </w:tabs>
+        <w:ind w:left="5040" w:hanging="360"/>
+      </w:pPr>
+      <w:rPr>
+        <w:rFonts w:ascii="Wingdings" w:hAnsi="Wingdings" w:hint="default"/>
+        <w:sz w:val="20"/>
+      </w:rPr>
+    </w:lvl>
+    <w:lvl w:ilvl="7">
+      <w:start w:val="1"/>
+      <w:numFmt w:val="bullet"/>
+      <w:lvlText w:val=""/>
+      <w:lvlJc w:val="left"/>
+      <w:pPr>
+        <w:tabs>
+          <w:tab w:val="num" w:pos="5760"/>
+        </w:tabs>
+        <w:ind w:left="5760" w:hanging="360"/>
+      </w:pPr>
+      <w:rPr>
+        <w:rFonts w:ascii="Wingdings" w:hAnsi="Wingdings" w:hint="default"/>
+        <w:sz w:val="20"/>
+      </w:rPr>
+    </w:lvl>
+    <w:lvl w:ilvl="8">
+      <w:start w:val="1"/>
+      <w:numFmt w:val="bullet"/>
+      <w:lvlText w:val=""/>
+      <w:lvlJc w:val="left"/>
+      <w:pPr>
+        <w:tabs>
+          <w:tab w:val="num" w:pos="6480"/>
+        </w:tabs>
+        <w:ind w:left="6480" w:hanging="360"/>
+      </w:pPr>
+      <w:rPr>
+        <w:rFonts w:ascii="Wingdings" w:hAnsi="Wingdings" w:hint="default"/>
+        <w:sz w:val="20"/>
+      </w:rPr>
+    </w:lvl>
+  </w:abstractNum>
+  <w:abstractNum w:abstractNumId="13" w15:restartNumberingAfterBreak="0">
+    <w:nsid w:val="52292E29"/>
+    <w:multiLevelType w:val="multilevel"/>
+    <w:tmpl w:val="169E1722"/>
+    <w:lvl w:ilvl="0">
+      <w:start w:val="1"/>
+      <w:numFmt w:val="bullet"/>
+      <w:lvlText w:val=""/>
+      <w:lvlJc w:val="left"/>
+      <w:pPr>
+        <w:tabs>
+          <w:tab w:val="num" w:pos="720"/>
+        </w:tabs>
+        <w:ind w:left="720" w:hanging="360"/>
+      </w:pPr>
+      <w:rPr>
+        <w:rFonts w:ascii="Symbol" w:hAnsi="Symbol" w:hint="default"/>
+        <w:sz w:val="20"/>
+      </w:rPr>
+    </w:lvl>
+    <w:lvl w:ilvl="1">
+      <w:start w:val="1"/>
+      <w:numFmt w:val="bullet"/>
+      <w:lvlText w:val="o"/>
+      <w:lvlJc w:val="left"/>
+      <w:pPr>
+        <w:tabs>
+          <w:tab w:val="num" w:pos="1440"/>
+        </w:tabs>
+        <w:ind w:left="1440" w:hanging="360"/>
+      </w:pPr>
+      <w:rPr>
+        <w:rFonts w:ascii="Courier New" w:hAnsi="Courier New" w:cs="Times New Roman" w:hint="default"/>
+        <w:sz w:val="20"/>
+      </w:rPr>
+    </w:lvl>
+    <w:lvl w:ilvl="2">
+      <w:start w:val="1"/>
+      <w:numFmt w:val="bullet"/>
+      <w:lvlText w:val=""/>
+      <w:lvlJc w:val="left"/>
+      <w:pPr>
+        <w:tabs>
+          <w:tab w:val="num" w:pos="2160"/>
+        </w:tabs>
+        <w:ind w:left="2160" w:hanging="360"/>
+      </w:pPr>
+      <w:rPr>
+        <w:rFonts w:ascii="Wingdings" w:hAnsi="Wingdings" w:hint="default"/>
+        <w:sz w:val="20"/>
+      </w:rPr>
+    </w:lvl>
+    <w:lvl w:ilvl="3">
+      <w:start w:val="1"/>
+      <w:numFmt w:val="bullet"/>
+      <w:lvlText w:val=""/>
+      <w:lvlJc w:val="left"/>
+      <w:pPr>
+        <w:tabs>
+          <w:tab w:val="num" w:pos="2880"/>
+        </w:tabs>
+        <w:ind w:left="2880" w:hanging="360"/>
+      </w:pPr>
+      <w:rPr>
+        <w:rFonts w:ascii="Wingdings" w:hAnsi="Wingdings" w:hint="default"/>
+        <w:sz w:val="20"/>
+      </w:rPr>
+    </w:lvl>
+    <w:lvl w:ilvl="4">
+      <w:start w:val="1"/>
+      <w:numFmt w:val="bullet"/>
+      <w:lvlText w:val=""/>
+      <w:lvlJc w:val="left"/>
+      <w:pPr>
+        <w:tabs>
+          <w:tab w:val="num" w:pos="3600"/>
+        </w:tabs>
+        <w:ind w:left="3600" w:hanging="360"/>
+      </w:pPr>
+      <w:rPr>
+        <w:rFonts w:ascii="Wingdings" w:hAnsi="Wingdings" w:hint="default"/>
+        <w:sz w:val="20"/>
+      </w:rPr>
+    </w:lvl>
+    <w:lvl w:ilvl="5">
+      <w:start w:val="1"/>
+      <w:numFmt w:val="bullet"/>
+      <w:lvlText w:val=""/>
+      <w:lvlJc w:val="left"/>
+      <w:pPr>
+        <w:tabs>
+          <w:tab w:val="num" w:pos="4320"/>
+        </w:tabs>
+        <w:ind w:left="4320" w:hanging="360"/>
+      </w:pPr>
+      <w:rPr>
+        <w:rFonts w:ascii="Wingdings" w:hAnsi="Wingdings" w:hint="default"/>
+        <w:sz w:val="20"/>
+      </w:rPr>
+    </w:lvl>
+    <w:lvl w:ilvl="6">
+      <w:start w:val="1"/>
+      <w:numFmt w:val="bullet"/>
+      <w:lvlText w:val=""/>
+      <w:lvlJc w:val="left"/>
+      <w:pPr>
+        <w:tabs>
+          <w:tab w:val="num" w:pos="5040"/>
+        </w:tabs>
+        <w:ind w:left="5040" w:hanging="360"/>
+      </w:pPr>
+      <w:rPr>
+        <w:rFonts w:ascii="Wingdings" w:hAnsi="Wingdings" w:hint="default"/>
+        <w:sz w:val="20"/>
+      </w:rPr>
+    </w:lvl>
+    <w:lvl w:ilvl="7">
+      <w:start w:val="1"/>
+      <w:numFmt w:val="bullet"/>
+      <w:lvlText w:val=""/>
+      <w:lvlJc w:val="left"/>
+      <w:pPr>
+        <w:tabs>
+          <w:tab w:val="num" w:pos="5760"/>
+        </w:tabs>
+        <w:ind w:left="5760" w:hanging="360"/>
+      </w:pPr>
+      <w:rPr>
+        <w:rFonts w:ascii="Wingdings" w:hAnsi="Wingdings" w:hint="default"/>
+        <w:sz w:val="20"/>
+      </w:rPr>
+    </w:lvl>
+    <w:lvl w:ilvl="8">
+      <w:start w:val="1"/>
+      <w:numFmt w:val="bullet"/>
+      <w:lvlText w:val=""/>
+      <w:lvlJc w:val="left"/>
+      <w:pPr>
+        <w:tabs>
+          <w:tab w:val="num" w:pos="6480"/>
+        </w:tabs>
+        <w:ind w:left="6480" w:hanging="360"/>
+      </w:pPr>
+      <w:rPr>
+        <w:rFonts w:ascii="Wingdings" w:hAnsi="Wingdings" w:hint="default"/>
+        <w:sz w:val="20"/>
+      </w:rPr>
+    </w:lvl>
+  </w:abstractNum>
+  <w:abstractNum w:abstractNumId="14" w15:restartNumberingAfterBreak="0">
+    <w:nsid w:val="5B727F70"/>
+    <w:multiLevelType w:val="multilevel"/>
+    <w:tmpl w:val="A1DCF99E"/>
+    <w:lvl w:ilvl="0">
+      <w:start w:val="1"/>
+      <w:numFmt w:val="bullet"/>
+      <w:lvlText w:val=""/>
+      <w:lvlJc w:val="left"/>
+      <w:pPr>
+        <w:tabs>
+          <w:tab w:val="num" w:pos="720"/>
+        </w:tabs>
+        <w:ind w:left="720" w:hanging="360"/>
+      </w:pPr>
+      <w:rPr>
+        <w:rFonts w:ascii="Symbol" w:hAnsi="Symbol" w:hint="default"/>
+        <w:sz w:val="20"/>
+      </w:rPr>
+    </w:lvl>
+    <w:lvl w:ilvl="1">
+      <w:start w:val="1"/>
+      <w:numFmt w:val="bullet"/>
+      <w:lvlText w:val="o"/>
+      <w:lvlJc w:val="left"/>
+      <w:pPr>
+        <w:tabs>
+          <w:tab w:val="num" w:pos="1440"/>
+        </w:tabs>
+        <w:ind w:left="1440" w:hanging="360"/>
+      </w:pPr>
+      <w:rPr>
+        <w:rFonts w:ascii="Courier New" w:hAnsi="Courier New" w:cs="Times New Roman" w:hint="default"/>
+        <w:sz w:val="20"/>
+      </w:rPr>
+    </w:lvl>
+    <w:lvl w:ilvl="2">
+      <w:start w:val="1"/>
+      <w:numFmt w:val="bullet"/>
+      <w:lvlText w:val=""/>
+      <w:lvlJc w:val="left"/>
+      <w:pPr>
+        <w:tabs>
+          <w:tab w:val="num" w:pos="2160"/>
+        </w:tabs>
+        <w:ind w:left="2160" w:hanging="360"/>
+      </w:pPr>
+      <w:rPr>
+        <w:rFonts w:ascii="Wingdings" w:hAnsi="Wingdings" w:hint="default"/>
+        <w:sz w:val="20"/>
+      </w:rPr>
+    </w:lvl>
+    <w:lvl w:ilvl="3">
+      <w:start w:val="1"/>
+      <w:numFmt w:val="bullet"/>
+      <w:lvlText w:val=""/>
+      <w:lvlJc w:val="left"/>
+      <w:pPr>
+        <w:tabs>
+          <w:tab w:val="num" w:pos="2880"/>
+        </w:tabs>
+        <w:ind w:left="2880" w:hanging="360"/>
+      </w:pPr>
+      <w:rPr>
+        <w:rFonts w:ascii="Wingdings" w:hAnsi="Wingdings" w:hint="default"/>
+        <w:sz w:val="20"/>
+      </w:rPr>
+    </w:lvl>
+    <w:lvl w:ilvl="4">
+      <w:start w:val="1"/>
+      <w:numFmt w:val="bullet"/>
+      <w:lvlText w:val=""/>
+      <w:lvlJc w:val="left"/>
+      <w:pPr>
+        <w:tabs>
+          <w:tab w:val="num" w:pos="3600"/>
+        </w:tabs>
+        <w:ind w:left="3600" w:hanging="360"/>
+      </w:pPr>
+      <w:rPr>
+        <w:rFonts w:ascii="Wingdings" w:hAnsi="Wingdings" w:hint="default"/>
+        <w:sz w:val="20"/>
+      </w:rPr>
+    </w:lvl>
+    <w:lvl w:ilvl="5">
+      <w:start w:val="1"/>
+      <w:numFmt w:val="bullet"/>
+      <w:lvlText w:val=""/>
+      <w:lvlJc w:val="left"/>
+      <w:pPr>
+        <w:tabs>
+          <w:tab w:val="num" w:pos="4320"/>
+        </w:tabs>
+        <w:ind w:left="4320" w:hanging="360"/>
+      </w:pPr>
+      <w:rPr>
+        <w:rFonts w:ascii="Wingdings" w:hAnsi="Wingdings" w:hint="default"/>
+        <w:sz w:val="20"/>
+      </w:rPr>
+    </w:lvl>
+    <w:lvl w:ilvl="6">
+      <w:start w:val="1"/>
+      <w:numFmt w:val="bullet"/>
+      <w:lvlText w:val=""/>
+      <w:lvlJc w:val="left"/>
+      <w:pPr>
+        <w:tabs>
+          <w:tab w:val="num" w:pos="5040"/>
+        </w:tabs>
+        <w:ind w:left="5040" w:hanging="360"/>
+      </w:pPr>
+      <w:rPr>
+        <w:rFonts w:ascii="Wingdings" w:hAnsi="Wingdings" w:hint="default"/>
+        <w:sz w:val="20"/>
+      </w:rPr>
+    </w:lvl>
+    <w:lvl w:ilvl="7">
+      <w:start w:val="1"/>
+      <w:numFmt w:val="bullet"/>
+      <w:lvlText w:val=""/>
+      <w:lvlJc w:val="left"/>
+      <w:pPr>
+        <w:tabs>
+          <w:tab w:val="num" w:pos="5760"/>
+        </w:tabs>
+        <w:ind w:left="5760" w:hanging="360"/>
+      </w:pPr>
+      <w:rPr>
+        <w:rFonts w:ascii="Wingdings" w:hAnsi="Wingdings" w:hint="default"/>
+        <w:sz w:val="20"/>
+      </w:rPr>
+    </w:lvl>
+    <w:lvl w:ilvl="8">
+      <w:start w:val="1"/>
+      <w:numFmt w:val="bullet"/>
+      <w:lvlText w:val=""/>
+      <w:lvlJc w:val="left"/>
+      <w:pPr>
+        <w:tabs>
+          <w:tab w:val="num" w:pos="6480"/>
+        </w:tabs>
+        <w:ind w:left="6480" w:hanging="360"/>
+      </w:pPr>
+      <w:rPr>
+        <w:rFonts w:ascii="Wingdings" w:hAnsi="Wingdings" w:hint="default"/>
+        <w:sz w:val="20"/>
+      </w:rPr>
+    </w:lvl>
+  </w:abstractNum>
+  <w:abstractNum w:abstractNumId="15" w15:restartNumberingAfterBreak="0">
     <w:nsid w:val="61315C78"/>
     <w:multiLevelType w:val="hybridMultilevel"/>
     <w:tmpl w:val="7DE8C97C"/>
@@ -1986,17 +5265,635 @@
       </w:rPr>
     </w:lvl>
   </w:abstractNum>
+  <w:abstractNum w:abstractNumId="16" w15:restartNumberingAfterBreak="0">
+    <w:nsid w:val="6CF95CB4"/>
+    <w:multiLevelType w:val="multilevel"/>
+    <w:tmpl w:val="4A68D2B8"/>
+    <w:lvl w:ilvl="0">
+      <w:start w:val="1"/>
+      <w:numFmt w:val="bullet"/>
+      <w:lvlText w:val=""/>
+      <w:lvlJc w:val="left"/>
+      <w:pPr>
+        <w:tabs>
+          <w:tab w:val="num" w:pos="720"/>
+        </w:tabs>
+        <w:ind w:left="720" w:hanging="360"/>
+      </w:pPr>
+      <w:rPr>
+        <w:rFonts w:ascii="Symbol" w:hAnsi="Symbol" w:hint="default"/>
+        <w:sz w:val="20"/>
+      </w:rPr>
+    </w:lvl>
+    <w:lvl w:ilvl="1">
+      <w:start w:val="1"/>
+      <w:numFmt w:val="bullet"/>
+      <w:lvlText w:val="o"/>
+      <w:lvlJc w:val="left"/>
+      <w:pPr>
+        <w:tabs>
+          <w:tab w:val="num" w:pos="1440"/>
+        </w:tabs>
+        <w:ind w:left="1440" w:hanging="360"/>
+      </w:pPr>
+      <w:rPr>
+        <w:rFonts w:ascii="Courier New" w:hAnsi="Courier New" w:cs="Times New Roman" w:hint="default"/>
+        <w:sz w:val="20"/>
+      </w:rPr>
+    </w:lvl>
+    <w:lvl w:ilvl="2">
+      <w:start w:val="1"/>
+      <w:numFmt w:val="bullet"/>
+      <w:lvlText w:val=""/>
+      <w:lvlJc w:val="left"/>
+      <w:pPr>
+        <w:tabs>
+          <w:tab w:val="num" w:pos="2160"/>
+        </w:tabs>
+        <w:ind w:left="2160" w:hanging="360"/>
+      </w:pPr>
+      <w:rPr>
+        <w:rFonts w:ascii="Wingdings" w:hAnsi="Wingdings" w:hint="default"/>
+        <w:sz w:val="20"/>
+      </w:rPr>
+    </w:lvl>
+    <w:lvl w:ilvl="3">
+      <w:start w:val="1"/>
+      <w:numFmt w:val="bullet"/>
+      <w:lvlText w:val=""/>
+      <w:lvlJc w:val="left"/>
+      <w:pPr>
+        <w:tabs>
+          <w:tab w:val="num" w:pos="2880"/>
+        </w:tabs>
+        <w:ind w:left="2880" w:hanging="360"/>
+      </w:pPr>
+      <w:rPr>
+        <w:rFonts w:ascii="Wingdings" w:hAnsi="Wingdings" w:hint="default"/>
+        <w:sz w:val="20"/>
+      </w:rPr>
+    </w:lvl>
+    <w:lvl w:ilvl="4">
+      <w:start w:val="1"/>
+      <w:numFmt w:val="bullet"/>
+      <w:lvlText w:val=""/>
+      <w:lvlJc w:val="left"/>
+      <w:pPr>
+        <w:tabs>
+          <w:tab w:val="num" w:pos="3600"/>
+        </w:tabs>
+        <w:ind w:left="3600" w:hanging="360"/>
+      </w:pPr>
+      <w:rPr>
+        <w:rFonts w:ascii="Wingdings" w:hAnsi="Wingdings" w:hint="default"/>
+        <w:sz w:val="20"/>
+      </w:rPr>
+    </w:lvl>
+    <w:lvl w:ilvl="5">
+      <w:start w:val="1"/>
+      <w:numFmt w:val="bullet"/>
+      <w:lvlText w:val=""/>
+      <w:lvlJc w:val="left"/>
+      <w:pPr>
+        <w:tabs>
+          <w:tab w:val="num" w:pos="4320"/>
+        </w:tabs>
+        <w:ind w:left="4320" w:hanging="360"/>
+      </w:pPr>
+      <w:rPr>
+        <w:rFonts w:ascii="Wingdings" w:hAnsi="Wingdings" w:hint="default"/>
+        <w:sz w:val="20"/>
+      </w:rPr>
+    </w:lvl>
+    <w:lvl w:ilvl="6">
+      <w:start w:val="1"/>
+      <w:numFmt w:val="bullet"/>
+      <w:lvlText w:val=""/>
+      <w:lvlJc w:val="left"/>
+      <w:pPr>
+        <w:tabs>
+          <w:tab w:val="num" w:pos="5040"/>
+        </w:tabs>
+        <w:ind w:left="5040" w:hanging="360"/>
+      </w:pPr>
+      <w:rPr>
+        <w:rFonts w:ascii="Wingdings" w:hAnsi="Wingdings" w:hint="default"/>
+        <w:sz w:val="20"/>
+      </w:rPr>
+    </w:lvl>
+    <w:lvl w:ilvl="7">
+      <w:start w:val="1"/>
+      <w:numFmt w:val="bullet"/>
+      <w:lvlText w:val=""/>
+      <w:lvlJc w:val="left"/>
+      <w:pPr>
+        <w:tabs>
+          <w:tab w:val="num" w:pos="5760"/>
+        </w:tabs>
+        <w:ind w:left="5760" w:hanging="360"/>
+      </w:pPr>
+      <w:rPr>
+        <w:rFonts w:ascii="Wingdings" w:hAnsi="Wingdings" w:hint="default"/>
+        <w:sz w:val="20"/>
+      </w:rPr>
+    </w:lvl>
+    <w:lvl w:ilvl="8">
+      <w:start w:val="1"/>
+      <w:numFmt w:val="bullet"/>
+      <w:lvlText w:val=""/>
+      <w:lvlJc w:val="left"/>
+      <w:pPr>
+        <w:tabs>
+          <w:tab w:val="num" w:pos="6480"/>
+        </w:tabs>
+        <w:ind w:left="6480" w:hanging="360"/>
+      </w:pPr>
+      <w:rPr>
+        <w:rFonts w:ascii="Wingdings" w:hAnsi="Wingdings" w:hint="default"/>
+        <w:sz w:val="20"/>
+      </w:rPr>
+    </w:lvl>
+  </w:abstractNum>
+  <w:abstractNum w:abstractNumId="17" w15:restartNumberingAfterBreak="0">
+    <w:nsid w:val="77217866"/>
+    <w:multiLevelType w:val="multilevel"/>
+    <w:tmpl w:val="473E6962"/>
+    <w:lvl w:ilvl="0">
+      <w:start w:val="1"/>
+      <w:numFmt w:val="bullet"/>
+      <w:lvlText w:val=""/>
+      <w:lvlJc w:val="left"/>
+      <w:pPr>
+        <w:tabs>
+          <w:tab w:val="num" w:pos="720"/>
+        </w:tabs>
+        <w:ind w:left="720" w:hanging="360"/>
+      </w:pPr>
+      <w:rPr>
+        <w:rFonts w:ascii="Symbol" w:hAnsi="Symbol" w:hint="default"/>
+        <w:sz w:val="20"/>
+      </w:rPr>
+    </w:lvl>
+    <w:lvl w:ilvl="1">
+      <w:start w:val="1"/>
+      <w:numFmt w:val="bullet"/>
+      <w:lvlText w:val="o"/>
+      <w:lvlJc w:val="left"/>
+      <w:pPr>
+        <w:tabs>
+          <w:tab w:val="num" w:pos="1440"/>
+        </w:tabs>
+        <w:ind w:left="1440" w:hanging="360"/>
+      </w:pPr>
+      <w:rPr>
+        <w:rFonts w:ascii="Courier New" w:hAnsi="Courier New" w:cs="Times New Roman" w:hint="default"/>
+        <w:sz w:val="20"/>
+      </w:rPr>
+    </w:lvl>
+    <w:lvl w:ilvl="2">
+      <w:start w:val="1"/>
+      <w:numFmt w:val="bullet"/>
+      <w:lvlText w:val=""/>
+      <w:lvlJc w:val="left"/>
+      <w:pPr>
+        <w:tabs>
+          <w:tab w:val="num" w:pos="2160"/>
+        </w:tabs>
+        <w:ind w:left="2160" w:hanging="360"/>
+      </w:pPr>
+      <w:rPr>
+        <w:rFonts w:ascii="Wingdings" w:hAnsi="Wingdings" w:hint="default"/>
+        <w:sz w:val="20"/>
+      </w:rPr>
+    </w:lvl>
+    <w:lvl w:ilvl="3">
+      <w:start w:val="1"/>
+      <w:numFmt w:val="bullet"/>
+      <w:lvlText w:val=""/>
+      <w:lvlJc w:val="left"/>
+      <w:pPr>
+        <w:tabs>
+          <w:tab w:val="num" w:pos="2880"/>
+        </w:tabs>
+        <w:ind w:left="2880" w:hanging="360"/>
+      </w:pPr>
+      <w:rPr>
+        <w:rFonts w:ascii="Wingdings" w:hAnsi="Wingdings" w:hint="default"/>
+        <w:sz w:val="20"/>
+      </w:rPr>
+    </w:lvl>
+    <w:lvl w:ilvl="4">
+      <w:start w:val="1"/>
+      <w:numFmt w:val="bullet"/>
+      <w:lvlText w:val=""/>
+      <w:lvlJc w:val="left"/>
+      <w:pPr>
+        <w:tabs>
+          <w:tab w:val="num" w:pos="3600"/>
+        </w:tabs>
+        <w:ind w:left="3600" w:hanging="360"/>
+      </w:pPr>
+      <w:rPr>
+        <w:rFonts w:ascii="Wingdings" w:hAnsi="Wingdings" w:hint="default"/>
+        <w:sz w:val="20"/>
+      </w:rPr>
+    </w:lvl>
+    <w:lvl w:ilvl="5">
+      <w:start w:val="1"/>
+      <w:numFmt w:val="bullet"/>
+      <w:lvlText w:val=""/>
+      <w:lvlJc w:val="left"/>
+      <w:pPr>
+        <w:tabs>
+          <w:tab w:val="num" w:pos="4320"/>
+        </w:tabs>
+        <w:ind w:left="4320" w:hanging="360"/>
+      </w:pPr>
+      <w:rPr>
+        <w:rFonts w:ascii="Wingdings" w:hAnsi="Wingdings" w:hint="default"/>
+        <w:sz w:val="20"/>
+      </w:rPr>
+    </w:lvl>
+    <w:lvl w:ilvl="6">
+      <w:start w:val="1"/>
+      <w:numFmt w:val="bullet"/>
+      <w:lvlText w:val=""/>
+      <w:lvlJc w:val="left"/>
+      <w:pPr>
+        <w:tabs>
+          <w:tab w:val="num" w:pos="5040"/>
+        </w:tabs>
+        <w:ind w:left="5040" w:hanging="360"/>
+      </w:pPr>
+      <w:rPr>
+        <w:rFonts w:ascii="Wingdings" w:hAnsi="Wingdings" w:hint="default"/>
+        <w:sz w:val="20"/>
+      </w:rPr>
+    </w:lvl>
+    <w:lvl w:ilvl="7">
+      <w:start w:val="1"/>
+      <w:numFmt w:val="bullet"/>
+      <w:lvlText w:val=""/>
+      <w:lvlJc w:val="left"/>
+      <w:pPr>
+        <w:tabs>
+          <w:tab w:val="num" w:pos="5760"/>
+        </w:tabs>
+        <w:ind w:left="5760" w:hanging="360"/>
+      </w:pPr>
+      <w:rPr>
+        <w:rFonts w:ascii="Wingdings" w:hAnsi="Wingdings" w:hint="default"/>
+        <w:sz w:val="20"/>
+      </w:rPr>
+    </w:lvl>
+    <w:lvl w:ilvl="8">
+      <w:start w:val="1"/>
+      <w:numFmt w:val="bullet"/>
+      <w:lvlText w:val=""/>
+      <w:lvlJc w:val="left"/>
+      <w:pPr>
+        <w:tabs>
+          <w:tab w:val="num" w:pos="6480"/>
+        </w:tabs>
+        <w:ind w:left="6480" w:hanging="360"/>
+      </w:pPr>
+      <w:rPr>
+        <w:rFonts w:ascii="Wingdings" w:hAnsi="Wingdings" w:hint="default"/>
+        <w:sz w:val="20"/>
+      </w:rPr>
+    </w:lvl>
+  </w:abstractNum>
+  <w:abstractNum w:abstractNumId="18" w15:restartNumberingAfterBreak="0">
+    <w:nsid w:val="78D54B60"/>
+    <w:multiLevelType w:val="multilevel"/>
+    <w:tmpl w:val="AEC689E6"/>
+    <w:lvl w:ilvl="0">
+      <w:start w:val="1"/>
+      <w:numFmt w:val="bullet"/>
+      <w:lvlText w:val=""/>
+      <w:lvlJc w:val="left"/>
+      <w:pPr>
+        <w:tabs>
+          <w:tab w:val="num" w:pos="0"/>
+        </w:tabs>
+        <w:ind w:left="720" w:hanging="360"/>
+      </w:pPr>
+      <w:rPr>
+        <w:rFonts w:ascii="Symbol" w:hAnsi="Symbol" w:cs="Symbol" w:hint="default"/>
+      </w:rPr>
+    </w:lvl>
+    <w:lvl w:ilvl="1">
+      <w:start w:val="1"/>
+      <w:numFmt w:val="bullet"/>
+      <w:lvlText w:val="o"/>
+      <w:lvlJc w:val="left"/>
+      <w:pPr>
+        <w:tabs>
+          <w:tab w:val="num" w:pos="0"/>
+        </w:tabs>
+        <w:ind w:left="1440" w:hanging="360"/>
+      </w:pPr>
+      <w:rPr>
+        <w:rFonts w:ascii="Courier New" w:hAnsi="Courier New" w:cs="Courier New" w:hint="default"/>
+      </w:rPr>
+    </w:lvl>
+    <w:lvl w:ilvl="2">
+      <w:start w:val="1"/>
+      <w:numFmt w:val="bullet"/>
+      <w:lvlText w:val=""/>
+      <w:lvlJc w:val="left"/>
+      <w:pPr>
+        <w:tabs>
+          <w:tab w:val="num" w:pos="0"/>
+        </w:tabs>
+        <w:ind w:left="2160" w:hanging="360"/>
+      </w:pPr>
+      <w:rPr>
+        <w:rFonts w:ascii="Wingdings" w:hAnsi="Wingdings" w:cs="Wingdings" w:hint="default"/>
+      </w:rPr>
+    </w:lvl>
+    <w:lvl w:ilvl="3">
+      <w:start w:val="1"/>
+      <w:numFmt w:val="bullet"/>
+      <w:lvlText w:val=""/>
+      <w:lvlJc w:val="left"/>
+      <w:pPr>
+        <w:tabs>
+          <w:tab w:val="num" w:pos="0"/>
+        </w:tabs>
+        <w:ind w:left="2880" w:hanging="360"/>
+      </w:pPr>
+      <w:rPr>
+        <w:rFonts w:ascii="Symbol" w:hAnsi="Symbol" w:cs="Symbol" w:hint="default"/>
+      </w:rPr>
+    </w:lvl>
+    <w:lvl w:ilvl="4">
+      <w:start w:val="1"/>
+      <w:numFmt w:val="bullet"/>
+      <w:lvlText w:val="o"/>
+      <w:lvlJc w:val="left"/>
+      <w:pPr>
+        <w:tabs>
+          <w:tab w:val="num" w:pos="0"/>
+        </w:tabs>
+        <w:ind w:left="3600" w:hanging="360"/>
+      </w:pPr>
+      <w:rPr>
+        <w:rFonts w:ascii="Courier New" w:hAnsi="Courier New" w:cs="Courier New" w:hint="default"/>
+      </w:rPr>
+    </w:lvl>
+    <w:lvl w:ilvl="5">
+      <w:start w:val="1"/>
+      <w:numFmt w:val="bullet"/>
+      <w:lvlText w:val=""/>
+      <w:lvlJc w:val="left"/>
+      <w:pPr>
+        <w:tabs>
+          <w:tab w:val="num" w:pos="0"/>
+        </w:tabs>
+        <w:ind w:left="4320" w:hanging="360"/>
+      </w:pPr>
+      <w:rPr>
+        <w:rFonts w:ascii="Wingdings" w:hAnsi="Wingdings" w:cs="Wingdings" w:hint="default"/>
+      </w:rPr>
+    </w:lvl>
+    <w:lvl w:ilvl="6">
+      <w:start w:val="1"/>
+      <w:numFmt w:val="bullet"/>
+      <w:lvlText w:val=""/>
+      <w:lvlJc w:val="left"/>
+      <w:pPr>
+        <w:tabs>
+          <w:tab w:val="num" w:pos="0"/>
+        </w:tabs>
+        <w:ind w:left="5040" w:hanging="360"/>
+      </w:pPr>
+      <w:rPr>
+        <w:rFonts w:ascii="Symbol" w:hAnsi="Symbol" w:cs="Symbol" w:hint="default"/>
+      </w:rPr>
+    </w:lvl>
+    <w:lvl w:ilvl="7">
+      <w:start w:val="1"/>
+      <w:numFmt w:val="bullet"/>
+      <w:lvlText w:val="o"/>
+      <w:lvlJc w:val="left"/>
+      <w:pPr>
+        <w:tabs>
+          <w:tab w:val="num" w:pos="0"/>
+        </w:tabs>
+        <w:ind w:left="5760" w:hanging="360"/>
+      </w:pPr>
+      <w:rPr>
+        <w:rFonts w:ascii="Courier New" w:hAnsi="Courier New" w:cs="Courier New" w:hint="default"/>
+      </w:rPr>
+    </w:lvl>
+    <w:lvl w:ilvl="8">
+      <w:start w:val="1"/>
+      <w:numFmt w:val="bullet"/>
+      <w:lvlText w:val=""/>
+      <w:lvlJc w:val="left"/>
+      <w:pPr>
+        <w:tabs>
+          <w:tab w:val="num" w:pos="0"/>
+        </w:tabs>
+        <w:ind w:left="6480" w:hanging="360"/>
+      </w:pPr>
+      <w:rPr>
+        <w:rFonts w:ascii="Wingdings" w:hAnsi="Wingdings" w:cs="Wingdings" w:hint="default"/>
+      </w:rPr>
+    </w:lvl>
+  </w:abstractNum>
   <w:num w:numId="1" w16cid:durableId="1449548597">
-    <w:abstractNumId w:val="2"/>
+    <w:abstractNumId w:val="9"/>
   </w:num>
   <w:num w:numId="2" w16cid:durableId="125441167">
-    <w:abstractNumId w:val="0"/>
+    <w:abstractNumId w:val="4"/>
   </w:num>
   <w:num w:numId="3" w16cid:durableId="664820597">
-    <w:abstractNumId w:val="3"/>
+    <w:abstractNumId w:val="15"/>
   </w:num>
   <w:num w:numId="4" w16cid:durableId="2006736984">
+    <w:abstractNumId w:val="6"/>
+  </w:num>
+  <w:num w:numId="5" w16cid:durableId="29310415">
+    <w:abstractNumId w:val="18"/>
+    <w:lvlOverride w:ilvl="0"/>
+    <w:lvlOverride w:ilvl="1"/>
+    <w:lvlOverride w:ilvl="2"/>
+    <w:lvlOverride w:ilvl="3"/>
+    <w:lvlOverride w:ilvl="4"/>
+    <w:lvlOverride w:ilvl="5"/>
+    <w:lvlOverride w:ilvl="6"/>
+    <w:lvlOverride w:ilvl="7"/>
+    <w:lvlOverride w:ilvl="8"/>
+  </w:num>
+  <w:num w:numId="6" w16cid:durableId="33965936">
+    <w:abstractNumId w:val="3"/>
+    <w:lvlOverride w:ilvl="0"/>
+    <w:lvlOverride w:ilvl="1"/>
+    <w:lvlOverride w:ilvl="2"/>
+    <w:lvlOverride w:ilvl="3"/>
+    <w:lvlOverride w:ilvl="4"/>
+    <w:lvlOverride w:ilvl="5"/>
+    <w:lvlOverride w:ilvl="6"/>
+    <w:lvlOverride w:ilvl="7"/>
+    <w:lvlOverride w:ilvl="8"/>
+  </w:num>
+  <w:num w:numId="7" w16cid:durableId="2128500576">
+    <w:abstractNumId w:val="8"/>
+    <w:lvlOverride w:ilvl="0"/>
+    <w:lvlOverride w:ilvl="1"/>
+    <w:lvlOverride w:ilvl="2"/>
+    <w:lvlOverride w:ilvl="3"/>
+    <w:lvlOverride w:ilvl="4"/>
+    <w:lvlOverride w:ilvl="5"/>
+    <w:lvlOverride w:ilvl="6"/>
+    <w:lvlOverride w:ilvl="7"/>
+    <w:lvlOverride w:ilvl="8"/>
+  </w:num>
+  <w:num w:numId="8" w16cid:durableId="1935240291">
+    <w:abstractNumId w:val="5"/>
+    <w:lvlOverride w:ilvl="0"/>
+    <w:lvlOverride w:ilvl="1"/>
+    <w:lvlOverride w:ilvl="2"/>
+    <w:lvlOverride w:ilvl="3"/>
+    <w:lvlOverride w:ilvl="4"/>
+    <w:lvlOverride w:ilvl="5"/>
+    <w:lvlOverride w:ilvl="6"/>
+    <w:lvlOverride w:ilvl="7"/>
+    <w:lvlOverride w:ilvl="8"/>
+  </w:num>
+  <w:num w:numId="9" w16cid:durableId="438064081">
+    <w:abstractNumId w:val="17"/>
+    <w:lvlOverride w:ilvl="0"/>
+    <w:lvlOverride w:ilvl="1"/>
+    <w:lvlOverride w:ilvl="2"/>
+    <w:lvlOverride w:ilvl="3"/>
+    <w:lvlOverride w:ilvl="4"/>
+    <w:lvlOverride w:ilvl="5"/>
+    <w:lvlOverride w:ilvl="6"/>
+    <w:lvlOverride w:ilvl="7"/>
+    <w:lvlOverride w:ilvl="8"/>
+  </w:num>
+  <w:num w:numId="10" w16cid:durableId="1186746486">
+    <w:abstractNumId w:val="0"/>
+    <w:lvlOverride w:ilvl="0"/>
+    <w:lvlOverride w:ilvl="1"/>
+    <w:lvlOverride w:ilvl="2"/>
+    <w:lvlOverride w:ilvl="3"/>
+    <w:lvlOverride w:ilvl="4"/>
+    <w:lvlOverride w:ilvl="5"/>
+    <w:lvlOverride w:ilvl="6"/>
+    <w:lvlOverride w:ilvl="7"/>
+    <w:lvlOverride w:ilvl="8"/>
+  </w:num>
+  <w:num w:numId="11" w16cid:durableId="1408259940">
+    <w:abstractNumId w:val="16"/>
+    <w:lvlOverride w:ilvl="0"/>
+    <w:lvlOverride w:ilvl="1"/>
+    <w:lvlOverride w:ilvl="2"/>
+    <w:lvlOverride w:ilvl="3"/>
+    <w:lvlOverride w:ilvl="4"/>
+    <w:lvlOverride w:ilvl="5"/>
+    <w:lvlOverride w:ilvl="6"/>
+    <w:lvlOverride w:ilvl="7"/>
+    <w:lvlOverride w:ilvl="8"/>
+  </w:num>
+  <w:num w:numId="12" w16cid:durableId="1601644289">
+    <w:abstractNumId w:val="7"/>
+    <w:lvlOverride w:ilvl="0"/>
+    <w:lvlOverride w:ilvl="1"/>
+    <w:lvlOverride w:ilvl="2"/>
+    <w:lvlOverride w:ilvl="3"/>
+    <w:lvlOverride w:ilvl="4"/>
+    <w:lvlOverride w:ilvl="5"/>
+    <w:lvlOverride w:ilvl="6"/>
+    <w:lvlOverride w:ilvl="7"/>
+    <w:lvlOverride w:ilvl="8"/>
+  </w:num>
+  <w:num w:numId="13" w16cid:durableId="524749676">
+    <w:abstractNumId w:val="14"/>
+    <w:lvlOverride w:ilvl="0"/>
+    <w:lvlOverride w:ilvl="1"/>
+    <w:lvlOverride w:ilvl="2"/>
+    <w:lvlOverride w:ilvl="3"/>
+    <w:lvlOverride w:ilvl="4"/>
+    <w:lvlOverride w:ilvl="5"/>
+    <w:lvlOverride w:ilvl="6"/>
+    <w:lvlOverride w:ilvl="7"/>
+    <w:lvlOverride w:ilvl="8"/>
+  </w:num>
+  <w:num w:numId="14" w16cid:durableId="985547389">
     <w:abstractNumId w:val="1"/>
+    <w:lvlOverride w:ilvl="0"/>
+    <w:lvlOverride w:ilvl="1"/>
+    <w:lvlOverride w:ilvl="2"/>
+    <w:lvlOverride w:ilvl="3"/>
+    <w:lvlOverride w:ilvl="4"/>
+    <w:lvlOverride w:ilvl="5"/>
+    <w:lvlOverride w:ilvl="6"/>
+    <w:lvlOverride w:ilvl="7"/>
+    <w:lvlOverride w:ilvl="8"/>
+  </w:num>
+  <w:num w:numId="15" w16cid:durableId="557085546">
+    <w:abstractNumId w:val="13"/>
+    <w:lvlOverride w:ilvl="0"/>
+    <w:lvlOverride w:ilvl="1"/>
+    <w:lvlOverride w:ilvl="2"/>
+    <w:lvlOverride w:ilvl="3"/>
+    <w:lvlOverride w:ilvl="4"/>
+    <w:lvlOverride w:ilvl="5"/>
+    <w:lvlOverride w:ilvl="6"/>
+    <w:lvlOverride w:ilvl="7"/>
+    <w:lvlOverride w:ilvl="8"/>
+  </w:num>
+  <w:num w:numId="16" w16cid:durableId="1211184444">
+    <w:abstractNumId w:val="10"/>
+    <w:lvlOverride w:ilvl="0"/>
+    <w:lvlOverride w:ilvl="1"/>
+    <w:lvlOverride w:ilvl="2"/>
+    <w:lvlOverride w:ilvl="3"/>
+    <w:lvlOverride w:ilvl="4"/>
+    <w:lvlOverride w:ilvl="5"/>
+    <w:lvlOverride w:ilvl="6"/>
+    <w:lvlOverride w:ilvl="7"/>
+    <w:lvlOverride w:ilvl="8"/>
+  </w:num>
+  <w:num w:numId="17" w16cid:durableId="1958177029">
+    <w:abstractNumId w:val="2"/>
+    <w:lvlOverride w:ilvl="0"/>
+    <w:lvlOverride w:ilvl="1"/>
+    <w:lvlOverride w:ilvl="2"/>
+    <w:lvlOverride w:ilvl="3"/>
+    <w:lvlOverride w:ilvl="4"/>
+    <w:lvlOverride w:ilvl="5"/>
+    <w:lvlOverride w:ilvl="6"/>
+    <w:lvlOverride w:ilvl="7"/>
+    <w:lvlOverride w:ilvl="8"/>
+  </w:num>
+  <w:num w:numId="18" w16cid:durableId="2064520035">
+    <w:abstractNumId w:val="12"/>
+    <w:lvlOverride w:ilvl="0"/>
+    <w:lvlOverride w:ilvl="1"/>
+    <w:lvlOverride w:ilvl="2"/>
+    <w:lvlOverride w:ilvl="3"/>
+    <w:lvlOverride w:ilvl="4"/>
+    <w:lvlOverride w:ilvl="5"/>
+    <w:lvlOverride w:ilvl="6"/>
+    <w:lvlOverride w:ilvl="7"/>
+    <w:lvlOverride w:ilvl="8"/>
+  </w:num>
+  <w:num w:numId="19" w16cid:durableId="655109875">
+    <w:abstractNumId w:val="11"/>
+    <w:lvlOverride w:ilvl="0"/>
+    <w:lvlOverride w:ilvl="1"/>
+    <w:lvlOverride w:ilvl="2"/>
+    <w:lvlOverride w:ilvl="3"/>
+    <w:lvlOverride w:ilvl="4"/>
+    <w:lvlOverride w:ilvl="5"/>
+    <w:lvlOverride w:ilvl="6"/>
+    <w:lvlOverride w:ilvl="7"/>
+    <w:lvlOverride w:ilvl="8"/>
   </w:num>
 </w:numbering>
 </file>
@@ -2604,6 +6501,7 @@
   <w:style w:type="character" w:default="1" w:styleId="DefaultParagraphFont">
     <w:name w:val="Default Paragraph Font"/>
     <w:uiPriority w:val="1"/>
+    <w:semiHidden/>
     <w:unhideWhenUsed/>
   </w:style>
   <w:style w:type="table" w:default="1" w:styleId="TableNormal">
@@ -3090,6 +6988,9 @@
   </w:compat>
   <w:rsids>
     <w:rsidRoot w:val="00D97258"/>
+    <w:rsid w:val="00015642"/>
+    <w:rsid w:val="000C52BD"/>
+    <w:rsid w:val="001C54E6"/>
     <w:rsid w:val="005329DC"/>
     <w:rsid w:val="00D97258"/>
     <w:rsid w:val="00EA2DE2"/>
@@ -3551,6 +7452,22 @@
     <w:name w:val="FDBAA16C90C245F9B48A552E1D92862D"/>
     <w:rsid w:val="00D97258"/>
   </w:style>
+  <w:style w:type="paragraph" w:customStyle="1" w:styleId="ED397532AB7A4AF2BCCE99151A2CB0EB">
+    <w:name w:val="ED397532AB7A4AF2BCCE99151A2CB0EB"/>
+    <w:rsid w:val="00015642"/>
+  </w:style>
+  <w:style w:type="paragraph" w:customStyle="1" w:styleId="0E7860DEFC504656AD6C14364A9465A4">
+    <w:name w:val="0E7860DEFC504656AD6C14364A9465A4"/>
+    <w:rsid w:val="00015642"/>
+  </w:style>
+  <w:style w:type="paragraph" w:customStyle="1" w:styleId="BD33E55819B14635B54B732EEF14591E">
+    <w:name w:val="BD33E55819B14635B54B732EEF14591E"/>
+    <w:rsid w:val="00015642"/>
+  </w:style>
+  <w:style w:type="paragraph" w:customStyle="1" w:styleId="A45D3962B1104E41862FA1541CB3F787">
+    <w:name w:val="A45D3962B1104E41862FA1541CB3F787"/>
+    <w:rsid w:val="00015642"/>
+  </w:style>
 </w:styles>
 </file>
 

--- a/Documentation.docx
+++ b/Documentation.docx
@@ -278,13 +278,23 @@
                       <w:szCs w:val="22"/>
                     </w:rPr>
                   </w:pPr>
+                  <w:proofErr w:type="spellStart"/>
                   <w:r>
                     <w:rPr>
                       <w:color w:val="000000"/>
                       <w:sz w:val="22"/>
                       <w:szCs w:val="22"/>
                     </w:rPr>
-                    <w:t>Azfar Adnan - 241980037</w:t>
+                    <w:t>Azfar</w:t>
+                  </w:r>
+                  <w:proofErr w:type="spellEnd"/>
+                  <w:r>
+                    <w:rPr>
+                      <w:color w:val="000000"/>
+                      <w:sz w:val="22"/>
+                      <w:szCs w:val="22"/>
+                    </w:rPr>
+                    <w:t xml:space="preserve"> Adnan - 241980037</w:t>
                   </w:r>
                 </w:p>
                 <w:p>
@@ -296,13 +306,23 @@
                       <w:szCs w:val="22"/>
                     </w:rPr>
                   </w:pPr>
+                  <w:proofErr w:type="spellStart"/>
                   <w:r>
                     <w:rPr>
                       <w:color w:val="000000"/>
                       <w:sz w:val="22"/>
                       <w:szCs w:val="22"/>
                     </w:rPr>
-                    <w:t>Laiba Shahid - 241980010</w:t>
+                    <w:t>Laiba</w:t>
+                  </w:r>
+                  <w:proofErr w:type="spellEnd"/>
+                  <w:r>
+                    <w:rPr>
+                      <w:color w:val="000000"/>
+                      <w:sz w:val="22"/>
+                      <w:szCs w:val="22"/>
+                    </w:rPr>
+                    <w:t xml:space="preserve"> Shahid - 241980010</w:t>
                   </w:r>
                 </w:p>
                 <w:p>
@@ -313,13 +333,23 @@
                       <w:szCs w:val="22"/>
                     </w:rPr>
                   </w:pPr>
+                  <w:proofErr w:type="spellStart"/>
                   <w:r>
                     <w:rPr>
                       <w:color w:val="000000"/>
                       <w:sz w:val="22"/>
                       <w:szCs w:val="22"/>
                     </w:rPr>
-                    <w:t>Sayam - 241980044</w:t>
+                    <w:t>Sayam</w:t>
+                  </w:r>
+                  <w:proofErr w:type="spellEnd"/>
+                  <w:r>
+                    <w:rPr>
+                      <w:color w:val="000000"/>
+                      <w:sz w:val="22"/>
+                      <w:szCs w:val="22"/>
+                    </w:rPr>
+                    <w:t xml:space="preserve"> - 241980044</w:t>
                   </w:r>
                 </w:p>
               </w:txbxContent>
@@ -440,12 +470,14 @@
           <w:rFonts w:ascii="Times New Roman" w:hAnsi="Times New Roman" w:cs="Times New Roman"/>
         </w:rPr>
       </w:pPr>
+      <w:proofErr w:type="spellStart"/>
       <w:r>
         <w:rPr>
           <w:rFonts w:ascii="Times New Roman" w:hAnsi="Times New Roman" w:cs="Times New Roman"/>
         </w:rPr>
         <w:t>person_age</w:t>
       </w:r>
+      <w:proofErr w:type="spellEnd"/>
     </w:p>
     <w:p>
       <w:pPr>
@@ -458,12 +490,14 @@
           <w:rFonts w:ascii="Times New Roman" w:hAnsi="Times New Roman" w:cs="Times New Roman"/>
         </w:rPr>
       </w:pPr>
+      <w:proofErr w:type="spellStart"/>
       <w:r>
         <w:rPr>
           <w:rFonts w:ascii="Times New Roman" w:hAnsi="Times New Roman" w:cs="Times New Roman"/>
         </w:rPr>
         <w:t>person_gender</w:t>
       </w:r>
+      <w:proofErr w:type="spellEnd"/>
     </w:p>
     <w:p>
       <w:pPr>
@@ -476,12 +510,14 @@
           <w:rFonts w:ascii="Times New Roman" w:hAnsi="Times New Roman" w:cs="Times New Roman"/>
         </w:rPr>
       </w:pPr>
+      <w:proofErr w:type="spellStart"/>
       <w:r>
         <w:rPr>
           <w:rFonts w:ascii="Times New Roman" w:hAnsi="Times New Roman" w:cs="Times New Roman"/>
         </w:rPr>
         <w:t>person_education</w:t>
       </w:r>
+      <w:proofErr w:type="spellEnd"/>
     </w:p>
     <w:p>
       <w:pPr>
@@ -494,12 +530,14 @@
           <w:rFonts w:ascii="Times New Roman" w:hAnsi="Times New Roman" w:cs="Times New Roman"/>
         </w:rPr>
       </w:pPr>
+      <w:proofErr w:type="spellStart"/>
       <w:r>
         <w:rPr>
           <w:rFonts w:ascii="Times New Roman" w:hAnsi="Times New Roman" w:cs="Times New Roman"/>
         </w:rPr>
         <w:t>person_income</w:t>
       </w:r>
+      <w:proofErr w:type="spellEnd"/>
     </w:p>
     <w:p>
       <w:pPr>
@@ -512,12 +550,14 @@
           <w:rFonts w:ascii="Times New Roman" w:hAnsi="Times New Roman" w:cs="Times New Roman"/>
         </w:rPr>
       </w:pPr>
+      <w:proofErr w:type="spellStart"/>
       <w:r>
         <w:rPr>
           <w:rFonts w:ascii="Times New Roman" w:hAnsi="Times New Roman" w:cs="Times New Roman"/>
         </w:rPr>
         <w:t>person_emp_exp</w:t>
       </w:r>
+      <w:proofErr w:type="spellEnd"/>
     </w:p>
     <w:p>
       <w:pPr>
@@ -530,12 +570,14 @@
           <w:rFonts w:ascii="Times New Roman" w:hAnsi="Times New Roman" w:cs="Times New Roman"/>
         </w:rPr>
       </w:pPr>
+      <w:proofErr w:type="spellStart"/>
       <w:r>
         <w:rPr>
           <w:rFonts w:ascii="Times New Roman" w:hAnsi="Times New Roman" w:cs="Times New Roman"/>
         </w:rPr>
         <w:t>person_home_ownership</w:t>
       </w:r>
+      <w:proofErr w:type="spellEnd"/>
     </w:p>
     <w:p>
       <w:pPr>
@@ -548,12 +590,14 @@
           <w:rFonts w:ascii="Times New Roman" w:hAnsi="Times New Roman" w:cs="Times New Roman"/>
         </w:rPr>
       </w:pPr>
+      <w:proofErr w:type="spellStart"/>
       <w:r>
         <w:rPr>
           <w:rFonts w:ascii="Times New Roman" w:hAnsi="Times New Roman" w:cs="Times New Roman"/>
         </w:rPr>
         <w:t>loan_amnt</w:t>
       </w:r>
+      <w:proofErr w:type="spellEnd"/>
     </w:p>
     <w:p>
       <w:pPr>
@@ -566,12 +610,14 @@
           <w:rFonts w:ascii="Times New Roman" w:hAnsi="Times New Roman" w:cs="Times New Roman"/>
         </w:rPr>
       </w:pPr>
+      <w:proofErr w:type="spellStart"/>
       <w:r>
         <w:rPr>
           <w:rFonts w:ascii="Times New Roman" w:hAnsi="Times New Roman" w:cs="Times New Roman"/>
         </w:rPr>
         <w:t>loan_intent</w:t>
       </w:r>
+      <w:proofErr w:type="spellEnd"/>
     </w:p>
     <w:p>
       <w:pPr>
@@ -584,12 +630,14 @@
           <w:rFonts w:ascii="Times New Roman" w:hAnsi="Times New Roman" w:cs="Times New Roman"/>
         </w:rPr>
       </w:pPr>
+      <w:proofErr w:type="spellStart"/>
       <w:r>
         <w:rPr>
           <w:rFonts w:ascii="Times New Roman" w:hAnsi="Times New Roman" w:cs="Times New Roman"/>
         </w:rPr>
         <w:t>loan_int_rate</w:t>
       </w:r>
+      <w:proofErr w:type="spellEnd"/>
     </w:p>
     <w:p>
       <w:pPr>
@@ -602,12 +650,14 @@
           <w:rFonts w:ascii="Times New Roman" w:hAnsi="Times New Roman" w:cs="Times New Roman"/>
         </w:rPr>
       </w:pPr>
+      <w:proofErr w:type="spellStart"/>
       <w:r>
         <w:rPr>
           <w:rFonts w:ascii="Times New Roman" w:hAnsi="Times New Roman" w:cs="Times New Roman"/>
         </w:rPr>
         <w:t>loan_percent_income</w:t>
       </w:r>
+      <w:proofErr w:type="spellEnd"/>
     </w:p>
     <w:p>
       <w:pPr>
@@ -620,12 +670,14 @@
           <w:rFonts w:ascii="Times New Roman" w:hAnsi="Times New Roman" w:cs="Times New Roman"/>
         </w:rPr>
       </w:pPr>
+      <w:proofErr w:type="spellStart"/>
       <w:r>
         <w:rPr>
           <w:rFonts w:ascii="Times New Roman" w:hAnsi="Times New Roman" w:cs="Times New Roman"/>
         </w:rPr>
         <w:t>cb_person_cred_hist_length</w:t>
       </w:r>
+      <w:proofErr w:type="spellEnd"/>
     </w:p>
     <w:p>
       <w:pPr>
@@ -638,12 +690,14 @@
           <w:rFonts w:ascii="Times New Roman" w:hAnsi="Times New Roman" w:cs="Times New Roman"/>
         </w:rPr>
       </w:pPr>
+      <w:proofErr w:type="spellStart"/>
       <w:r>
         <w:rPr>
           <w:rFonts w:ascii="Times New Roman" w:hAnsi="Times New Roman" w:cs="Times New Roman"/>
         </w:rPr>
         <w:t>credit_score</w:t>
       </w:r>
+      <w:proofErr w:type="spellEnd"/>
     </w:p>
     <w:p>
       <w:pPr>
@@ -656,12 +710,14 @@
           <w:rFonts w:ascii="Times New Roman" w:hAnsi="Times New Roman" w:cs="Times New Roman"/>
         </w:rPr>
       </w:pPr>
+      <w:proofErr w:type="spellStart"/>
       <w:r>
         <w:rPr>
           <w:rFonts w:ascii="Times New Roman" w:hAnsi="Times New Roman" w:cs="Times New Roman"/>
         </w:rPr>
         <w:t>previous_loan_defaults_on_file</w:t>
       </w:r>
+      <w:proofErr w:type="spellEnd"/>
     </w:p>
     <w:p>
       <w:pPr>
@@ -674,11 +730,19 @@
           <w:rFonts w:ascii="Times New Roman" w:hAnsi="Times New Roman" w:cs="Times New Roman"/>
         </w:rPr>
       </w:pPr>
-      <w:r>
-        <w:rPr>
-          <w:rFonts w:ascii="Times New Roman" w:hAnsi="Times New Roman" w:cs="Times New Roman"/>
-        </w:rPr>
-        <w:t xml:space="preserve">loan_status </w:t>
+      <w:proofErr w:type="spellStart"/>
+      <w:r>
+        <w:rPr>
+          <w:rFonts w:ascii="Times New Roman" w:hAnsi="Times New Roman" w:cs="Times New Roman"/>
+        </w:rPr>
+        <w:t>loan_status</w:t>
+      </w:r>
+      <w:proofErr w:type="spellEnd"/>
+      <w:r>
+        <w:rPr>
+          <w:rFonts w:ascii="Times New Roman" w:hAnsi="Times New Roman" w:cs="Times New Roman"/>
+        </w:rPr>
+        <w:t xml:space="preserve"> </w:t>
       </w:r>
     </w:p>
     <w:p>
@@ -990,8 +1054,19 @@
           <w:iCs/>
           <w:color w:val="auto"/>
         </w:rPr>
-        <w:t>1. person_age</w:t>
-      </w:r>
+        <w:t xml:space="preserve">1. </w:t>
+      </w:r>
+      <w:proofErr w:type="spellStart"/>
+      <w:r>
+        <w:rPr>
+          <w:rFonts w:ascii="Times New Roman" w:hAnsi="Times New Roman" w:cs="Times New Roman"/>
+          <w:i/>
+          <w:iCs/>
+          <w:color w:val="auto"/>
+        </w:rPr>
+        <w:t>person_age</w:t>
+      </w:r>
+      <w:proofErr w:type="spellEnd"/>
     </w:p>
     <w:p>
       <w:pPr>
@@ -1070,8 +1145,19 @@
           <w:iCs/>
           <w:color w:val="auto"/>
         </w:rPr>
-        <w:t>2. person_income</w:t>
-      </w:r>
+        <w:t xml:space="preserve">2. </w:t>
+      </w:r>
+      <w:proofErr w:type="spellStart"/>
+      <w:r>
+        <w:rPr>
+          <w:rFonts w:ascii="Times New Roman" w:hAnsi="Times New Roman" w:cs="Times New Roman"/>
+          <w:i/>
+          <w:iCs/>
+          <w:color w:val="auto"/>
+        </w:rPr>
+        <w:t>person_income</w:t>
+      </w:r>
+      <w:proofErr w:type="spellEnd"/>
     </w:p>
     <w:p>
       <w:pPr>
@@ -1150,8 +1236,19 @@
           <w:iCs/>
           <w:color w:val="auto"/>
         </w:rPr>
-        <w:t>3. person_emp_exp</w:t>
-      </w:r>
+        <w:t xml:space="preserve">3. </w:t>
+      </w:r>
+      <w:proofErr w:type="spellStart"/>
+      <w:r>
+        <w:rPr>
+          <w:rFonts w:ascii="Times New Roman" w:hAnsi="Times New Roman" w:cs="Times New Roman"/>
+          <w:i/>
+          <w:iCs/>
+          <w:color w:val="auto"/>
+        </w:rPr>
+        <w:t>person_emp_exp</w:t>
+      </w:r>
+      <w:proofErr w:type="spellEnd"/>
     </w:p>
     <w:p>
       <w:pPr>
@@ -1230,8 +1327,19 @@
           <w:iCs/>
           <w:color w:val="auto"/>
         </w:rPr>
-        <w:t>4. loan_amnt</w:t>
-      </w:r>
+        <w:t xml:space="preserve">4. </w:t>
+      </w:r>
+      <w:proofErr w:type="spellStart"/>
+      <w:r>
+        <w:rPr>
+          <w:rFonts w:ascii="Times New Roman" w:hAnsi="Times New Roman" w:cs="Times New Roman"/>
+          <w:i/>
+          <w:iCs/>
+          <w:color w:val="auto"/>
+        </w:rPr>
+        <w:t>loan_amnt</w:t>
+      </w:r>
+      <w:proofErr w:type="spellEnd"/>
     </w:p>
     <w:p>
       <w:pPr>
@@ -1311,8 +1419,19 @@
           <w:color w:val="auto"/>
         </w:rPr>
         <w:lastRenderedPageBreak/>
-        <w:t>5. loan_int_rate</w:t>
-      </w:r>
+        <w:t xml:space="preserve">5. </w:t>
+      </w:r>
+      <w:proofErr w:type="spellStart"/>
+      <w:r>
+        <w:rPr>
+          <w:rFonts w:ascii="Times New Roman" w:hAnsi="Times New Roman" w:cs="Times New Roman"/>
+          <w:i/>
+          <w:iCs/>
+          <w:color w:val="auto"/>
+        </w:rPr>
+        <w:t>loan_int_rate</w:t>
+      </w:r>
+      <w:proofErr w:type="spellEnd"/>
     </w:p>
     <w:p>
       <w:pPr>
@@ -1391,8 +1510,19 @@
           <w:iCs/>
           <w:color w:val="auto"/>
         </w:rPr>
-        <w:t>6. loan_percent_income</w:t>
-      </w:r>
+        <w:t xml:space="preserve">6. </w:t>
+      </w:r>
+      <w:proofErr w:type="spellStart"/>
+      <w:r>
+        <w:rPr>
+          <w:rFonts w:ascii="Times New Roman" w:hAnsi="Times New Roman" w:cs="Times New Roman"/>
+          <w:i/>
+          <w:iCs/>
+          <w:color w:val="auto"/>
+        </w:rPr>
+        <w:t>loan_percent_income</w:t>
+      </w:r>
+      <w:proofErr w:type="spellEnd"/>
     </w:p>
     <w:p>
       <w:pPr>
@@ -1471,8 +1601,19 @@
           <w:iCs/>
           <w:color w:val="auto"/>
         </w:rPr>
-        <w:t>7. cb_person_cred_hist_length</w:t>
-      </w:r>
+        <w:t xml:space="preserve">7. </w:t>
+      </w:r>
+      <w:proofErr w:type="spellStart"/>
+      <w:r>
+        <w:rPr>
+          <w:rFonts w:ascii="Times New Roman" w:hAnsi="Times New Roman" w:cs="Times New Roman"/>
+          <w:i/>
+          <w:iCs/>
+          <w:color w:val="auto"/>
+        </w:rPr>
+        <w:t>cb_person_cred_hist_length</w:t>
+      </w:r>
+      <w:proofErr w:type="spellEnd"/>
     </w:p>
     <w:p>
       <w:pPr>
@@ -1551,8 +1692,19 @@
           <w:iCs/>
           <w:color w:val="auto"/>
         </w:rPr>
-        <w:t>8. credit_score</w:t>
-      </w:r>
+        <w:t xml:space="preserve">8. </w:t>
+      </w:r>
+      <w:proofErr w:type="spellStart"/>
+      <w:r>
+        <w:rPr>
+          <w:rFonts w:ascii="Times New Roman" w:hAnsi="Times New Roman" w:cs="Times New Roman"/>
+          <w:i/>
+          <w:iCs/>
+          <w:color w:val="auto"/>
+        </w:rPr>
+        <w:t>credit_score</w:t>
+      </w:r>
+      <w:proofErr w:type="spellEnd"/>
     </w:p>
     <w:p>
       <w:pPr>
@@ -1645,6 +1797,7 @@
           <w:szCs w:val="28"/>
         </w:rPr>
       </w:pPr>
+      <w:proofErr w:type="spellStart"/>
       <w:r>
         <w:rPr>
           <w:rFonts w:ascii="Times New Roman" w:hAnsi="Times New Roman" w:cs="Times New Roman"/>
@@ -1655,6 +1808,7 @@
         </w:rPr>
         <w:t>person_gender</w:t>
       </w:r>
+      <w:proofErr w:type="spellEnd"/>
     </w:p>
     <w:p>
       <w:pPr>
@@ -1687,6 +1841,7 @@
           <w:szCs w:val="28"/>
         </w:rPr>
       </w:pPr>
+      <w:proofErr w:type="spellStart"/>
       <w:r>
         <w:rPr>
           <w:rFonts w:ascii="Times New Roman" w:hAnsi="Times New Roman" w:cs="Times New Roman"/>
@@ -1697,6 +1852,7 @@
         </w:rPr>
         <w:t>person_education</w:t>
       </w:r>
+      <w:proofErr w:type="spellEnd"/>
     </w:p>
     <w:p>
       <w:pPr>
@@ -1729,6 +1885,7 @@
           <w:szCs w:val="28"/>
         </w:rPr>
       </w:pPr>
+      <w:proofErr w:type="spellStart"/>
       <w:r>
         <w:rPr>
           <w:rFonts w:ascii="Times New Roman" w:hAnsi="Times New Roman" w:cs="Times New Roman"/>
@@ -1739,6 +1896,7 @@
         </w:rPr>
         <w:t>person_home_ownership</w:t>
       </w:r>
+      <w:proofErr w:type="spellEnd"/>
     </w:p>
     <w:p>
       <w:pPr>
@@ -1771,6 +1929,7 @@
           <w:szCs w:val="28"/>
         </w:rPr>
       </w:pPr>
+      <w:proofErr w:type="spellStart"/>
       <w:r>
         <w:rPr>
           <w:rFonts w:ascii="Times New Roman" w:hAnsi="Times New Roman" w:cs="Times New Roman"/>
@@ -1782,6 +1941,7 @@
         <w:lastRenderedPageBreak/>
         <w:t>loan_intent</w:t>
       </w:r>
+      <w:proofErr w:type="spellEnd"/>
     </w:p>
     <w:p>
       <w:pPr>
@@ -1814,6 +1974,7 @@
           <w:szCs w:val="28"/>
         </w:rPr>
       </w:pPr>
+      <w:proofErr w:type="spellStart"/>
       <w:r>
         <w:rPr>
           <w:rFonts w:ascii="Times New Roman" w:hAnsi="Times New Roman" w:cs="Times New Roman"/>
@@ -1824,6 +1985,7 @@
         </w:rPr>
         <w:t>previous_loan_defaults_on_file</w:t>
       </w:r>
+      <w:proofErr w:type="spellEnd"/>
     </w:p>
     <w:p>
       <w:pPr>
@@ -1856,6 +2018,7 @@
           <w:szCs w:val="28"/>
         </w:rPr>
       </w:pPr>
+      <w:proofErr w:type="spellStart"/>
       <w:r>
         <w:rPr>
           <w:rFonts w:ascii="Times New Roman" w:hAnsi="Times New Roman" w:cs="Times New Roman"/>
@@ -1866,6 +2029,7 @@
         </w:rPr>
         <w:t>loan_status</w:t>
       </w:r>
+      <w:proofErr w:type="spellEnd"/>
     </w:p>
     <w:p>
       <w:pPr>
@@ -2033,6 +2197,7 @@
         </w:rPr>
         <w:t xml:space="preserve"> </w:t>
       </w:r>
+      <w:proofErr w:type="spellStart"/>
       <w:r>
         <w:rPr>
           <w:rFonts w:ascii="Times New Roman" w:hAnsi="Times New Roman" w:cs="Times New Roman"/>
@@ -2042,7 +2207,19 @@
           <w:sz w:val="28"/>
           <w:szCs w:val="28"/>
         </w:rPr>
-        <w:t xml:space="preserve">person_age </w:t>
+        <w:t>person_age</w:t>
+      </w:r>
+      <w:proofErr w:type="spellEnd"/>
+      <w:r>
+        <w:rPr>
+          <w:rFonts w:ascii="Times New Roman" w:hAnsi="Times New Roman" w:cs="Times New Roman"/>
+          <w:b/>
+          <w:bCs/>
+          <w:color w:val="000000"/>
+          <w:sz w:val="28"/>
+          <w:szCs w:val="28"/>
+        </w:rPr>
+        <w:t xml:space="preserve"> </w:t>
       </w:r>
     </w:p>
     <w:p>
@@ -2362,7 +2539,31 @@
           <w:sz w:val="28"/>
           <w:szCs w:val="28"/>
         </w:rPr>
-        <w:t xml:space="preserve">Column Name: person_income </w:t>
+        <w:t xml:space="preserve">Column Name: </w:t>
+      </w:r>
+      <w:proofErr w:type="spellStart"/>
+      <w:r>
+        <w:rPr>
+          <w:rFonts w:ascii="Times New Roman" w:hAnsi="Times New Roman" w:cs="Times New Roman"/>
+          <w:b/>
+          <w:bCs/>
+          <w:color w:val="000000"/>
+          <w:sz w:val="28"/>
+          <w:szCs w:val="28"/>
+        </w:rPr>
+        <w:t>person_income</w:t>
+      </w:r>
+      <w:proofErr w:type="spellEnd"/>
+      <w:r>
+        <w:rPr>
+          <w:rFonts w:ascii="Times New Roman" w:hAnsi="Times New Roman" w:cs="Times New Roman"/>
+          <w:b/>
+          <w:bCs/>
+          <w:color w:val="000000"/>
+          <w:sz w:val="28"/>
+          <w:szCs w:val="28"/>
+        </w:rPr>
+        <w:t xml:space="preserve"> </w:t>
       </w:r>
     </w:p>
     <w:p>
@@ -2636,7 +2837,31 @@
           <w:sz w:val="28"/>
           <w:szCs w:val="28"/>
         </w:rPr>
-        <w:t xml:space="preserve">Column Name: person_emp_exp </w:t>
+        <w:t xml:space="preserve">Column Name: </w:t>
+      </w:r>
+      <w:proofErr w:type="spellStart"/>
+      <w:r>
+        <w:rPr>
+          <w:rFonts w:ascii="Times New Roman" w:hAnsi="Times New Roman" w:cs="Times New Roman"/>
+          <w:b/>
+          <w:bCs/>
+          <w:color w:val="000000"/>
+          <w:sz w:val="28"/>
+          <w:szCs w:val="28"/>
+        </w:rPr>
+        <w:t>person_emp_exp</w:t>
+      </w:r>
+      <w:proofErr w:type="spellEnd"/>
+      <w:r>
+        <w:rPr>
+          <w:rFonts w:ascii="Times New Roman" w:hAnsi="Times New Roman" w:cs="Times New Roman"/>
+          <w:b/>
+          <w:bCs/>
+          <w:color w:val="000000"/>
+          <w:sz w:val="28"/>
+          <w:szCs w:val="28"/>
+        </w:rPr>
+        <w:t xml:space="preserve"> </w:t>
       </w:r>
     </w:p>
     <w:p>
@@ -2920,7 +3145,31 @@
           <w:sz w:val="28"/>
           <w:szCs w:val="28"/>
         </w:rPr>
-        <w:t xml:space="preserve">Column Name: loan_amnt </w:t>
+        <w:t xml:space="preserve">Column Name: </w:t>
+      </w:r>
+      <w:proofErr w:type="spellStart"/>
+      <w:r>
+        <w:rPr>
+          <w:rFonts w:ascii="Times New Roman" w:hAnsi="Times New Roman" w:cs="Times New Roman"/>
+          <w:b/>
+          <w:bCs/>
+          <w:color w:val="000000"/>
+          <w:sz w:val="28"/>
+          <w:szCs w:val="28"/>
+        </w:rPr>
+        <w:t>loan_amnt</w:t>
+      </w:r>
+      <w:proofErr w:type="spellEnd"/>
+      <w:r>
+        <w:rPr>
+          <w:rFonts w:ascii="Times New Roman" w:hAnsi="Times New Roman" w:cs="Times New Roman"/>
+          <w:b/>
+          <w:bCs/>
+          <w:color w:val="000000"/>
+          <w:sz w:val="28"/>
+          <w:szCs w:val="28"/>
+        </w:rPr>
+        <w:t xml:space="preserve"> </w:t>
       </w:r>
     </w:p>
     <w:p>
@@ -3187,7 +3436,31 @@
           <w:szCs w:val="28"/>
         </w:rPr>
         <w:lastRenderedPageBreak/>
-        <w:t xml:space="preserve">Column Name: loan_int_rate </w:t>
+        <w:t xml:space="preserve">Column Name: </w:t>
+      </w:r>
+      <w:proofErr w:type="spellStart"/>
+      <w:r>
+        <w:rPr>
+          <w:rFonts w:ascii="Times New Roman" w:hAnsi="Times New Roman" w:cs="Times New Roman"/>
+          <w:b/>
+          <w:bCs/>
+          <w:color w:val="000000"/>
+          <w:sz w:val="28"/>
+          <w:szCs w:val="28"/>
+        </w:rPr>
+        <w:t>loan_int_rate</w:t>
+      </w:r>
+      <w:proofErr w:type="spellEnd"/>
+      <w:r>
+        <w:rPr>
+          <w:rFonts w:ascii="Times New Roman" w:hAnsi="Times New Roman" w:cs="Times New Roman"/>
+          <w:b/>
+          <w:bCs/>
+          <w:color w:val="000000"/>
+          <w:sz w:val="28"/>
+          <w:szCs w:val="28"/>
+        </w:rPr>
+        <w:t xml:space="preserve"> </w:t>
       </w:r>
     </w:p>
     <w:p>
@@ -3483,7 +3756,31 @@
           <w:sz w:val="28"/>
           <w:szCs w:val="28"/>
         </w:rPr>
-        <w:t xml:space="preserve">Column Name: loan_percent_income </w:t>
+        <w:t xml:space="preserve">Column Name: </w:t>
+      </w:r>
+      <w:proofErr w:type="spellStart"/>
+      <w:r>
+        <w:rPr>
+          <w:rFonts w:ascii="Times New Roman" w:hAnsi="Times New Roman" w:cs="Times New Roman"/>
+          <w:b/>
+          <w:bCs/>
+          <w:color w:val="000000"/>
+          <w:sz w:val="28"/>
+          <w:szCs w:val="28"/>
+        </w:rPr>
+        <w:t>loan_percent_income</w:t>
+      </w:r>
+      <w:proofErr w:type="spellEnd"/>
+      <w:r>
+        <w:rPr>
+          <w:rFonts w:ascii="Times New Roman" w:hAnsi="Times New Roman" w:cs="Times New Roman"/>
+          <w:b/>
+          <w:bCs/>
+          <w:color w:val="000000"/>
+          <w:sz w:val="28"/>
+          <w:szCs w:val="28"/>
+        </w:rPr>
+        <w:t xml:space="preserve"> </w:t>
       </w:r>
     </w:p>
     <w:p>
@@ -3789,7 +4086,31 @@
           <w:sz w:val="28"/>
           <w:szCs w:val="28"/>
         </w:rPr>
-        <w:t xml:space="preserve">Column Name: cb_person_cred_hist_length </w:t>
+        <w:t xml:space="preserve">Column Name: </w:t>
+      </w:r>
+      <w:proofErr w:type="spellStart"/>
+      <w:r>
+        <w:rPr>
+          <w:rFonts w:ascii="Times New Roman" w:hAnsi="Times New Roman" w:cs="Times New Roman"/>
+          <w:b/>
+          <w:bCs/>
+          <w:color w:val="000000"/>
+          <w:sz w:val="28"/>
+          <w:szCs w:val="28"/>
+        </w:rPr>
+        <w:t>cb_person_cred_hist_length</w:t>
+      </w:r>
+      <w:proofErr w:type="spellEnd"/>
+      <w:r>
+        <w:rPr>
+          <w:rFonts w:ascii="Times New Roman" w:hAnsi="Times New Roman" w:cs="Times New Roman"/>
+          <w:b/>
+          <w:bCs/>
+          <w:color w:val="000000"/>
+          <w:sz w:val="28"/>
+          <w:szCs w:val="28"/>
+        </w:rPr>
+        <w:t xml:space="preserve"> </w:t>
       </w:r>
     </w:p>
     <w:p>
@@ -3976,7 +4297,31 @@
           <w:sz w:val="28"/>
           <w:szCs w:val="28"/>
         </w:rPr>
-        <w:t xml:space="preserve">Column Name: credit_score </w:t>
+        <w:t xml:space="preserve">Column Name: </w:t>
+      </w:r>
+      <w:proofErr w:type="spellStart"/>
+      <w:r>
+        <w:rPr>
+          <w:rFonts w:ascii="Times New Roman" w:hAnsi="Times New Roman" w:cs="Times New Roman"/>
+          <w:b/>
+          <w:bCs/>
+          <w:color w:val="000000"/>
+          <w:sz w:val="28"/>
+          <w:szCs w:val="28"/>
+        </w:rPr>
+        <w:t>credit_score</w:t>
+      </w:r>
+      <w:proofErr w:type="spellEnd"/>
+      <w:r>
+        <w:rPr>
+          <w:rFonts w:ascii="Times New Roman" w:hAnsi="Times New Roman" w:cs="Times New Roman"/>
+          <w:b/>
+          <w:bCs/>
+          <w:color w:val="000000"/>
+          <w:sz w:val="28"/>
+          <w:szCs w:val="28"/>
+        </w:rPr>
+        <w:t xml:space="preserve"> </w:t>
       </w:r>
     </w:p>
     <w:p>
@@ -4225,6 +4570,7 @@
         </w:rPr>
         <w:t>&gt;</w:t>
       </w:r>
+      <w:proofErr w:type="spellStart"/>
       <w:r>
         <w:rPr>
           <w:rFonts w:ascii="Times New Roman" w:hAnsi="Times New Roman" w:cs="Times New Roman"/>
@@ -4235,6 +4581,7 @@
         </w:rPr>
         <w:t>person_age</w:t>
       </w:r>
+      <w:proofErr w:type="spellEnd"/>
     </w:p>
     <w:p>
       <w:pPr>
@@ -4282,6 +4629,7 @@
         </w:rPr>
         <w:t>&gt;</w:t>
       </w:r>
+      <w:proofErr w:type="spellStart"/>
       <w:r>
         <w:rPr>
           <w:rFonts w:ascii="Times New Roman" w:hAnsi="Times New Roman" w:cs="Times New Roman"/>
@@ -4292,6 +4640,7 @@
         </w:rPr>
         <w:t>person_income</w:t>
       </w:r>
+      <w:proofErr w:type="spellEnd"/>
     </w:p>
     <w:p>
       <w:pPr>
@@ -4339,6 +4688,7 @@
         </w:rPr>
         <w:t>&gt;</w:t>
       </w:r>
+      <w:proofErr w:type="spellStart"/>
       <w:r>
         <w:rPr>
           <w:rFonts w:ascii="Times New Roman" w:hAnsi="Times New Roman" w:cs="Times New Roman"/>
@@ -4349,6 +4699,7 @@
         </w:rPr>
         <w:t>person_emp_exp</w:t>
       </w:r>
+      <w:proofErr w:type="spellEnd"/>
     </w:p>
     <w:p>
       <w:pPr>
@@ -4396,6 +4747,7 @@
         </w:rPr>
         <w:t>&gt;</w:t>
       </w:r>
+      <w:proofErr w:type="spellStart"/>
       <w:r>
         <w:rPr>
           <w:rFonts w:ascii="Times New Roman" w:hAnsi="Times New Roman" w:cs="Times New Roman"/>
@@ -4406,6 +4758,7 @@
         </w:rPr>
         <w:t>loan_amnt</w:t>
       </w:r>
+      <w:proofErr w:type="spellEnd"/>
     </w:p>
     <w:p>
       <w:pPr>
@@ -4462,6 +4815,7 @@
         </w:rPr>
         <w:t>&gt;</w:t>
       </w:r>
+      <w:proofErr w:type="spellStart"/>
       <w:r>
         <w:rPr>
           <w:rFonts w:ascii="Times New Roman" w:hAnsi="Times New Roman" w:cs="Times New Roman"/>
@@ -4472,6 +4826,7 @@
         </w:rPr>
         <w:t>loan_int_rate</w:t>
       </w:r>
+      <w:proofErr w:type="spellEnd"/>
     </w:p>
     <w:p>
       <w:pPr>
@@ -4527,6 +4882,7 @@
         </w:rPr>
         <w:t>&gt;</w:t>
       </w:r>
+      <w:proofErr w:type="spellStart"/>
       <w:r>
         <w:rPr>
           <w:rFonts w:ascii="Times New Roman" w:hAnsi="Times New Roman" w:cs="Times New Roman"/>
@@ -4537,22 +4893,7 @@
         </w:rPr>
         <w:t>loan_percent_income</w:t>
       </w:r>
-    </w:p>
-    <w:p>
-      <w:pPr>
-        <w:rPr>
-          <w:rFonts w:ascii="Times New Roman" w:hAnsi="Times New Roman" w:cs="Times New Roman"/>
-          <w:sz w:val="28"/>
-          <w:szCs w:val="28"/>
-        </w:rPr>
-      </w:pPr>
-      <w:r>
-        <w:rPr>
-          <w:rStyle w:val="Strong"/>
-          <w:rFonts w:ascii="Times New Roman" w:hAnsi="Times New Roman" w:cs="Times New Roman"/>
-        </w:rPr>
-        <w:t>loan_percent_income</w:t>
-      </w:r>
+      <w:proofErr w:type="spellEnd"/>
       <w:r>
         <w:rPr>
           <w:rFonts w:ascii="Times New Roman" w:hAnsi="Times New Roman" w:cs="Times New Roman"/>
@@ -4603,6 +4944,7 @@
         </w:rPr>
         <w:t>&gt;</w:t>
       </w:r>
+      <w:proofErr w:type="spellStart"/>
       <w:r>
         <w:rPr>
           <w:rFonts w:ascii="Times New Roman" w:hAnsi="Times New Roman" w:cs="Times New Roman"/>
@@ -4613,6 +4955,7 @@
         </w:rPr>
         <w:t>cb_person_cred_hist_length</w:t>
       </w:r>
+      <w:proofErr w:type="spellEnd"/>
     </w:p>
     <w:p>
       <w:pPr>
@@ -4668,6 +5011,7 @@
         </w:rPr>
         <w:t>&gt;</w:t>
       </w:r>
+      <w:proofErr w:type="spellStart"/>
       <w:r>
         <w:rPr>
           <w:rFonts w:ascii="Times New Roman" w:hAnsi="Times New Roman" w:cs="Times New Roman"/>
@@ -4678,6 +5022,7 @@
         </w:rPr>
         <w:t>credit_score</w:t>
       </w:r>
+      <w:proofErr w:type="spellEnd"/>
     </w:p>
     <w:p>
       <w:pPr>
@@ -9812,7 +10157,7 @@
     <w:rPr>
       <w:rFonts w:ascii="Times New Roman" w:eastAsia="Times New Roman" w:hAnsi="Times New Roman" w:cs="Times New Roman"/>
       <w:kern w:val="0"/>
-      <w:lang w:val="en-PK" w:eastAsia="en-PK"/>
+      <w:lang/>
     </w:rPr>
   </w:style>
   <w:style w:type="character" w:styleId="Strong">
@@ -9933,14 +10278,14 @@
     <w:charset w:val="00"/>
     <w:family w:val="swiss"/>
     <w:pitch w:val="variable"/>
-    <w:sig w:usb0="E4002EFF" w:usb1="C000247B" w:usb2="00000009" w:usb3="00000000" w:csb0="000001FF" w:csb1="00000000"/>
+    <w:sig w:usb0="E4002EFF" w:usb1="C200247B" w:usb2="00000009" w:usb3="00000000" w:csb0="000001FF" w:csb1="00000000"/>
   </w:font>
   <w:font w:name="Calibri Light">
     <w:panose1 w:val="020F0302020204030204"/>
     <w:charset w:val="00"/>
     <w:family w:val="swiss"/>
     <w:pitch w:val="variable"/>
-    <w:sig w:usb0="E4002EFF" w:usb1="C000247B" w:usb2="00000009" w:usb3="00000000" w:csb0="000001FF" w:csb1="00000000"/>
+    <w:sig w:usb0="E4002EFF" w:usb1="C200247B" w:usb2="00000009" w:usb3="00000000" w:csb0="000001FF" w:csb1="00000000"/>
   </w:font>
   <w:font w:name="Liberation Sans">
     <w:altName w:val="Arial"/>
@@ -10002,6 +10347,7 @@
     <w:rsid w:val="005C0728"/>
     <w:rsid w:val="0064411B"/>
     <w:rsid w:val="008E111F"/>
+    <w:rsid w:val="009405AE"/>
     <w:rsid w:val="009A2CB6"/>
     <w:rsid w:val="00A12AC5"/>
     <w:rsid w:val="00D97258"/>

--- a/Documentation.docx
+++ b/Documentation.docx
@@ -278,13 +278,23 @@
                       <w:szCs w:val="22"/>
                     </w:rPr>
                   </w:pPr>
+                  <w:proofErr w:type="spellStart"/>
                   <w:r>
                     <w:rPr>
                       <w:color w:val="000000"/>
                       <w:sz w:val="22"/>
                       <w:szCs w:val="22"/>
                     </w:rPr>
-                    <w:t>Azfar Adnan - 241980037</w:t>
+                    <w:t>Azfar</w:t>
+                  </w:r>
+                  <w:proofErr w:type="spellEnd"/>
+                  <w:r>
+                    <w:rPr>
+                      <w:color w:val="000000"/>
+                      <w:sz w:val="22"/>
+                      <w:szCs w:val="22"/>
+                    </w:rPr>
+                    <w:t xml:space="preserve"> Adnan - 241980037</w:t>
                   </w:r>
                 </w:p>
                 <w:p>
@@ -313,13 +323,23 @@
                       <w:szCs w:val="22"/>
                     </w:rPr>
                   </w:pPr>
+                  <w:proofErr w:type="spellStart"/>
                   <w:r>
                     <w:rPr>
                       <w:color w:val="000000"/>
                       <w:sz w:val="22"/>
                       <w:szCs w:val="22"/>
                     </w:rPr>
-                    <w:t>Sayam - 241980044</w:t>
+                    <w:t>Sayam</w:t>
+                  </w:r>
+                  <w:proofErr w:type="spellEnd"/>
+                  <w:r>
+                    <w:rPr>
+                      <w:color w:val="000000"/>
+                      <w:sz w:val="22"/>
+                      <w:szCs w:val="22"/>
+                    </w:rPr>
+                    <w:t xml:space="preserve"> - 241980044</w:t>
                   </w:r>
                 </w:p>
               </w:txbxContent>
@@ -440,12 +460,14 @@
           <w:rFonts w:ascii="Times New Roman" w:hAnsi="Times New Roman" w:cs="Times New Roman"/>
         </w:rPr>
       </w:pPr>
+      <w:proofErr w:type="spellStart"/>
       <w:r>
         <w:rPr>
           <w:rFonts w:ascii="Times New Roman" w:hAnsi="Times New Roman" w:cs="Times New Roman"/>
         </w:rPr>
         <w:t>person_age</w:t>
       </w:r>
+      <w:proofErr w:type="spellEnd"/>
     </w:p>
     <w:p>
       <w:pPr>
@@ -458,12 +480,14 @@
           <w:rFonts w:ascii="Times New Roman" w:hAnsi="Times New Roman" w:cs="Times New Roman"/>
         </w:rPr>
       </w:pPr>
+      <w:proofErr w:type="spellStart"/>
       <w:r>
         <w:rPr>
           <w:rFonts w:ascii="Times New Roman" w:hAnsi="Times New Roman" w:cs="Times New Roman"/>
         </w:rPr>
         <w:t>person_gender</w:t>
       </w:r>
+      <w:proofErr w:type="spellEnd"/>
     </w:p>
     <w:p>
       <w:pPr>
@@ -476,12 +500,14 @@
           <w:rFonts w:ascii="Times New Roman" w:hAnsi="Times New Roman" w:cs="Times New Roman"/>
         </w:rPr>
       </w:pPr>
+      <w:proofErr w:type="spellStart"/>
       <w:r>
         <w:rPr>
           <w:rFonts w:ascii="Times New Roman" w:hAnsi="Times New Roman" w:cs="Times New Roman"/>
         </w:rPr>
         <w:t>person_education</w:t>
       </w:r>
+      <w:proofErr w:type="spellEnd"/>
     </w:p>
     <w:p>
       <w:pPr>
@@ -494,12 +520,14 @@
           <w:rFonts w:ascii="Times New Roman" w:hAnsi="Times New Roman" w:cs="Times New Roman"/>
         </w:rPr>
       </w:pPr>
+      <w:proofErr w:type="spellStart"/>
       <w:r>
         <w:rPr>
           <w:rFonts w:ascii="Times New Roman" w:hAnsi="Times New Roman" w:cs="Times New Roman"/>
         </w:rPr>
         <w:t>person_income</w:t>
       </w:r>
+      <w:proofErr w:type="spellEnd"/>
     </w:p>
     <w:p>
       <w:pPr>
@@ -512,12 +540,14 @@
           <w:rFonts w:ascii="Times New Roman" w:hAnsi="Times New Roman" w:cs="Times New Roman"/>
         </w:rPr>
       </w:pPr>
+      <w:proofErr w:type="spellStart"/>
       <w:r>
         <w:rPr>
           <w:rFonts w:ascii="Times New Roman" w:hAnsi="Times New Roman" w:cs="Times New Roman"/>
         </w:rPr>
         <w:t>person_emp_exp</w:t>
       </w:r>
+      <w:proofErr w:type="spellEnd"/>
     </w:p>
     <w:p>
       <w:pPr>
@@ -530,12 +560,14 @@
           <w:rFonts w:ascii="Times New Roman" w:hAnsi="Times New Roman" w:cs="Times New Roman"/>
         </w:rPr>
       </w:pPr>
+      <w:proofErr w:type="spellStart"/>
       <w:r>
         <w:rPr>
           <w:rFonts w:ascii="Times New Roman" w:hAnsi="Times New Roman" w:cs="Times New Roman"/>
         </w:rPr>
         <w:t>person_home_ownership</w:t>
       </w:r>
+      <w:proofErr w:type="spellEnd"/>
     </w:p>
     <w:p>
       <w:pPr>
@@ -548,12 +580,14 @@
           <w:rFonts w:ascii="Times New Roman" w:hAnsi="Times New Roman" w:cs="Times New Roman"/>
         </w:rPr>
       </w:pPr>
+      <w:proofErr w:type="spellStart"/>
       <w:r>
         <w:rPr>
           <w:rFonts w:ascii="Times New Roman" w:hAnsi="Times New Roman" w:cs="Times New Roman"/>
         </w:rPr>
         <w:t>loan_amnt</w:t>
       </w:r>
+      <w:proofErr w:type="spellEnd"/>
     </w:p>
     <w:p>
       <w:pPr>
@@ -566,12 +600,14 @@
           <w:rFonts w:ascii="Times New Roman" w:hAnsi="Times New Roman" w:cs="Times New Roman"/>
         </w:rPr>
       </w:pPr>
+      <w:proofErr w:type="spellStart"/>
       <w:r>
         <w:rPr>
           <w:rFonts w:ascii="Times New Roman" w:hAnsi="Times New Roman" w:cs="Times New Roman"/>
         </w:rPr>
         <w:t>loan_intent</w:t>
       </w:r>
+      <w:proofErr w:type="spellEnd"/>
     </w:p>
     <w:p>
       <w:pPr>
@@ -584,12 +620,14 @@
           <w:rFonts w:ascii="Times New Roman" w:hAnsi="Times New Roman" w:cs="Times New Roman"/>
         </w:rPr>
       </w:pPr>
+      <w:proofErr w:type="spellStart"/>
       <w:r>
         <w:rPr>
           <w:rFonts w:ascii="Times New Roman" w:hAnsi="Times New Roman" w:cs="Times New Roman"/>
         </w:rPr>
         <w:t>loan_int_rate</w:t>
       </w:r>
+      <w:proofErr w:type="spellEnd"/>
     </w:p>
     <w:p>
       <w:pPr>
@@ -602,12 +640,14 @@
           <w:rFonts w:ascii="Times New Roman" w:hAnsi="Times New Roman" w:cs="Times New Roman"/>
         </w:rPr>
       </w:pPr>
+      <w:proofErr w:type="spellStart"/>
       <w:r>
         <w:rPr>
           <w:rFonts w:ascii="Times New Roman" w:hAnsi="Times New Roman" w:cs="Times New Roman"/>
         </w:rPr>
         <w:t>loan_percent_income</w:t>
       </w:r>
+      <w:proofErr w:type="spellEnd"/>
     </w:p>
     <w:p>
       <w:pPr>
@@ -620,12 +660,14 @@
           <w:rFonts w:ascii="Times New Roman" w:hAnsi="Times New Roman" w:cs="Times New Roman"/>
         </w:rPr>
       </w:pPr>
+      <w:proofErr w:type="spellStart"/>
       <w:r>
         <w:rPr>
           <w:rFonts w:ascii="Times New Roman" w:hAnsi="Times New Roman" w:cs="Times New Roman"/>
         </w:rPr>
         <w:t>cb_person_cred_hist_length</w:t>
       </w:r>
+      <w:proofErr w:type="spellEnd"/>
     </w:p>
     <w:p>
       <w:pPr>
@@ -638,12 +680,14 @@
           <w:rFonts w:ascii="Times New Roman" w:hAnsi="Times New Roman" w:cs="Times New Roman"/>
         </w:rPr>
       </w:pPr>
+      <w:proofErr w:type="spellStart"/>
       <w:r>
         <w:rPr>
           <w:rFonts w:ascii="Times New Roman" w:hAnsi="Times New Roman" w:cs="Times New Roman"/>
         </w:rPr>
         <w:t>credit_score</w:t>
       </w:r>
+      <w:proofErr w:type="spellEnd"/>
     </w:p>
     <w:p>
       <w:pPr>
@@ -656,12 +700,14 @@
           <w:rFonts w:ascii="Times New Roman" w:hAnsi="Times New Roman" w:cs="Times New Roman"/>
         </w:rPr>
       </w:pPr>
+      <w:proofErr w:type="spellStart"/>
       <w:r>
         <w:rPr>
           <w:rFonts w:ascii="Times New Roman" w:hAnsi="Times New Roman" w:cs="Times New Roman"/>
         </w:rPr>
         <w:t>previous_loan_defaults_on_file</w:t>
       </w:r>
+      <w:proofErr w:type="spellEnd"/>
     </w:p>
     <w:p>
       <w:pPr>
@@ -674,11 +720,19 @@
           <w:rFonts w:ascii="Times New Roman" w:hAnsi="Times New Roman" w:cs="Times New Roman"/>
         </w:rPr>
       </w:pPr>
-      <w:r>
-        <w:rPr>
-          <w:rFonts w:ascii="Times New Roman" w:hAnsi="Times New Roman" w:cs="Times New Roman"/>
-        </w:rPr>
-        <w:t xml:space="preserve">loan_status </w:t>
+      <w:proofErr w:type="spellStart"/>
+      <w:r>
+        <w:rPr>
+          <w:rFonts w:ascii="Times New Roman" w:hAnsi="Times New Roman" w:cs="Times New Roman"/>
+        </w:rPr>
+        <w:t>loan_status</w:t>
+      </w:r>
+      <w:proofErr w:type="spellEnd"/>
+      <w:r>
+        <w:rPr>
+          <w:rFonts w:ascii="Times New Roman" w:hAnsi="Times New Roman" w:cs="Times New Roman"/>
+        </w:rPr>
+        <w:t xml:space="preserve"> </w:t>
       </w:r>
     </w:p>
     <w:p>
@@ -990,8 +1044,19 @@
           <w:iCs/>
           <w:color w:val="auto"/>
         </w:rPr>
-        <w:t>1. person_age</w:t>
-      </w:r>
+        <w:t xml:space="preserve">1. </w:t>
+      </w:r>
+      <w:proofErr w:type="spellStart"/>
+      <w:r>
+        <w:rPr>
+          <w:rFonts w:ascii="Times New Roman" w:hAnsi="Times New Roman" w:cs="Times New Roman"/>
+          <w:i/>
+          <w:iCs/>
+          <w:color w:val="auto"/>
+        </w:rPr>
+        <w:t>person_age</w:t>
+      </w:r>
+      <w:proofErr w:type="spellEnd"/>
     </w:p>
     <w:p>
       <w:pPr>
@@ -1070,8 +1135,19 @@
           <w:iCs/>
           <w:color w:val="auto"/>
         </w:rPr>
-        <w:t>2. person_income</w:t>
-      </w:r>
+        <w:t xml:space="preserve">2. </w:t>
+      </w:r>
+      <w:proofErr w:type="spellStart"/>
+      <w:r>
+        <w:rPr>
+          <w:rFonts w:ascii="Times New Roman" w:hAnsi="Times New Roman" w:cs="Times New Roman"/>
+          <w:i/>
+          <w:iCs/>
+          <w:color w:val="auto"/>
+        </w:rPr>
+        <w:t>person_income</w:t>
+      </w:r>
+      <w:proofErr w:type="spellEnd"/>
     </w:p>
     <w:p>
       <w:pPr>
@@ -1150,8 +1226,19 @@
           <w:iCs/>
           <w:color w:val="auto"/>
         </w:rPr>
-        <w:t>3. person_emp_exp</w:t>
-      </w:r>
+        <w:t xml:space="preserve">3. </w:t>
+      </w:r>
+      <w:proofErr w:type="spellStart"/>
+      <w:r>
+        <w:rPr>
+          <w:rFonts w:ascii="Times New Roman" w:hAnsi="Times New Roman" w:cs="Times New Roman"/>
+          <w:i/>
+          <w:iCs/>
+          <w:color w:val="auto"/>
+        </w:rPr>
+        <w:t>person_emp_exp</w:t>
+      </w:r>
+      <w:proofErr w:type="spellEnd"/>
     </w:p>
     <w:p>
       <w:pPr>
@@ -1230,8 +1317,19 @@
           <w:iCs/>
           <w:color w:val="auto"/>
         </w:rPr>
-        <w:t>4. loan_amnt</w:t>
-      </w:r>
+        <w:t xml:space="preserve">4. </w:t>
+      </w:r>
+      <w:proofErr w:type="spellStart"/>
+      <w:r>
+        <w:rPr>
+          <w:rFonts w:ascii="Times New Roman" w:hAnsi="Times New Roman" w:cs="Times New Roman"/>
+          <w:i/>
+          <w:iCs/>
+          <w:color w:val="auto"/>
+        </w:rPr>
+        <w:t>loan_amnt</w:t>
+      </w:r>
+      <w:proofErr w:type="spellEnd"/>
     </w:p>
     <w:p>
       <w:pPr>
@@ -1311,8 +1409,19 @@
           <w:color w:val="auto"/>
         </w:rPr>
         <w:lastRenderedPageBreak/>
-        <w:t>5. loan_int_rate</w:t>
-      </w:r>
+        <w:t xml:space="preserve">5. </w:t>
+      </w:r>
+      <w:proofErr w:type="spellStart"/>
+      <w:r>
+        <w:rPr>
+          <w:rFonts w:ascii="Times New Roman" w:hAnsi="Times New Roman" w:cs="Times New Roman"/>
+          <w:i/>
+          <w:iCs/>
+          <w:color w:val="auto"/>
+        </w:rPr>
+        <w:t>loan_int_rate</w:t>
+      </w:r>
+      <w:proofErr w:type="spellEnd"/>
     </w:p>
     <w:p>
       <w:pPr>
@@ -1391,8 +1500,19 @@
           <w:iCs/>
           <w:color w:val="auto"/>
         </w:rPr>
-        <w:t>6. loan_percent_income</w:t>
-      </w:r>
+        <w:t xml:space="preserve">6. </w:t>
+      </w:r>
+      <w:proofErr w:type="spellStart"/>
+      <w:r>
+        <w:rPr>
+          <w:rFonts w:ascii="Times New Roman" w:hAnsi="Times New Roman" w:cs="Times New Roman"/>
+          <w:i/>
+          <w:iCs/>
+          <w:color w:val="auto"/>
+        </w:rPr>
+        <w:t>loan_percent_income</w:t>
+      </w:r>
+      <w:proofErr w:type="spellEnd"/>
     </w:p>
     <w:p>
       <w:pPr>
@@ -1471,8 +1591,19 @@
           <w:iCs/>
           <w:color w:val="auto"/>
         </w:rPr>
-        <w:t>7. cb_person_cred_hist_length</w:t>
-      </w:r>
+        <w:t xml:space="preserve">7. </w:t>
+      </w:r>
+      <w:proofErr w:type="spellStart"/>
+      <w:r>
+        <w:rPr>
+          <w:rFonts w:ascii="Times New Roman" w:hAnsi="Times New Roman" w:cs="Times New Roman"/>
+          <w:i/>
+          <w:iCs/>
+          <w:color w:val="auto"/>
+        </w:rPr>
+        <w:t>cb_person_cred_hist_length</w:t>
+      </w:r>
+      <w:proofErr w:type="spellEnd"/>
     </w:p>
     <w:p>
       <w:pPr>
@@ -1551,8 +1682,19 @@
           <w:iCs/>
           <w:color w:val="auto"/>
         </w:rPr>
-        <w:t>8. credit_score</w:t>
-      </w:r>
+        <w:t xml:space="preserve">8. </w:t>
+      </w:r>
+      <w:proofErr w:type="spellStart"/>
+      <w:r>
+        <w:rPr>
+          <w:rFonts w:ascii="Times New Roman" w:hAnsi="Times New Roman" w:cs="Times New Roman"/>
+          <w:i/>
+          <w:iCs/>
+          <w:color w:val="auto"/>
+        </w:rPr>
+        <w:t>credit_score</w:t>
+      </w:r>
+      <w:proofErr w:type="spellEnd"/>
     </w:p>
     <w:p>
       <w:pPr>
@@ -1645,6 +1787,7 @@
           <w:szCs w:val="28"/>
         </w:rPr>
       </w:pPr>
+      <w:proofErr w:type="spellStart"/>
       <w:r>
         <w:rPr>
           <w:rFonts w:ascii="Times New Roman" w:hAnsi="Times New Roman" w:cs="Times New Roman"/>
@@ -1655,6 +1798,7 @@
         </w:rPr>
         <w:t>person_gender</w:t>
       </w:r>
+      <w:proofErr w:type="spellEnd"/>
     </w:p>
     <w:p>
       <w:pPr>
@@ -1687,6 +1831,7 @@
           <w:szCs w:val="28"/>
         </w:rPr>
       </w:pPr>
+      <w:proofErr w:type="spellStart"/>
       <w:r>
         <w:rPr>
           <w:rFonts w:ascii="Times New Roman" w:hAnsi="Times New Roman" w:cs="Times New Roman"/>
@@ -1697,6 +1842,7 @@
         </w:rPr>
         <w:t>person_education</w:t>
       </w:r>
+      <w:proofErr w:type="spellEnd"/>
     </w:p>
     <w:p>
       <w:pPr>
@@ -1729,6 +1875,7 @@
           <w:szCs w:val="28"/>
         </w:rPr>
       </w:pPr>
+      <w:proofErr w:type="spellStart"/>
       <w:r>
         <w:rPr>
           <w:rFonts w:ascii="Times New Roman" w:hAnsi="Times New Roman" w:cs="Times New Roman"/>
@@ -1739,6 +1886,7 @@
         </w:rPr>
         <w:t>person_home_ownership</w:t>
       </w:r>
+      <w:proofErr w:type="spellEnd"/>
     </w:p>
     <w:p>
       <w:pPr>
@@ -1771,6 +1919,7 @@
           <w:szCs w:val="28"/>
         </w:rPr>
       </w:pPr>
+      <w:proofErr w:type="spellStart"/>
       <w:r>
         <w:rPr>
           <w:rFonts w:ascii="Times New Roman" w:hAnsi="Times New Roman" w:cs="Times New Roman"/>
@@ -1782,6 +1931,7 @@
         <w:lastRenderedPageBreak/>
         <w:t>loan_intent</w:t>
       </w:r>
+      <w:proofErr w:type="spellEnd"/>
     </w:p>
     <w:p>
       <w:pPr>
@@ -1814,6 +1964,7 @@
           <w:szCs w:val="28"/>
         </w:rPr>
       </w:pPr>
+      <w:proofErr w:type="spellStart"/>
       <w:r>
         <w:rPr>
           <w:rFonts w:ascii="Times New Roman" w:hAnsi="Times New Roman" w:cs="Times New Roman"/>
@@ -1824,6 +1975,7 @@
         </w:rPr>
         <w:t>previous_loan_defaults_on_file</w:t>
       </w:r>
+      <w:proofErr w:type="spellEnd"/>
     </w:p>
     <w:p>
       <w:pPr>
@@ -1856,6 +2008,7 @@
           <w:szCs w:val="28"/>
         </w:rPr>
       </w:pPr>
+      <w:proofErr w:type="spellStart"/>
       <w:r>
         <w:rPr>
           <w:rFonts w:ascii="Times New Roman" w:hAnsi="Times New Roman" w:cs="Times New Roman"/>
@@ -1866,6 +2019,7 @@
         </w:rPr>
         <w:t>loan_status</w:t>
       </w:r>
+      <w:proofErr w:type="spellEnd"/>
     </w:p>
     <w:p>
       <w:pPr>
@@ -2033,6 +2187,7 @@
         </w:rPr>
         <w:t xml:space="preserve"> </w:t>
       </w:r>
+      <w:proofErr w:type="spellStart"/>
       <w:r>
         <w:rPr>
           <w:rFonts w:ascii="Times New Roman" w:hAnsi="Times New Roman" w:cs="Times New Roman"/>
@@ -2042,7 +2197,19 @@
           <w:sz w:val="28"/>
           <w:szCs w:val="28"/>
         </w:rPr>
-        <w:t xml:space="preserve">person_age </w:t>
+        <w:t>person_age</w:t>
+      </w:r>
+      <w:proofErr w:type="spellEnd"/>
+      <w:r>
+        <w:rPr>
+          <w:rFonts w:ascii="Times New Roman" w:hAnsi="Times New Roman" w:cs="Times New Roman"/>
+          <w:b/>
+          <w:bCs/>
+          <w:color w:val="000000"/>
+          <w:sz w:val="28"/>
+          <w:szCs w:val="28"/>
+        </w:rPr>
+        <w:t xml:space="preserve"> </w:t>
       </w:r>
     </w:p>
     <w:p>
@@ -2362,7 +2529,31 @@
           <w:sz w:val="28"/>
           <w:szCs w:val="28"/>
         </w:rPr>
-        <w:t xml:space="preserve">Column Name: person_income </w:t>
+        <w:t xml:space="preserve">Column Name: </w:t>
+      </w:r>
+      <w:proofErr w:type="spellStart"/>
+      <w:r>
+        <w:rPr>
+          <w:rFonts w:ascii="Times New Roman" w:hAnsi="Times New Roman" w:cs="Times New Roman"/>
+          <w:b/>
+          <w:bCs/>
+          <w:color w:val="000000"/>
+          <w:sz w:val="28"/>
+          <w:szCs w:val="28"/>
+        </w:rPr>
+        <w:t>person_income</w:t>
+      </w:r>
+      <w:proofErr w:type="spellEnd"/>
+      <w:r>
+        <w:rPr>
+          <w:rFonts w:ascii="Times New Roman" w:hAnsi="Times New Roman" w:cs="Times New Roman"/>
+          <w:b/>
+          <w:bCs/>
+          <w:color w:val="000000"/>
+          <w:sz w:val="28"/>
+          <w:szCs w:val="28"/>
+        </w:rPr>
+        <w:t xml:space="preserve"> </w:t>
       </w:r>
     </w:p>
     <w:p>
@@ -2636,7 +2827,31 @@
           <w:sz w:val="28"/>
           <w:szCs w:val="28"/>
         </w:rPr>
-        <w:t xml:space="preserve">Column Name: person_emp_exp </w:t>
+        <w:t xml:space="preserve">Column Name: </w:t>
+      </w:r>
+      <w:proofErr w:type="spellStart"/>
+      <w:r>
+        <w:rPr>
+          <w:rFonts w:ascii="Times New Roman" w:hAnsi="Times New Roman" w:cs="Times New Roman"/>
+          <w:b/>
+          <w:bCs/>
+          <w:color w:val="000000"/>
+          <w:sz w:val="28"/>
+          <w:szCs w:val="28"/>
+        </w:rPr>
+        <w:t>person_emp_exp</w:t>
+      </w:r>
+      <w:proofErr w:type="spellEnd"/>
+      <w:r>
+        <w:rPr>
+          <w:rFonts w:ascii="Times New Roman" w:hAnsi="Times New Roman" w:cs="Times New Roman"/>
+          <w:b/>
+          <w:bCs/>
+          <w:color w:val="000000"/>
+          <w:sz w:val="28"/>
+          <w:szCs w:val="28"/>
+        </w:rPr>
+        <w:t xml:space="preserve"> </w:t>
       </w:r>
     </w:p>
     <w:p>
@@ -2920,7 +3135,31 @@
           <w:sz w:val="28"/>
           <w:szCs w:val="28"/>
         </w:rPr>
-        <w:t xml:space="preserve">Column Name: loan_amnt </w:t>
+        <w:t xml:space="preserve">Column Name: </w:t>
+      </w:r>
+      <w:proofErr w:type="spellStart"/>
+      <w:r>
+        <w:rPr>
+          <w:rFonts w:ascii="Times New Roman" w:hAnsi="Times New Roman" w:cs="Times New Roman"/>
+          <w:b/>
+          <w:bCs/>
+          <w:color w:val="000000"/>
+          <w:sz w:val="28"/>
+          <w:szCs w:val="28"/>
+        </w:rPr>
+        <w:t>loan_amnt</w:t>
+      </w:r>
+      <w:proofErr w:type="spellEnd"/>
+      <w:r>
+        <w:rPr>
+          <w:rFonts w:ascii="Times New Roman" w:hAnsi="Times New Roman" w:cs="Times New Roman"/>
+          <w:b/>
+          <w:bCs/>
+          <w:color w:val="000000"/>
+          <w:sz w:val="28"/>
+          <w:szCs w:val="28"/>
+        </w:rPr>
+        <w:t xml:space="preserve"> </w:t>
       </w:r>
     </w:p>
     <w:p>
@@ -3187,7 +3426,31 @@
           <w:szCs w:val="28"/>
         </w:rPr>
         <w:lastRenderedPageBreak/>
-        <w:t xml:space="preserve">Column Name: loan_int_rate </w:t>
+        <w:t xml:space="preserve">Column Name: </w:t>
+      </w:r>
+      <w:proofErr w:type="spellStart"/>
+      <w:r>
+        <w:rPr>
+          <w:rFonts w:ascii="Times New Roman" w:hAnsi="Times New Roman" w:cs="Times New Roman"/>
+          <w:b/>
+          <w:bCs/>
+          <w:color w:val="000000"/>
+          <w:sz w:val="28"/>
+          <w:szCs w:val="28"/>
+        </w:rPr>
+        <w:t>loan_int_rate</w:t>
+      </w:r>
+      <w:proofErr w:type="spellEnd"/>
+      <w:r>
+        <w:rPr>
+          <w:rFonts w:ascii="Times New Roman" w:hAnsi="Times New Roman" w:cs="Times New Roman"/>
+          <w:b/>
+          <w:bCs/>
+          <w:color w:val="000000"/>
+          <w:sz w:val="28"/>
+          <w:szCs w:val="28"/>
+        </w:rPr>
+        <w:t xml:space="preserve"> </w:t>
       </w:r>
     </w:p>
     <w:p>
@@ -3483,7 +3746,31 @@
           <w:sz w:val="28"/>
           <w:szCs w:val="28"/>
         </w:rPr>
-        <w:t xml:space="preserve">Column Name: loan_percent_income </w:t>
+        <w:t xml:space="preserve">Column Name: </w:t>
+      </w:r>
+      <w:proofErr w:type="spellStart"/>
+      <w:r>
+        <w:rPr>
+          <w:rFonts w:ascii="Times New Roman" w:hAnsi="Times New Roman" w:cs="Times New Roman"/>
+          <w:b/>
+          <w:bCs/>
+          <w:color w:val="000000"/>
+          <w:sz w:val="28"/>
+          <w:szCs w:val="28"/>
+        </w:rPr>
+        <w:t>loan_percent_income</w:t>
+      </w:r>
+      <w:proofErr w:type="spellEnd"/>
+      <w:r>
+        <w:rPr>
+          <w:rFonts w:ascii="Times New Roman" w:hAnsi="Times New Roman" w:cs="Times New Roman"/>
+          <w:b/>
+          <w:bCs/>
+          <w:color w:val="000000"/>
+          <w:sz w:val="28"/>
+          <w:szCs w:val="28"/>
+        </w:rPr>
+        <w:t xml:space="preserve"> </w:t>
       </w:r>
     </w:p>
     <w:p>
@@ -3789,7 +4076,31 @@
           <w:sz w:val="28"/>
           <w:szCs w:val="28"/>
         </w:rPr>
-        <w:t xml:space="preserve">Column Name: cb_person_cred_hist_length </w:t>
+        <w:t xml:space="preserve">Column Name: </w:t>
+      </w:r>
+      <w:proofErr w:type="spellStart"/>
+      <w:r>
+        <w:rPr>
+          <w:rFonts w:ascii="Times New Roman" w:hAnsi="Times New Roman" w:cs="Times New Roman"/>
+          <w:b/>
+          <w:bCs/>
+          <w:color w:val="000000"/>
+          <w:sz w:val="28"/>
+          <w:szCs w:val="28"/>
+        </w:rPr>
+        <w:t>cb_person_cred_hist_length</w:t>
+      </w:r>
+      <w:proofErr w:type="spellEnd"/>
+      <w:r>
+        <w:rPr>
+          <w:rFonts w:ascii="Times New Roman" w:hAnsi="Times New Roman" w:cs="Times New Roman"/>
+          <w:b/>
+          <w:bCs/>
+          <w:color w:val="000000"/>
+          <w:sz w:val="28"/>
+          <w:szCs w:val="28"/>
+        </w:rPr>
+        <w:t xml:space="preserve"> </w:t>
       </w:r>
     </w:p>
     <w:p>
@@ -3872,19 +4183,29 @@
           <w:color w:val="000000"/>
         </w:rPr>
       </w:pPr>
+    </w:p>
+    <w:p>
+      <w:pPr>
+        <w:pStyle w:val="PreformattedText"/>
+        <w:spacing w:line="255" w:lineRule="atLeast"/>
+        <w:rPr>
+          <w:rFonts w:ascii="Times New Roman" w:hAnsi="Times New Roman" w:cs="Times New Roman"/>
+          <w:color w:val="000000"/>
+        </w:rPr>
+      </w:pPr>
       <w:r>
         <w:rPr>
           <w:rFonts w:ascii="Times New Roman" w:hAnsi="Times New Roman" w:cs="Times New Roman"/>
           <w:noProof/>
         </w:rPr>
         <w:drawing>
-          <wp:anchor distT="0" distB="0" distL="0" distR="0" simplePos="0" relativeHeight="251687424" behindDoc="1" locked="0" layoutInCell="0" allowOverlap="1" wp14:anchorId="341F9677" wp14:editId="5B0086CE">
+          <wp:anchor distT="0" distB="0" distL="0" distR="0" simplePos="0" relativeHeight="251687424" behindDoc="1" locked="0" layoutInCell="0" allowOverlap="1" wp14:anchorId="341F9677" wp14:editId="0F60E3AF">
             <wp:simplePos x="0" y="0"/>
             <wp:positionH relativeFrom="column">
-              <wp:posOffset>730250</wp:posOffset>
+              <wp:posOffset>698500</wp:posOffset>
             </wp:positionH>
             <wp:positionV relativeFrom="paragraph">
-              <wp:posOffset>-164465</wp:posOffset>
+              <wp:posOffset>22860</wp:posOffset>
             </wp:positionV>
             <wp:extent cx="4113530" cy="1847850"/>
             <wp:effectExtent l="0" t="0" r="0" b="0"/>
@@ -3936,16 +4257,6 @@
           </wp:anchor>
         </w:drawing>
       </w:r>
-    </w:p>
-    <w:p>
-      <w:pPr>
-        <w:pStyle w:val="PreformattedText"/>
-        <w:spacing w:line="255" w:lineRule="atLeast"/>
-        <w:rPr>
-          <w:rFonts w:ascii="Times New Roman" w:hAnsi="Times New Roman" w:cs="Times New Roman"/>
-          <w:color w:val="000000"/>
-        </w:rPr>
-      </w:pPr>
       <w:r>
         <w:rPr>
           <w:rFonts w:ascii="Times New Roman" w:hAnsi="Times New Roman" w:cs="Times New Roman"/>
@@ -3976,7 +4287,31 @@
           <w:sz w:val="28"/>
           <w:szCs w:val="28"/>
         </w:rPr>
-        <w:t xml:space="preserve">Column Name: credit_score </w:t>
+        <w:t xml:space="preserve">Column Name: </w:t>
+      </w:r>
+      <w:proofErr w:type="spellStart"/>
+      <w:r>
+        <w:rPr>
+          <w:rFonts w:ascii="Times New Roman" w:hAnsi="Times New Roman" w:cs="Times New Roman"/>
+          <w:b/>
+          <w:bCs/>
+          <w:color w:val="000000"/>
+          <w:sz w:val="28"/>
+          <w:szCs w:val="28"/>
+        </w:rPr>
+        <w:t>credit_score</w:t>
+      </w:r>
+      <w:proofErr w:type="spellEnd"/>
+      <w:r>
+        <w:rPr>
+          <w:rFonts w:ascii="Times New Roman" w:hAnsi="Times New Roman" w:cs="Times New Roman"/>
+          <w:b/>
+          <w:bCs/>
+          <w:color w:val="000000"/>
+          <w:sz w:val="28"/>
+          <w:szCs w:val="28"/>
+        </w:rPr>
+        <w:t xml:space="preserve"> </w:t>
       </w:r>
     </w:p>
     <w:p>
@@ -4225,6 +4560,7 @@
         </w:rPr>
         <w:t>&gt;</w:t>
       </w:r>
+      <w:proofErr w:type="spellStart"/>
       <w:r>
         <w:rPr>
           <w:rFonts w:ascii="Times New Roman" w:hAnsi="Times New Roman" w:cs="Times New Roman"/>
@@ -4235,6 +4571,7 @@
         </w:rPr>
         <w:t>person_age</w:t>
       </w:r>
+      <w:proofErr w:type="spellEnd"/>
     </w:p>
     <w:p>
       <w:pPr>
@@ -4282,6 +4619,7 @@
         </w:rPr>
         <w:t>&gt;</w:t>
       </w:r>
+      <w:proofErr w:type="spellStart"/>
       <w:r>
         <w:rPr>
           <w:rFonts w:ascii="Times New Roman" w:hAnsi="Times New Roman" w:cs="Times New Roman"/>
@@ -4292,6 +4630,7 @@
         </w:rPr>
         <w:t>person_income</w:t>
       </w:r>
+      <w:proofErr w:type="spellEnd"/>
     </w:p>
     <w:p>
       <w:pPr>
@@ -4339,6 +4678,7 @@
         </w:rPr>
         <w:t>&gt;</w:t>
       </w:r>
+      <w:proofErr w:type="spellStart"/>
       <w:r>
         <w:rPr>
           <w:rFonts w:ascii="Times New Roman" w:hAnsi="Times New Roman" w:cs="Times New Roman"/>
@@ -4349,6 +4689,7 @@
         </w:rPr>
         <w:t>person_emp_exp</w:t>
       </w:r>
+      <w:proofErr w:type="spellEnd"/>
     </w:p>
     <w:p>
       <w:pPr>
@@ -4396,6 +4737,7 @@
         </w:rPr>
         <w:t>&gt;</w:t>
       </w:r>
+      <w:proofErr w:type="spellStart"/>
       <w:r>
         <w:rPr>
           <w:rFonts w:ascii="Times New Roman" w:hAnsi="Times New Roman" w:cs="Times New Roman"/>
@@ -4406,6 +4748,7 @@
         </w:rPr>
         <w:t>loan_amnt</w:t>
       </w:r>
+      <w:proofErr w:type="spellEnd"/>
     </w:p>
     <w:p>
       <w:pPr>
@@ -4462,6 +4805,7 @@
         </w:rPr>
         <w:t>&gt;</w:t>
       </w:r>
+      <w:proofErr w:type="spellStart"/>
       <w:r>
         <w:rPr>
           <w:rFonts w:ascii="Times New Roman" w:hAnsi="Times New Roman" w:cs="Times New Roman"/>
@@ -4472,6 +4816,7 @@
         </w:rPr>
         <w:t>loan_int_rate</w:t>
       </w:r>
+      <w:proofErr w:type="spellEnd"/>
     </w:p>
     <w:p>
       <w:pPr>
@@ -4527,6 +4872,7 @@
         </w:rPr>
         <w:t>&gt;</w:t>
       </w:r>
+      <w:proofErr w:type="spellStart"/>
       <w:r>
         <w:rPr>
           <w:rFonts w:ascii="Times New Roman" w:hAnsi="Times New Roman" w:cs="Times New Roman"/>
@@ -4537,15 +4883,17 @@
         </w:rPr>
         <w:t>loan_percent_income</w:t>
       </w:r>
-    </w:p>
-    <w:p>
-      <w:pPr>
-        <w:rPr>
-          <w:rFonts w:ascii="Times New Roman" w:hAnsi="Times New Roman" w:cs="Times New Roman"/>
-          <w:sz w:val="28"/>
-          <w:szCs w:val="28"/>
-        </w:rPr>
-      </w:pPr>
+      <w:proofErr w:type="spellEnd"/>
+    </w:p>
+    <w:p>
+      <w:pPr>
+        <w:rPr>
+          <w:rFonts w:ascii="Times New Roman" w:hAnsi="Times New Roman" w:cs="Times New Roman"/>
+          <w:sz w:val="28"/>
+          <w:szCs w:val="28"/>
+        </w:rPr>
+      </w:pPr>
+      <w:proofErr w:type="spellStart"/>
       <w:r>
         <w:rPr>
           <w:rStyle w:val="Strong"/>
@@ -4553,6 +4901,7 @@
         </w:rPr>
         <w:t>loan_percent_income</w:t>
       </w:r>
+      <w:proofErr w:type="spellEnd"/>
       <w:r>
         <w:rPr>
           <w:rFonts w:ascii="Times New Roman" w:hAnsi="Times New Roman" w:cs="Times New Roman"/>
@@ -4603,6 +4952,7 @@
         </w:rPr>
         <w:t>&gt;</w:t>
       </w:r>
+      <w:proofErr w:type="spellStart"/>
       <w:r>
         <w:rPr>
           <w:rFonts w:ascii="Times New Roman" w:hAnsi="Times New Roman" w:cs="Times New Roman"/>
@@ -4613,6 +4963,7 @@
         </w:rPr>
         <w:t>cb_person_cred_hist_length</w:t>
       </w:r>
+      <w:proofErr w:type="spellEnd"/>
     </w:p>
     <w:p>
       <w:pPr>
@@ -4668,6 +5019,7 @@
         </w:rPr>
         <w:t>&gt;</w:t>
       </w:r>
+      <w:proofErr w:type="spellStart"/>
       <w:r>
         <w:rPr>
           <w:rFonts w:ascii="Times New Roman" w:hAnsi="Times New Roman" w:cs="Times New Roman"/>
@@ -4678,6 +5030,7 @@
         </w:rPr>
         <w:t>credit_score</w:t>
       </w:r>
+      <w:proofErr w:type="spellEnd"/>
     </w:p>
     <w:p>
       <w:pPr>
@@ -10001,6 +10354,7 @@
     <w:rsid w:val="005329DC"/>
     <w:rsid w:val="005C0728"/>
     <w:rsid w:val="0064411B"/>
+    <w:rsid w:val="00856B7F"/>
     <w:rsid w:val="008E111F"/>
     <w:rsid w:val="009A2CB6"/>
     <w:rsid w:val="00A12AC5"/>
